--- a/docs/index.docx
+++ b/docs/index.docx
@@ -1305,7 +1305,7 @@
               <a:graphicData uri="http://schemas.openxmlformats.org/drawingml/2006/picture">
                 <pic:pic>
                   <pic:nvPicPr>
-                    <pic:cNvPr descr="index_files/figure-docx/Scripts-ProcessingScripts-02_posthoc-viz-md-output-2.png" id="40" name="Picture"/>
+                    <pic:cNvPr descr="index_files/figure-docx/Scripts-ProcessingScripts-02_posthoc-viz-md-output-1.png" id="40" name="Picture"/>
                     <pic:cNvPicPr>
                       <a:picLocks noChangeArrowheads="1" noChangeAspect="1"/>
                     </pic:cNvPicPr>
@@ -1743,19 +1743,19 @@
               <w:jc w:val="right"/>
             </w:pPr>
             <w:r>
-              <w:t xml:space="preserve">NA</w:t>
-            </w:r>
-          </w:p>
-        </w:tc>
-        <w:tc>
-          <w:tcPr/>
-          <w:p>
-            <w:pPr>
-              <w:pStyle w:val="Compact"/>
-              <w:jc w:val="right"/>
-            </w:pPr>
-            <w:r>
-              <w:t xml:space="preserve">NA</w:t>
+              <w:t xml:space="preserve">40.17</w:t>
+            </w:r>
+          </w:p>
+        </w:tc>
+        <w:tc>
+          <w:tcPr/>
+          <w:p>
+            <w:pPr>
+              <w:pStyle w:val="Compact"/>
+              <w:jc w:val="right"/>
+            </w:pPr>
+            <w:r>
+              <w:t xml:space="preserve">15.4</w:t>
             </w:r>
           </w:p>
         </w:tc>
@@ -2126,19 +2126,19 @@
               <w:jc w:val="right"/>
             </w:pPr>
             <w:r>
-              <w:t xml:space="preserve">0</w:t>
-            </w:r>
-          </w:p>
-        </w:tc>
-        <w:tc>
-          <w:tcPr/>
-          <w:p>
-            <w:pPr>
-              <w:pStyle w:val="Compact"/>
-              <w:jc w:val="right"/>
-            </w:pPr>
-            <w:r>
-              <w:t xml:space="preserve">NaN</w:t>
+              <w:t xml:space="preserve">200</w:t>
+            </w:r>
+          </w:p>
+        </w:tc>
+        <w:tc>
+          <w:tcPr/>
+          <w:p>
+            <w:pPr>
+              <w:pStyle w:val="Compact"/>
+              <w:jc w:val="right"/>
+            </w:pPr>
+            <w:r>
+              <w:t xml:space="preserve">15.4</w:t>
             </w:r>
           </w:p>
         </w:tc>

--- a/docs/index.docx
+++ b/docs/index.docx
@@ -851,6 +851,32 @@
               <w:jc w:val="left"/>
             </w:pPr>
             <w:r>
+              <w:t xml:space="preserve">Excluídos por missings (&gt; 5 em Q1-Q26)</w:t>
+            </w:r>
+          </w:p>
+        </w:tc>
+        <w:tc>
+          <w:tcPr/>
+          <w:p>
+            <w:pPr>
+              <w:pStyle w:val="Compact"/>
+              <w:jc w:val="right"/>
+            </w:pPr>
+            <w:r>
+              <w:t xml:space="preserve">3</w:t>
+            </w:r>
+          </w:p>
+        </w:tc>
+      </w:tr>
+      <w:tr>
+        <w:tc>
+          <w:tcPr/>
+          <w:p>
+            <w:pPr>
+              <w:pStyle w:val="Compact"/>
+              <w:jc w:val="left"/>
+            </w:pPr>
+            <w:r>
               <w:t xml:space="preserve">Elegíveis para Nível 2</w:t>
             </w:r>
           </w:p>
@@ -863,7 +889,33 @@
               <w:jc w:val="right"/>
             </w:pPr>
             <w:r>
-              <w:t xml:space="preserve">1298</w:t>
+              <w:t xml:space="preserve">1295</w:t>
+            </w:r>
+          </w:p>
+        </w:tc>
+      </w:tr>
+      <w:tr>
+        <w:tc>
+          <w:tcPr/>
+          <w:p>
+            <w:pPr>
+              <w:pStyle w:val="Compact"/>
+              <w:jc w:val="left"/>
+            </w:pPr>
+            <w:r>
+              <w:t xml:space="preserve">NAs restantes na escala Q1-Q26</w:t>
+            </w:r>
+          </w:p>
+        </w:tc>
+        <w:tc>
+          <w:tcPr/>
+          <w:p>
+            <w:pPr>
+              <w:pStyle w:val="Compact"/>
+              <w:jc w:val="right"/>
+            </w:pPr>
+            <w:r>
+              <w:t xml:space="preserve">90</w:t>
             </w:r>
           </w:p>
         </w:tc>
@@ -897,7 +949,7 @@
       </w:hyperlink>
     </w:p>
     <w:bookmarkEnd w:id="25"/>
-    <w:bookmarkStart w:id="55" w:name="cálculo-dos-indicadores-cier-nível-2"/>
+    <w:bookmarkStart w:id="76" w:name="cálculo-dos-indicadores-cier-nível-2"/>
     <w:p>
       <w:pPr>
         <w:pStyle w:val="Heading2"/>
@@ -1865,13 +1917,355 @@
       </w:hyperlink>
     </w:p>
     <w:bookmarkEnd w:id="51"/>
-    <w:bookmarkStart w:id="54" w:name="flags-de-cier"/>
+    <w:bookmarkStart w:id="72" w:name="gráficos-com-pontos-de-corte"/>
     <w:p>
       <w:pPr>
         <w:pStyle w:val="Heading3"/>
       </w:pPr>
       <w:r>
-        <w:t xml:space="preserve">4.4 Flags de C/IER</w:t>
+        <w:t xml:space="preserve">4.4 Gráficos com pontos de corte</w:t>
+      </w:r>
+    </w:p>
+    <w:p>
+      <w:pPr>
+        <w:pStyle w:val="Heading4"/>
+      </w:pPr>
+      <w:r>
+        <w:t xml:space="preserve">Laz.R</w:t>
+      </w:r>
+    </w:p>
+    <w:p>
+      <w:pPr>
+        <w:pStyle w:val="FirstParagraph"/>
+      </w:pPr>
+      <w:bookmarkStart w:id="55" w:name="cum-lazr"/>
+      <w:r>
+        <w:drawing>
+          <wp:inline>
+            <wp:extent cx="5334000" cy="3810000"/>
+            <wp:effectExtent b="0" l="0" r="0" t="0"/>
+            <wp:docPr descr="" title="" id="53" name="Picture"/>
+            <a:graphic>
+              <a:graphicData uri="http://schemas.openxmlformats.org/drawingml/2006/picture">
+                <pic:pic>
+                  <pic:nvPicPr>
+                    <pic:cNvPr descr="index_files/figure-docx/Scripts-ProcessingScripts-02_posthoc-cum-lazr-output-1.png" id="54" name="Picture"/>
+                    <pic:cNvPicPr>
+                      <a:picLocks noChangeArrowheads="1" noChangeAspect="1"/>
+                    </pic:cNvPicPr>
+                  </pic:nvPicPr>
+                  <pic:blipFill>
+                    <a:blip r:embed="rId52"/>
+                    <a:stretch>
+                      <a:fillRect/>
+                    </a:stretch>
+                  </pic:blipFill>
+                  <pic:spPr bwMode="auto">
+                    <a:xfrm>
+                      <a:off x="0" y="0"/>
+                      <a:ext cx="5334000" cy="3810000"/>
+                    </a:xfrm>
+                    <a:prstGeom prst="rect">
+                      <a:avLst/>
+                    </a:prstGeom>
+                    <a:noFill/>
+                    <a:ln w="9525">
+                      <a:noFill/>
+                      <a:headEnd/>
+                      <a:tailEnd/>
+                    </a:ln>
+                  </pic:spPr>
+                </pic:pic>
+              </a:graphicData>
+            </a:graphic>
+          </wp:inline>
+        </w:drawing>
+      </w:r>
+      <w:bookmarkEnd w:id="55"/>
+    </w:p>
+    <w:p>
+      <w:pPr>
+        <w:pStyle w:val="BodyText"/>
+      </w:pPr>
+      <w:r>
+        <w:rPr>
+          <w:vertAlign w:val="subscript"/>
+        </w:rPr>
+        <w:t xml:space="preserve">Source:</w:t>
+      </w:r>
+      <w:r>
+        <w:rPr>
+          <w:vertAlign w:val="subscript"/>
+        </w:rPr>
+        <w:t xml:space="preserve"> </w:t>
+      </w:r>
+      <w:hyperlink r:id="rId56">
+        <w:r>
+          <w:rPr>
+            <w:rStyle w:val="Hyperlink"/>
+            <w:vertAlign w:val="subscript"/>
+          </w:rPr>
+          <w:t xml:space="preserve">Nível 2 — Indicadores post hoc C/IER</w:t>
+        </w:r>
+      </w:hyperlink>
+    </w:p>
+    <w:p>
+      <w:pPr>
+        <w:pStyle w:val="Heading4"/>
+      </w:pPr>
+      <w:r>
+        <w:t xml:space="preserve">Longstring</w:t>
+      </w:r>
+    </w:p>
+    <w:p>
+      <w:pPr>
+        <w:pStyle w:val="FirstParagraph"/>
+      </w:pPr>
+      <w:bookmarkStart w:id="60" w:name="cum-longstr"/>
+      <w:r>
+        <w:drawing>
+          <wp:inline>
+            <wp:extent cx="5334000" cy="3810000"/>
+            <wp:effectExtent b="0" l="0" r="0" t="0"/>
+            <wp:docPr descr="" title="" id="58" name="Picture"/>
+            <a:graphic>
+              <a:graphicData uri="http://schemas.openxmlformats.org/drawingml/2006/picture">
+                <pic:pic>
+                  <pic:nvPicPr>
+                    <pic:cNvPr descr="index_files/figure-docx/Scripts-ProcessingScripts-02_posthoc-cum-longstr-output-1.png" id="59" name="Picture"/>
+                    <pic:cNvPicPr>
+                      <a:picLocks noChangeArrowheads="1" noChangeAspect="1"/>
+                    </pic:cNvPicPr>
+                  </pic:nvPicPr>
+                  <pic:blipFill>
+                    <a:blip r:embed="rId57"/>
+                    <a:stretch>
+                      <a:fillRect/>
+                    </a:stretch>
+                  </pic:blipFill>
+                  <pic:spPr bwMode="auto">
+                    <a:xfrm>
+                      <a:off x="0" y="0"/>
+                      <a:ext cx="5334000" cy="3810000"/>
+                    </a:xfrm>
+                    <a:prstGeom prst="rect">
+                      <a:avLst/>
+                    </a:prstGeom>
+                    <a:noFill/>
+                    <a:ln w="9525">
+                      <a:noFill/>
+                      <a:headEnd/>
+                      <a:tailEnd/>
+                    </a:ln>
+                  </pic:spPr>
+                </pic:pic>
+              </a:graphicData>
+            </a:graphic>
+          </wp:inline>
+        </w:drawing>
+      </w:r>
+      <w:bookmarkEnd w:id="60"/>
+    </w:p>
+    <w:p>
+      <w:pPr>
+        <w:pStyle w:val="BodyText"/>
+      </w:pPr>
+      <w:r>
+        <w:rPr>
+          <w:vertAlign w:val="subscript"/>
+        </w:rPr>
+        <w:t xml:space="preserve">Source:</w:t>
+      </w:r>
+      <w:r>
+        <w:rPr>
+          <w:vertAlign w:val="subscript"/>
+        </w:rPr>
+        <w:t xml:space="preserve"> </w:t>
+      </w:r>
+      <w:hyperlink r:id="rId61">
+        <w:r>
+          <w:rPr>
+            <w:rStyle w:val="Hyperlink"/>
+            <w:vertAlign w:val="subscript"/>
+          </w:rPr>
+          <w:t xml:space="preserve">Nível 2 — Indicadores post hoc C/IER</w:t>
+        </w:r>
+      </w:hyperlink>
+    </w:p>
+    <w:p>
+      <w:pPr>
+        <w:pStyle w:val="Heading4"/>
+      </w:pPr>
+      <w:r>
+        <w:t xml:space="preserve">Mahalanobis Distance</w:t>
+      </w:r>
+    </w:p>
+    <w:p>
+      <w:pPr>
+        <w:pStyle w:val="FirstParagraph"/>
+      </w:pPr>
+      <w:bookmarkStart w:id="65" w:name="cum-md"/>
+      <w:r>
+        <w:drawing>
+          <wp:inline>
+            <wp:extent cx="5334000" cy="3810000"/>
+            <wp:effectExtent b="0" l="0" r="0" t="0"/>
+            <wp:docPr descr="" title="" id="63" name="Picture"/>
+            <a:graphic>
+              <a:graphicData uri="http://schemas.openxmlformats.org/drawingml/2006/picture">
+                <pic:pic>
+                  <pic:nvPicPr>
+                    <pic:cNvPr descr="index_files/figure-docx/Scripts-ProcessingScripts-02_posthoc-cum-md-output-1.png" id="64" name="Picture"/>
+                    <pic:cNvPicPr>
+                      <a:picLocks noChangeArrowheads="1" noChangeAspect="1"/>
+                    </pic:cNvPicPr>
+                  </pic:nvPicPr>
+                  <pic:blipFill>
+                    <a:blip r:embed="rId62"/>
+                    <a:stretch>
+                      <a:fillRect/>
+                    </a:stretch>
+                  </pic:blipFill>
+                  <pic:spPr bwMode="auto">
+                    <a:xfrm>
+                      <a:off x="0" y="0"/>
+                      <a:ext cx="5334000" cy="3810000"/>
+                    </a:xfrm>
+                    <a:prstGeom prst="rect">
+                      <a:avLst/>
+                    </a:prstGeom>
+                    <a:noFill/>
+                    <a:ln w="9525">
+                      <a:noFill/>
+                      <a:headEnd/>
+                      <a:tailEnd/>
+                    </a:ln>
+                  </pic:spPr>
+                </pic:pic>
+              </a:graphicData>
+            </a:graphic>
+          </wp:inline>
+        </w:drawing>
+      </w:r>
+      <w:bookmarkEnd w:id="65"/>
+    </w:p>
+    <w:p>
+      <w:pPr>
+        <w:pStyle w:val="BodyText"/>
+      </w:pPr>
+      <w:r>
+        <w:rPr>
+          <w:vertAlign w:val="subscript"/>
+        </w:rPr>
+        <w:t xml:space="preserve">Source:</w:t>
+      </w:r>
+      <w:r>
+        <w:rPr>
+          <w:vertAlign w:val="subscript"/>
+        </w:rPr>
+        <w:t xml:space="preserve"> </w:t>
+      </w:r>
+      <w:hyperlink r:id="rId66">
+        <w:r>
+          <w:rPr>
+            <w:rStyle w:val="Hyperlink"/>
+            <w:vertAlign w:val="subscript"/>
+          </w:rPr>
+          <w:t xml:space="preserve">Nível 2 — Indicadores post hoc C/IER</w:t>
+        </w:r>
+      </w:hyperlink>
+    </w:p>
+    <w:p>
+      <w:pPr>
+        <w:pStyle w:val="Heading4"/>
+      </w:pPr>
+      <w:r>
+        <w:t xml:space="preserve">IRV</w:t>
+      </w:r>
+    </w:p>
+    <w:p>
+      <w:pPr>
+        <w:pStyle w:val="FirstParagraph"/>
+      </w:pPr>
+      <w:bookmarkStart w:id="70" w:name="cum-irv"/>
+      <w:r>
+        <w:drawing>
+          <wp:inline>
+            <wp:extent cx="5334000" cy="3810000"/>
+            <wp:effectExtent b="0" l="0" r="0" t="0"/>
+            <wp:docPr descr="" title="" id="68" name="Picture"/>
+            <a:graphic>
+              <a:graphicData uri="http://schemas.openxmlformats.org/drawingml/2006/picture">
+                <pic:pic>
+                  <pic:nvPicPr>
+                    <pic:cNvPr descr="index_files/figure-docx/Scripts-ProcessingScripts-02_posthoc-cum-irv-output-1.png" id="69" name="Picture"/>
+                    <pic:cNvPicPr>
+                      <a:picLocks noChangeArrowheads="1" noChangeAspect="1"/>
+                    </pic:cNvPicPr>
+                  </pic:nvPicPr>
+                  <pic:blipFill>
+                    <a:blip r:embed="rId67"/>
+                    <a:stretch>
+                      <a:fillRect/>
+                    </a:stretch>
+                  </pic:blipFill>
+                  <pic:spPr bwMode="auto">
+                    <a:xfrm>
+                      <a:off x="0" y="0"/>
+                      <a:ext cx="5334000" cy="3810000"/>
+                    </a:xfrm>
+                    <a:prstGeom prst="rect">
+                      <a:avLst/>
+                    </a:prstGeom>
+                    <a:noFill/>
+                    <a:ln w="9525">
+                      <a:noFill/>
+                      <a:headEnd/>
+                      <a:tailEnd/>
+                    </a:ln>
+                  </pic:spPr>
+                </pic:pic>
+              </a:graphicData>
+            </a:graphic>
+          </wp:inline>
+        </w:drawing>
+      </w:r>
+      <w:bookmarkEnd w:id="70"/>
+    </w:p>
+    <w:p>
+      <w:pPr>
+        <w:pStyle w:val="BodyText"/>
+      </w:pPr>
+      <w:r>
+        <w:rPr>
+          <w:vertAlign w:val="subscript"/>
+        </w:rPr>
+        <w:t xml:space="preserve">Source:</w:t>
+      </w:r>
+      <w:r>
+        <w:rPr>
+          <w:vertAlign w:val="subscript"/>
+        </w:rPr>
+        <w:t xml:space="preserve"> </w:t>
+      </w:r>
+      <w:hyperlink r:id="rId71">
+        <w:r>
+          <w:rPr>
+            <w:rStyle w:val="Hyperlink"/>
+            <w:vertAlign w:val="subscript"/>
+          </w:rPr>
+          <w:t xml:space="preserve">Nível 2 — Indicadores post hoc C/IER</w:t>
+        </w:r>
+      </w:hyperlink>
+    </w:p>
+    <w:bookmarkEnd w:id="72"/>
+    <w:bookmarkStart w:id="75" w:name="flags-de-cier"/>
+    <w:p>
+      <w:pPr>
+        <w:pStyle w:val="Heading3"/>
+      </w:pPr>
+      <w:r>
+        <w:t xml:space="preserve">4.5 Flags de C/IER</w:t>
       </w:r>
     </w:p>
     <w:p>
@@ -1967,7 +2361,7 @@
         <w:t xml:space="preserve">decisão informada.</w:t>
       </w:r>
     </w:p>
-    <w:bookmarkStart w:id="52" w:name="resumo-flags"/>
+    <w:bookmarkStart w:id="73" w:name="resumo-flags"/>
     <w:p>
       <w:pPr>
         <w:pStyle w:val="TableCaption"/>
@@ -2220,7 +2614,7 @@
         </w:tc>
       </w:tr>
     </w:tbl>
-    <w:bookmarkEnd w:id="52"/>
+    <w:bookmarkEnd w:id="73"/>
     <w:p>
       <w:pPr>
         <w:pStyle w:val="BodyText"/>
@@ -2237,7 +2631,7 @@
         </w:rPr>
         <w:t xml:space="preserve"> </w:t>
       </w:r>
-      <w:hyperlink r:id="rId53">
+      <w:hyperlink r:id="rId74">
         <w:r>
           <w:rPr>
             <w:rStyle w:val="Hyperlink"/>
@@ -2247,9 +2641,9 @@
         </w:r>
       </w:hyperlink>
     </w:p>
-    <w:bookmarkEnd w:id="54"/>
-    <w:bookmarkEnd w:id="55"/>
-    <w:bookmarkStart w:id="70" w:name="multicolinearidade-nível-3"/>
+    <w:bookmarkEnd w:id="75"/>
+    <w:bookmarkEnd w:id="76"/>
+    <w:bookmarkStart w:id="91" w:name="multicolinearidade-nível-3"/>
     <w:p>
       <w:pPr>
         <w:pStyle w:val="Heading2"/>
@@ -2287,7 +2681,7 @@
         <w:t xml:space="preserve">.</w:t>
       </w:r>
     </w:p>
-    <w:bookmarkStart w:id="56" w:name="vif-tabela"/>
+    <w:bookmarkStart w:id="77" w:name="vif-tabela"/>
     <w:p>
       <w:pPr>
         <w:pStyle w:val="TableCaption"/>
@@ -3344,7 +3738,7 @@
         </w:tc>
       </w:tr>
     </w:tbl>
-    <w:bookmarkEnd w:id="56"/>
+    <w:bookmarkEnd w:id="77"/>
     <w:p>
       <w:pPr>
         <w:pStyle w:val="BodyText"/>
@@ -3361,7 +3755,7 @@
         </w:rPr>
         <w:t xml:space="preserve"> </w:t>
       </w:r>
-      <w:hyperlink r:id="rId57">
+      <w:hyperlink r:id="rId78">
         <w:r>
           <w:rPr>
             <w:rStyle w:val="Hyperlink"/>
@@ -3371,8 +3765,8 @@
         </w:r>
       </w:hyperlink>
     </w:p>
-    <w:bookmarkStart w:id="69" w:name="refs"/>
-    <w:bookmarkStart w:id="59" w:name="ref-curran2016"/>
+    <w:bookmarkStart w:id="90" w:name="refs"/>
+    <w:bookmarkStart w:id="80" w:name="ref-curran2016"/>
     <w:p>
       <w:pPr>
         <w:pStyle w:val="Bibliography"/>
@@ -3409,7 +3803,7 @@
       <w:r>
         <w:t xml:space="preserve"> </w:t>
       </w:r>
-      <w:hyperlink r:id="rId58">
+      <w:hyperlink r:id="rId79">
         <w:r>
           <w:rPr>
             <w:rStyle w:val="Hyperlink"/>
@@ -3418,8 +3812,8 @@
         </w:r>
       </w:hyperlink>
     </w:p>
-    <w:bookmarkEnd w:id="59"/>
-    <w:bookmarkStart w:id="61" w:name="ref-flora2012"/>
+    <w:bookmarkEnd w:id="80"/>
+    <w:bookmarkStart w:id="82" w:name="ref-flora2012"/>
     <w:p>
       <w:pPr>
         <w:pStyle w:val="Bibliography"/>
@@ -3456,7 +3850,7 @@
       <w:r>
         <w:t xml:space="preserve"> </w:t>
       </w:r>
-      <w:hyperlink r:id="rId60">
+      <w:hyperlink r:id="rId81">
         <w:r>
           <w:rPr>
             <w:rStyle w:val="Hyperlink"/>
@@ -3465,8 +3859,8 @@
         </w:r>
       </w:hyperlink>
     </w:p>
-    <w:bookmarkEnd w:id="61"/>
-    <w:bookmarkStart w:id="63" w:name="ref-hong2020"/>
+    <w:bookmarkEnd w:id="82"/>
+    <w:bookmarkStart w:id="84" w:name="ref-hong2020"/>
     <w:p>
       <w:pPr>
         <w:pStyle w:val="Bibliography"/>
@@ -3533,7 +3927,7 @@
       <w:r>
         <w:t xml:space="preserve"> </w:t>
       </w:r>
-      <w:hyperlink r:id="rId62">
+      <w:hyperlink r:id="rId83">
         <w:r>
           <w:rPr>
             <w:rStyle w:val="Hyperlink"/>
@@ -3542,8 +3936,8 @@
         </w:r>
       </w:hyperlink>
     </w:p>
-    <w:bookmarkEnd w:id="63"/>
-    <w:bookmarkStart w:id="65" w:name="ref-huang2026"/>
+    <w:bookmarkEnd w:id="84"/>
+    <w:bookmarkStart w:id="86" w:name="ref-huang2026"/>
     <w:p>
       <w:pPr>
         <w:pStyle w:val="Bibliography"/>
@@ -3671,7 +4065,7 @@
       <w:r>
         <w:t xml:space="preserve"> </w:t>
       </w:r>
-      <w:hyperlink r:id="rId64">
+      <w:hyperlink r:id="rId85">
         <w:r>
           <w:rPr>
             <w:rStyle w:val="Hyperlink"/>
@@ -3680,8 +4074,8 @@
         </w:r>
       </w:hyperlink>
     </w:p>
-    <w:bookmarkEnd w:id="65"/>
-    <w:bookmarkStart w:id="66" w:name="ref-kline2023"/>
+    <w:bookmarkEnd w:id="86"/>
+    <w:bookmarkStart w:id="87" w:name="ref-kline2023"/>
     <w:p>
       <w:pPr>
         <w:pStyle w:val="Bibliography"/>
@@ -3706,8 +4100,8 @@
         <w:t xml:space="preserve">(5th ed.). The Guilford Press.</w:t>
       </w:r>
     </w:p>
-    <w:bookmarkEnd w:id="66"/>
-    <w:bookmarkStart w:id="68" w:name="ref-satopaa2011"/>
+    <w:bookmarkEnd w:id="87"/>
+    <w:bookmarkStart w:id="89" w:name="ref-satopaa2011"/>
     <w:p>
       <w:pPr>
         <w:pStyle w:val="Bibliography"/>
@@ -3761,7 +4155,7 @@
       <w:r>
         <w:t xml:space="preserve"> </w:t>
       </w:r>
-      <w:hyperlink r:id="rId67">
+      <w:hyperlink r:id="rId88">
         <w:r>
           <w:rPr>
             <w:rStyle w:val="Hyperlink"/>
@@ -3770,9 +4164,9 @@
         </w:r>
       </w:hyperlink>
     </w:p>
-    <w:bookmarkEnd w:id="68"/>
-    <w:bookmarkEnd w:id="69"/>
-    <w:bookmarkEnd w:id="70"/>
+    <w:bookmarkEnd w:id="89"/>
+    <w:bookmarkEnd w:id="90"/>
+    <w:bookmarkEnd w:id="91"/>
     <w:sectPr>
       <w:footnotePr>
         <w:numRestart w:val="eachSect"/>

--- a/docs/index.docx
+++ b/docs/index.docx
@@ -113,7 +113,7 @@
           <w:b/>
           <w:bCs/>
         </w:rPr>
-        <w:t xml:space="preserve">Nível 1 — Questionário:</w:t>
+        <w:t xml:space="preserve">Questionário:</w:t>
       </w:r>
       <w:r>
         <w:t xml:space="preserve"> </w:t>
@@ -141,7 +141,7 @@
           <w:b/>
           <w:bCs/>
         </w:rPr>
-        <w:t xml:space="preserve">Nível 2 — Escala WHOQOL:</w:t>
+        <w:t xml:space="preserve">Escala WHOQOL:</w:t>
       </w:r>
       <w:r>
         <w:t xml:space="preserve"> </w:t>
@@ -165,7 +165,7 @@
         <w:t xml:space="preserve"> </w:t>
       </w:r>
       <w:r>
-        <w:t xml:space="preserve">(Satopää et al., 2011)</w:t>
+        <w:t xml:space="preserve">(Biemann et al., 2025)</w:t>
       </w:r>
       <w:r>
         <w:t xml:space="preserve">.</w:t>
@@ -184,7 +184,7 @@
           <w:b/>
           <w:bCs/>
         </w:rPr>
-        <w:t xml:space="preserve">Nível 3 — Itens:</w:t>
+        <w:t xml:space="preserve">Itens:</w:t>
       </w:r>
       <w:r>
         <w:t xml:space="preserve"> </w:t>
@@ -604,18 +604,18 @@
             <w:rStyle w:val="Hyperlink"/>
             <w:vertAlign w:val="subscript"/>
           </w:rPr>
-          <w:t xml:space="preserve">Nível 1 — Exclusões procedimentais</w:t>
+          <w:t xml:space="preserve">Exclusões procedimentais</w:t>
         </w:r>
       </w:hyperlink>
     </w:p>
     <w:bookmarkEnd w:id="22"/>
-    <w:bookmarkStart w:id="25" w:name="exclusões-procedimentais-nível-1"/>
+    <w:bookmarkStart w:id="25" w:name="exclusões-procedimentais"/>
     <w:p>
       <w:pPr>
         <w:pStyle w:val="Heading2"/>
       </w:pPr>
       <w:r>
-        <w:t xml:space="preserve">3 Exclusões procedimentais (Nível 1)</w:t>
+        <w:t xml:space="preserve">3 Exclusões procedimentais</w:t>
       </w:r>
     </w:p>
     <w:p>
@@ -695,7 +695,7 @@
         <w:pStyle w:val="TableCaption"/>
       </w:pPr>
       <w:r>
-        <w:t xml:space="preserve">Resumo das exclusões procedimentais — Nível 1</w:t>
+        <w:t xml:space="preserve">Resumo das exclusões procedimentais</w:t>
       </w:r>
     </w:p>
     <w:tbl>
@@ -703,7 +703,7 @@
         <w:tblStyle w:val="Table"/>
         <w:tblW w:type="auto" w:w="0"/>
         <w:tblLook w:firstRow="1" w:lastRow="0" w:firstColumn="0" w:lastColumn="0" w:noHBand="0" w:noVBand="0" w:val="0020"/>
-        <w:tblCaption w:val="Resumo das exclusões procedimentais — Nível 1"/>
+        <w:tblCaption w:val="Resumo das exclusões procedimentais"/>
       </w:tblPr>
       <w:tblGrid>
         <w:gridCol w:w="3960"/>
@@ -944,18 +944,18 @@
             <w:rStyle w:val="Hyperlink"/>
             <w:vertAlign w:val="subscript"/>
           </w:rPr>
-          <w:t xml:space="preserve">Nível 1 — Exclusões procedimentais</w:t>
+          <w:t xml:space="preserve">Exclusões procedimentais</w:t>
         </w:r>
       </w:hyperlink>
     </w:p>
     <w:bookmarkEnd w:id="25"/>
-    <w:bookmarkStart w:id="76" w:name="cálculo-dos-indicadores-cier-nível-2"/>
+    <w:bookmarkStart w:id="74" w:name="cálculo-dos-indicadores-cier"/>
     <w:p>
       <w:pPr>
         <w:pStyle w:val="Heading2"/>
       </w:pPr>
       <w:r>
-        <w:t xml:space="preserve">4 Cálculo dos indicadores C/IER (Nível 2)</w:t>
+        <w:t xml:space="preserve">4 Cálculo dos indicadores C/IER</w:t>
       </w:r>
     </w:p>
     <w:p>
@@ -981,13 +981,13 @@
         <w:t xml:space="preserve">.</w:t>
       </w:r>
     </w:p>
-    <w:bookmarkStart w:id="27" w:name="variáveis-individuais"/>
+    <w:bookmarkStart w:id="46" w:name="visualização-univariada"/>
     <w:p>
       <w:pPr>
         <w:pStyle w:val="Heading3"/>
       </w:pPr>
       <w:r>
-        <w:t xml:space="preserve">4.1 Variáveis individuais</w:t>
+        <w:t xml:space="preserve">4.1 Visualização univariada</w:t>
       </w:r>
     </w:p>
     <w:p>
@@ -1001,203 +1001,39 @@
         <w:t xml:space="preserve"> </w:t>
       </w:r>
       <w:r>
-        <w:t xml:space="preserve">consolidado.</w:t>
-      </w:r>
-    </w:p>
-    <w:p>
-      <w:pPr>
-        <w:pStyle w:val="SourceCode"/>
-      </w:pPr>
-      <w:r>
-        <w:rPr>
-          <w:rStyle w:val="VerbatimChar"/>
-        </w:rPr>
-        <w:t xml:space="preserve"># A tibble: 1,298 × 5</w:t>
-      </w:r>
-      <w:r>
-        <w:br/>
-      </w:r>
-      <w:r>
-        <w:rPr>
-          <w:rStyle w:val="VerbatimChar"/>
-        </w:rPr>
-        <w:t xml:space="preserve">            ID  LazR Longstr    MD   IRV</w:t>
-      </w:r>
-      <w:r>
-        <w:br/>
-      </w:r>
-      <w:r>
-        <w:rPr>
-          <w:rStyle w:val="VerbatimChar"/>
-        </w:rPr>
-        <w:t xml:space="preserve">         &lt;dbl&gt; &lt;dbl&gt;   &lt;int&gt; &lt;dbl&gt; &lt;dbl&gt;</w:t>
-      </w:r>
-      <w:r>
-        <w:br/>
-      </w:r>
-      <w:r>
-        <w:rPr>
-          <w:rStyle w:val="VerbatimChar"/>
-        </w:rPr>
-        <w:t xml:space="preserve"> 1 10441016017 0.388       3 49.5  1.47 </w:t>
-      </w:r>
-      <w:r>
-        <w:br/>
-      </w:r>
-      <w:r>
-        <w:rPr>
-          <w:rStyle w:val="VerbatimChar"/>
-        </w:rPr>
-        <w:t xml:space="preserve"> 2 10440981694 0.493       5 13.5  0.662</w:t>
-      </w:r>
-      <w:r>
-        <w:br/>
-      </w:r>
-      <w:r>
-        <w:rPr>
-          <w:rStyle w:val="VerbatimChar"/>
-        </w:rPr>
-        <w:t xml:space="preserve"> 3 10440601239 0.493       6 79.1  1.47 </w:t>
-      </w:r>
-      <w:r>
-        <w:br/>
-      </w:r>
-      <w:r>
-        <w:rPr>
-          <w:rStyle w:val="VerbatimChar"/>
-        </w:rPr>
-        <w:t xml:space="preserve"> 4 10440562981 0.569       9 27.4  1.29 </w:t>
-      </w:r>
-      <w:r>
-        <w:br/>
-      </w:r>
-      <w:r>
-        <w:rPr>
-          <w:rStyle w:val="VerbatimChar"/>
-        </w:rPr>
-        <w:t xml:space="preserve"> 5 10440358563 0.454       8 32.3  1.48 </w:t>
-      </w:r>
-      <w:r>
-        <w:br/>
-      </w:r>
-      <w:r>
-        <w:rPr>
-          <w:rStyle w:val="VerbatimChar"/>
-        </w:rPr>
-        <w:t xml:space="preserve"> 6 10440199369 0.647      10  6.94 0.945</w:t>
-      </w:r>
-      <w:r>
-        <w:br/>
-      </w:r>
-      <w:r>
-        <w:rPr>
-          <w:rStyle w:val="VerbatimChar"/>
-        </w:rPr>
-        <w:t xml:space="preserve"> 7 10438952564 0.444       6 39.9  0.951</w:t>
-      </w:r>
-      <w:r>
-        <w:br/>
-      </w:r>
-      <w:r>
-        <w:rPr>
-          <w:rStyle w:val="VerbatimChar"/>
-        </w:rPr>
-        <w:t xml:space="preserve"> 8 10438951127 0.382       3 24.2  1.06 </w:t>
-      </w:r>
-      <w:r>
-        <w:br/>
-      </w:r>
-      <w:r>
-        <w:rPr>
-          <w:rStyle w:val="VerbatimChar"/>
-        </w:rPr>
-        <w:t xml:space="preserve"> 9 10438633244 0.41        3 41.7  0.857</w:t>
-      </w:r>
-      <w:r>
-        <w:br/>
-      </w:r>
-      <w:r>
-        <w:rPr>
-          <w:rStyle w:val="VerbatimChar"/>
-        </w:rPr>
-        <w:t xml:space="preserve">10 10438605204 0.479       5 12.2  1.09 </w:t>
-      </w:r>
-      <w:r>
-        <w:br/>
-      </w:r>
-      <w:r>
-        <w:rPr>
-          <w:rStyle w:val="VerbatimChar"/>
-        </w:rPr>
-        <w:t xml:space="preserve"># ℹ 1,288 more rows</w:t>
+        <w:t xml:space="preserve">consolidado, e os gráficos abaixo mostram a distribuição univariada de cada um.</w:t>
+      </w:r>
+    </w:p>
+    <w:p>
+      <w:pPr>
+        <w:pStyle w:val="Heading4"/>
+      </w:pPr>
+      <w:r>
+        <w:t xml:space="preserve">Laz.R</w:t>
       </w:r>
     </w:p>
     <w:p>
       <w:pPr>
         <w:pStyle w:val="FirstParagraph"/>
       </w:pPr>
-      <w:r>
-        <w:rPr>
-          <w:vertAlign w:val="subscript"/>
-        </w:rPr>
-        <w:t xml:space="preserve">Source:</w:t>
-      </w:r>
-      <w:r>
-        <w:rPr>
-          <w:vertAlign w:val="subscript"/>
-        </w:rPr>
-        <w:t xml:space="preserve"> </w:t>
-      </w:r>
-      <w:hyperlink r:id="rId26">
-        <w:r>
-          <w:rPr>
-            <w:rStyle w:val="Hyperlink"/>
-            <w:vertAlign w:val="subscript"/>
-          </w:rPr>
-          <w:t xml:space="preserve">Nível 2 — Indicadores post hoc C/IER</w:t>
-        </w:r>
-      </w:hyperlink>
-    </w:p>
-    <w:bookmarkEnd w:id="27"/>
-    <w:bookmarkStart w:id="48" w:name="visualização-univariada"/>
-    <w:p>
-      <w:pPr>
-        <w:pStyle w:val="Heading3"/>
-      </w:pPr>
-      <w:r>
-        <w:t xml:space="preserve">4.2 Visualização univariada</w:t>
-      </w:r>
-    </w:p>
-    <w:p>
-      <w:pPr>
-        <w:pStyle w:val="Heading4"/>
-      </w:pPr>
-      <w:r>
-        <w:t xml:space="preserve">Laz.R</w:t>
-      </w:r>
-    </w:p>
-    <w:p>
-      <w:pPr>
-        <w:pStyle w:val="FirstParagraph"/>
-      </w:pPr>
-      <w:bookmarkStart w:id="31" w:name="viz-lazr"/>
+      <w:bookmarkStart w:id="29" w:name="viz-lazr"/>
       <w:r>
         <w:drawing>
           <wp:inline>
             <wp:extent cx="5334000" cy="3810000"/>
             <wp:effectExtent b="0" l="0" r="0" t="0"/>
-            <wp:docPr descr="" title="" id="29" name="Picture"/>
+            <wp:docPr descr="" title="" id="27" name="Picture"/>
             <a:graphic>
               <a:graphicData uri="http://schemas.openxmlformats.org/drawingml/2006/picture">
                 <pic:pic>
                   <pic:nvPicPr>
-                    <pic:cNvPr descr="index_files/figure-docx/Scripts-ProcessingScripts-02_posthoc-viz-lazr-output-1.png" id="30" name="Picture"/>
+                    <pic:cNvPr descr="index_files/figure-docx/Scripts-ProcessingScripts-02_posthoc-viz-lazr-output-1.png" id="28" name="Picture"/>
                     <pic:cNvPicPr>
                       <a:picLocks noChangeArrowheads="1" noChangeAspect="1"/>
                     </pic:cNvPicPr>
                   </pic:nvPicPr>
                   <pic:blipFill>
-                    <a:blip r:embed="rId28"/>
+                    <a:blip r:embed="rId26"/>
                     <a:stretch>
                       <a:fillRect/>
                     </a:stretch>
@@ -1223,7 +1059,7 @@
           </wp:inline>
         </w:drawing>
       </w:r>
-      <w:bookmarkEnd w:id="31"/>
+      <w:bookmarkEnd w:id="29"/>
     </w:p>
     <w:p>
       <w:pPr>
@@ -1241,13 +1077,13 @@
         </w:rPr>
         <w:t xml:space="preserve"> </w:t>
       </w:r>
-      <w:hyperlink r:id="rId32">
+      <w:hyperlink r:id="rId30">
         <w:r>
           <w:rPr>
             <w:rStyle w:val="Hyperlink"/>
             <w:vertAlign w:val="subscript"/>
           </w:rPr>
-          <w:t xml:space="preserve">Nível 2 — Indicadores post hoc C/IER</w:t>
+          <w:t xml:space="preserve">Indicadores post hoc C/IER</w:t>
         </w:r>
       </w:hyperlink>
     </w:p>
@@ -1263,24 +1099,24 @@
       <w:pPr>
         <w:pStyle w:val="FirstParagraph"/>
       </w:pPr>
-      <w:bookmarkStart w:id="36" w:name="viz-longstr"/>
+      <w:bookmarkStart w:id="34" w:name="viz-longstr"/>
       <w:r>
         <w:drawing>
           <wp:inline>
             <wp:extent cx="5334000" cy="3810000"/>
             <wp:effectExtent b="0" l="0" r="0" t="0"/>
-            <wp:docPr descr="" title="" id="34" name="Picture"/>
+            <wp:docPr descr="" title="" id="32" name="Picture"/>
             <a:graphic>
               <a:graphicData uri="http://schemas.openxmlformats.org/drawingml/2006/picture">
                 <pic:pic>
                   <pic:nvPicPr>
-                    <pic:cNvPr descr="index_files/figure-docx/Scripts-ProcessingScripts-02_posthoc-viz-longstr-output-1.png" id="35" name="Picture"/>
+                    <pic:cNvPr descr="index_files/figure-docx/Scripts-ProcessingScripts-02_posthoc-viz-longstr-output-1.png" id="33" name="Picture"/>
                     <pic:cNvPicPr>
                       <a:picLocks noChangeArrowheads="1" noChangeAspect="1"/>
                     </pic:cNvPicPr>
                   </pic:nvPicPr>
                   <pic:blipFill>
-                    <a:blip r:embed="rId33"/>
+                    <a:blip r:embed="rId31"/>
                     <a:stretch>
                       <a:fillRect/>
                     </a:stretch>
@@ -1306,7 +1142,7 @@
           </wp:inline>
         </w:drawing>
       </w:r>
-      <w:bookmarkEnd w:id="36"/>
+      <w:bookmarkEnd w:id="34"/>
     </w:p>
     <w:p>
       <w:pPr>
@@ -1324,13 +1160,13 @@
         </w:rPr>
         <w:t xml:space="preserve"> </w:t>
       </w:r>
-      <w:hyperlink r:id="rId37">
+      <w:hyperlink r:id="rId35">
         <w:r>
           <w:rPr>
             <w:rStyle w:val="Hyperlink"/>
             <w:vertAlign w:val="subscript"/>
           </w:rPr>
-          <w:t xml:space="preserve">Nível 2 — Indicadores post hoc C/IER</w:t>
+          <w:t xml:space="preserve">Indicadores post hoc C/IER</w:t>
         </w:r>
       </w:hyperlink>
     </w:p>
@@ -1346,24 +1182,24 @@
       <w:pPr>
         <w:pStyle w:val="FirstParagraph"/>
       </w:pPr>
-      <w:bookmarkStart w:id="41" w:name="viz-md"/>
+      <w:bookmarkStart w:id="39" w:name="viz-md"/>
       <w:r>
         <w:drawing>
           <wp:inline>
             <wp:extent cx="5334000" cy="3810000"/>
             <wp:effectExtent b="0" l="0" r="0" t="0"/>
-            <wp:docPr descr="" title="" id="39" name="Picture"/>
+            <wp:docPr descr="" title="" id="37" name="Picture"/>
             <a:graphic>
               <a:graphicData uri="http://schemas.openxmlformats.org/drawingml/2006/picture">
                 <pic:pic>
                   <pic:nvPicPr>
-                    <pic:cNvPr descr="index_files/figure-docx/Scripts-ProcessingScripts-02_posthoc-viz-md-output-1.png" id="40" name="Picture"/>
+                    <pic:cNvPr descr="index_files/figure-docx/Scripts-ProcessingScripts-02_posthoc-viz-md-output-1.png" id="38" name="Picture"/>
                     <pic:cNvPicPr>
                       <a:picLocks noChangeArrowheads="1" noChangeAspect="1"/>
                     </pic:cNvPicPr>
                   </pic:nvPicPr>
                   <pic:blipFill>
-                    <a:blip r:embed="rId38"/>
+                    <a:blip r:embed="rId36"/>
                     <a:stretch>
                       <a:fillRect/>
                     </a:stretch>
@@ -1389,7 +1225,7 @@
           </wp:inline>
         </w:drawing>
       </w:r>
-      <w:bookmarkEnd w:id="41"/>
+      <w:bookmarkEnd w:id="39"/>
     </w:p>
     <w:p>
       <w:pPr>
@@ -1407,13 +1243,13 @@
         </w:rPr>
         <w:t xml:space="preserve"> </w:t>
       </w:r>
-      <w:hyperlink r:id="rId42">
+      <w:hyperlink r:id="rId40">
         <w:r>
           <w:rPr>
             <w:rStyle w:val="Hyperlink"/>
             <w:vertAlign w:val="subscript"/>
           </w:rPr>
-          <w:t xml:space="preserve">Nível 2 — Indicadores post hoc C/IER</w:t>
+          <w:t xml:space="preserve">Indicadores post hoc C/IER</w:t>
         </w:r>
       </w:hyperlink>
     </w:p>
@@ -1429,24 +1265,24 @@
       <w:pPr>
         <w:pStyle w:val="FirstParagraph"/>
       </w:pPr>
-      <w:bookmarkStart w:id="46" w:name="viz-irv"/>
+      <w:bookmarkStart w:id="44" w:name="viz-irv"/>
       <w:r>
         <w:drawing>
           <wp:inline>
             <wp:extent cx="5334000" cy="3810000"/>
             <wp:effectExtent b="0" l="0" r="0" t="0"/>
-            <wp:docPr descr="" title="" id="44" name="Picture"/>
+            <wp:docPr descr="" title="" id="42" name="Picture"/>
             <a:graphic>
               <a:graphicData uri="http://schemas.openxmlformats.org/drawingml/2006/picture">
                 <pic:pic>
                   <pic:nvPicPr>
-                    <pic:cNvPr descr="index_files/figure-docx/Scripts-ProcessingScripts-02_posthoc-viz-irv-output-1.png" id="45" name="Picture"/>
+                    <pic:cNvPr descr="index_files/figure-docx/Scripts-ProcessingScripts-02_posthoc-viz-irv-output-1.png" id="43" name="Picture"/>
                     <pic:cNvPicPr>
                       <a:picLocks noChangeArrowheads="1" noChangeAspect="1"/>
                     </pic:cNvPicPr>
                   </pic:nvPicPr>
                   <pic:blipFill>
-                    <a:blip r:embed="rId43"/>
+                    <a:blip r:embed="rId41"/>
                     <a:stretch>
                       <a:fillRect/>
                     </a:stretch>
@@ -1472,7 +1308,7 @@
           </wp:inline>
         </w:drawing>
       </w:r>
-      <w:bookmarkEnd w:id="46"/>
+      <w:bookmarkEnd w:id="44"/>
     </w:p>
     <w:p>
       <w:pPr>
@@ -1490,24 +1326,24 @@
         </w:rPr>
         <w:t xml:space="preserve"> </w:t>
       </w:r>
-      <w:hyperlink r:id="rId47">
+      <w:hyperlink r:id="rId45">
         <w:r>
           <w:rPr>
             <w:rStyle w:val="Hyperlink"/>
             <w:vertAlign w:val="subscript"/>
           </w:rPr>
-          <w:t xml:space="preserve">Nível 2 — Indicadores post hoc C/IER</w:t>
+          <w:t xml:space="preserve">Indicadores post hoc C/IER</w:t>
         </w:r>
       </w:hyperlink>
     </w:p>
-    <w:bookmarkEnd w:id="48"/>
-    <w:bookmarkStart w:id="51" w:name="pontos-de-corte-via-algoritmo-kneedle"/>
+    <w:bookmarkEnd w:id="46"/>
+    <w:bookmarkStart w:id="49" w:name="pontos-de-corte-via-algoritmo-kneedle"/>
     <w:p>
       <w:pPr>
         <w:pStyle w:val="Heading3"/>
       </w:pPr>
       <w:r>
-        <w:t xml:space="preserve">4.3 Pontos de corte via algoritmo Kneedle</w:t>
+        <w:t xml:space="preserve">4.2 Pontos de corte via algoritmo Kneedle</w:t>
       </w:r>
     </w:p>
     <w:p>
@@ -1633,10 +1469,10 @@
         <w:t xml:space="preserve"> </w:t>
       </w:r>
       <w:r>
-        <w:t xml:space="preserve">para IRV baixo demais, pois ambos extremos são suspeitos.</w:t>
-      </w:r>
-    </w:p>
-    <w:bookmarkStart w:id="49" w:name="kneedle-cutoffs"/>
+        <w:t xml:space="preserve">para IRV baixo demais, pois ambos extremos podem ser considerados como suspeitos.</w:t>
+      </w:r>
+    </w:p>
+    <w:bookmarkStart w:id="47" w:name="kneedle-cutoffs"/>
     <w:p>
       <w:pPr>
         <w:pStyle w:val="TableCaption"/>
@@ -1889,7 +1725,7 @@
         </w:tc>
       </w:tr>
     </w:tbl>
-    <w:bookmarkEnd w:id="49"/>
+    <w:bookmarkEnd w:id="47"/>
     <w:p>
       <w:pPr>
         <w:pStyle w:val="BodyText"/>
@@ -1906,24 +1742,24 @@
         </w:rPr>
         <w:t xml:space="preserve"> </w:t>
       </w:r>
-      <w:hyperlink r:id="rId50">
+      <w:hyperlink r:id="rId48">
         <w:r>
           <w:rPr>
             <w:rStyle w:val="Hyperlink"/>
             <w:vertAlign w:val="subscript"/>
           </w:rPr>
-          <w:t xml:space="preserve">Nível 2 — Indicadores post hoc C/IER</w:t>
+          <w:t xml:space="preserve">Indicadores post hoc C/IER</w:t>
         </w:r>
       </w:hyperlink>
     </w:p>
-    <w:bookmarkEnd w:id="51"/>
-    <w:bookmarkStart w:id="72" w:name="gráficos-com-pontos-de-corte"/>
+    <w:bookmarkEnd w:id="49"/>
+    <w:bookmarkStart w:id="70" w:name="gráficos-com-pontos-de-corte"/>
     <w:p>
       <w:pPr>
         <w:pStyle w:val="Heading3"/>
       </w:pPr>
       <w:r>
-        <w:t xml:space="preserve">4.4 Gráficos com pontos de corte</w:t>
+        <w:t xml:space="preserve">4.3 Gráficos com pontos de corte</w:t>
       </w:r>
     </w:p>
     <w:p>
@@ -1938,24 +1774,24 @@
       <w:pPr>
         <w:pStyle w:val="FirstParagraph"/>
       </w:pPr>
-      <w:bookmarkStart w:id="55" w:name="cum-lazr"/>
+      <w:bookmarkStart w:id="53" w:name="cum-lazr"/>
       <w:r>
         <w:drawing>
           <wp:inline>
             <wp:extent cx="5334000" cy="3810000"/>
             <wp:effectExtent b="0" l="0" r="0" t="0"/>
-            <wp:docPr descr="" title="" id="53" name="Picture"/>
+            <wp:docPr descr="" title="" id="51" name="Picture"/>
             <a:graphic>
               <a:graphicData uri="http://schemas.openxmlformats.org/drawingml/2006/picture">
                 <pic:pic>
                   <pic:nvPicPr>
-                    <pic:cNvPr descr="index_files/figure-docx/Scripts-ProcessingScripts-02_posthoc-cum-lazr-output-1.png" id="54" name="Picture"/>
+                    <pic:cNvPr descr="index_files/figure-docx/Scripts-ProcessingScripts-02_posthoc-cum-lazr-output-1.png" id="52" name="Picture"/>
                     <pic:cNvPicPr>
                       <a:picLocks noChangeArrowheads="1" noChangeAspect="1"/>
                     </pic:cNvPicPr>
                   </pic:nvPicPr>
                   <pic:blipFill>
-                    <a:blip r:embed="rId52"/>
+                    <a:blip r:embed="rId50"/>
                     <a:stretch>
                       <a:fillRect/>
                     </a:stretch>
@@ -1981,7 +1817,7 @@
           </wp:inline>
         </w:drawing>
       </w:r>
-      <w:bookmarkEnd w:id="55"/>
+      <w:bookmarkEnd w:id="53"/>
     </w:p>
     <w:p>
       <w:pPr>
@@ -1999,13 +1835,13 @@
         </w:rPr>
         <w:t xml:space="preserve"> </w:t>
       </w:r>
-      <w:hyperlink r:id="rId56">
+      <w:hyperlink r:id="rId54">
         <w:r>
           <w:rPr>
             <w:rStyle w:val="Hyperlink"/>
             <w:vertAlign w:val="subscript"/>
           </w:rPr>
-          <w:t xml:space="preserve">Nível 2 — Indicadores post hoc C/IER</w:t>
+          <w:t xml:space="preserve">Indicadores post hoc C/IER</w:t>
         </w:r>
       </w:hyperlink>
     </w:p>
@@ -2021,24 +1857,24 @@
       <w:pPr>
         <w:pStyle w:val="FirstParagraph"/>
       </w:pPr>
-      <w:bookmarkStart w:id="60" w:name="cum-longstr"/>
+      <w:bookmarkStart w:id="58" w:name="cum-longstr"/>
       <w:r>
         <w:drawing>
           <wp:inline>
             <wp:extent cx="5334000" cy="3810000"/>
             <wp:effectExtent b="0" l="0" r="0" t="0"/>
-            <wp:docPr descr="" title="" id="58" name="Picture"/>
+            <wp:docPr descr="" title="" id="56" name="Picture"/>
             <a:graphic>
               <a:graphicData uri="http://schemas.openxmlformats.org/drawingml/2006/picture">
                 <pic:pic>
                   <pic:nvPicPr>
-                    <pic:cNvPr descr="index_files/figure-docx/Scripts-ProcessingScripts-02_posthoc-cum-longstr-output-1.png" id="59" name="Picture"/>
+                    <pic:cNvPr descr="index_files/figure-docx/Scripts-ProcessingScripts-02_posthoc-cum-longstr-output-1.png" id="57" name="Picture"/>
                     <pic:cNvPicPr>
                       <a:picLocks noChangeArrowheads="1" noChangeAspect="1"/>
                     </pic:cNvPicPr>
                   </pic:nvPicPr>
                   <pic:blipFill>
-                    <a:blip r:embed="rId57"/>
+                    <a:blip r:embed="rId55"/>
                     <a:stretch>
                       <a:fillRect/>
                     </a:stretch>
@@ -2064,7 +1900,7 @@
           </wp:inline>
         </w:drawing>
       </w:r>
-      <w:bookmarkEnd w:id="60"/>
+      <w:bookmarkEnd w:id="58"/>
     </w:p>
     <w:p>
       <w:pPr>
@@ -2082,13 +1918,13 @@
         </w:rPr>
         <w:t xml:space="preserve"> </w:t>
       </w:r>
-      <w:hyperlink r:id="rId61">
+      <w:hyperlink r:id="rId59">
         <w:r>
           <w:rPr>
             <w:rStyle w:val="Hyperlink"/>
             <w:vertAlign w:val="subscript"/>
           </w:rPr>
-          <w:t xml:space="preserve">Nível 2 — Indicadores post hoc C/IER</w:t>
+          <w:t xml:space="preserve">Indicadores post hoc C/IER</w:t>
         </w:r>
       </w:hyperlink>
     </w:p>
@@ -2104,24 +1940,24 @@
       <w:pPr>
         <w:pStyle w:val="FirstParagraph"/>
       </w:pPr>
-      <w:bookmarkStart w:id="65" w:name="cum-md"/>
+      <w:bookmarkStart w:id="63" w:name="cum-md"/>
       <w:r>
         <w:drawing>
           <wp:inline>
             <wp:extent cx="5334000" cy="3810000"/>
             <wp:effectExtent b="0" l="0" r="0" t="0"/>
-            <wp:docPr descr="" title="" id="63" name="Picture"/>
+            <wp:docPr descr="" title="" id="61" name="Picture"/>
             <a:graphic>
               <a:graphicData uri="http://schemas.openxmlformats.org/drawingml/2006/picture">
                 <pic:pic>
                   <pic:nvPicPr>
-                    <pic:cNvPr descr="index_files/figure-docx/Scripts-ProcessingScripts-02_posthoc-cum-md-output-1.png" id="64" name="Picture"/>
+                    <pic:cNvPr descr="index_files/figure-docx/Scripts-ProcessingScripts-02_posthoc-cum-md-output-1.png" id="62" name="Picture"/>
                     <pic:cNvPicPr>
                       <a:picLocks noChangeArrowheads="1" noChangeAspect="1"/>
                     </pic:cNvPicPr>
                   </pic:nvPicPr>
                   <pic:blipFill>
-                    <a:blip r:embed="rId62"/>
+                    <a:blip r:embed="rId60"/>
                     <a:stretch>
                       <a:fillRect/>
                     </a:stretch>
@@ -2147,7 +1983,7 @@
           </wp:inline>
         </w:drawing>
       </w:r>
-      <w:bookmarkEnd w:id="65"/>
+      <w:bookmarkEnd w:id="63"/>
     </w:p>
     <w:p>
       <w:pPr>
@@ -2165,13 +2001,13 @@
         </w:rPr>
         <w:t xml:space="preserve"> </w:t>
       </w:r>
-      <w:hyperlink r:id="rId66">
+      <w:hyperlink r:id="rId64">
         <w:r>
           <w:rPr>
             <w:rStyle w:val="Hyperlink"/>
             <w:vertAlign w:val="subscript"/>
           </w:rPr>
-          <w:t xml:space="preserve">Nível 2 — Indicadores post hoc C/IER</w:t>
+          <w:t xml:space="preserve">Indicadores post hoc C/IER</w:t>
         </w:r>
       </w:hyperlink>
     </w:p>
@@ -2187,24 +2023,24 @@
       <w:pPr>
         <w:pStyle w:val="FirstParagraph"/>
       </w:pPr>
-      <w:bookmarkStart w:id="70" w:name="cum-irv"/>
+      <w:bookmarkStart w:id="68" w:name="cum-irv"/>
       <w:r>
         <w:drawing>
           <wp:inline>
             <wp:extent cx="5334000" cy="3810000"/>
             <wp:effectExtent b="0" l="0" r="0" t="0"/>
-            <wp:docPr descr="" title="" id="68" name="Picture"/>
+            <wp:docPr descr="" title="" id="66" name="Picture"/>
             <a:graphic>
               <a:graphicData uri="http://schemas.openxmlformats.org/drawingml/2006/picture">
                 <pic:pic>
                   <pic:nvPicPr>
-                    <pic:cNvPr descr="index_files/figure-docx/Scripts-ProcessingScripts-02_posthoc-cum-irv-output-1.png" id="69" name="Picture"/>
+                    <pic:cNvPr descr="index_files/figure-docx/Scripts-ProcessingScripts-02_posthoc-cum-irv-output-1.png" id="67" name="Picture"/>
                     <pic:cNvPicPr>
                       <a:picLocks noChangeArrowheads="1" noChangeAspect="1"/>
                     </pic:cNvPicPr>
                   </pic:nvPicPr>
                   <pic:blipFill>
-                    <a:blip r:embed="rId67"/>
+                    <a:blip r:embed="rId65"/>
                     <a:stretch>
                       <a:fillRect/>
                     </a:stretch>
@@ -2230,7 +2066,7 @@
           </wp:inline>
         </w:drawing>
       </w:r>
-      <w:bookmarkEnd w:id="70"/>
+      <w:bookmarkEnd w:id="68"/>
     </w:p>
     <w:p>
       <w:pPr>
@@ -2248,24 +2084,24 @@
         </w:rPr>
         <w:t xml:space="preserve"> </w:t>
       </w:r>
-      <w:hyperlink r:id="rId71">
+      <w:hyperlink r:id="rId69">
         <w:r>
           <w:rPr>
             <w:rStyle w:val="Hyperlink"/>
             <w:vertAlign w:val="subscript"/>
           </w:rPr>
-          <w:t xml:space="preserve">Nível 2 — Indicadores post hoc C/IER</w:t>
+          <w:t xml:space="preserve">Indicadores post hoc C/IER</w:t>
         </w:r>
       </w:hyperlink>
     </w:p>
-    <w:bookmarkEnd w:id="72"/>
-    <w:bookmarkStart w:id="75" w:name="flags-de-cier"/>
+    <w:bookmarkEnd w:id="70"/>
+    <w:bookmarkStart w:id="73" w:name="flags-de-cier"/>
     <w:p>
       <w:pPr>
         <w:pStyle w:val="Heading3"/>
       </w:pPr>
       <w:r>
-        <w:t xml:space="preserve">4.5 Flags de C/IER</w:t>
+        <w:t xml:space="preserve">4.4 Flags de C/IER</w:t>
       </w:r>
     </w:p>
     <w:p>
@@ -2352,16 +2188,28 @@
         <w:t xml:space="preserve"> </w:t>
       </w:r>
       <w:r>
-        <w:t xml:space="preserve">automática nesta fase. A flag composta será usada para inspeção visual e</w:t>
-      </w:r>
-      <w:r>
-        <w:t xml:space="preserve"> </w:t>
-      </w:r>
-      <w:r>
-        <w:t xml:space="preserve">decisão informada.</w:t>
-      </w:r>
-    </w:p>
-    <w:bookmarkStart w:id="73" w:name="resumo-flags"/>
+        <w:t xml:space="preserve">automática nesta fase. A flag composta será usada para inspeção e avaliação</w:t>
+      </w:r>
+      <w:r>
+        <w:t xml:space="preserve"> </w:t>
+      </w:r>
+      <w:r>
+        <w:t xml:space="preserve">através do arquivo</w:t>
+      </w:r>
+      <w:r>
+        <w:t xml:space="preserve"> </w:t>
+      </w:r>
+      <w:r>
+        <w:rPr>
+          <w:rStyle w:val="VerbatimChar"/>
+        </w:rPr>
+        <w:t xml:space="preserve">whoqol_screened.csv</w:t>
+      </w:r>
+      <w:r>
+        <w:t xml:space="preserve">.</w:t>
+      </w:r>
+    </w:p>
+    <w:bookmarkStart w:id="71" w:name="resumo-flags"/>
     <w:p>
       <w:pPr>
         <w:pStyle w:val="TableCaption"/>
@@ -2614,7 +2462,7 @@
         </w:tc>
       </w:tr>
     </w:tbl>
-    <w:bookmarkEnd w:id="73"/>
+    <w:bookmarkEnd w:id="71"/>
     <w:p>
       <w:pPr>
         <w:pStyle w:val="BodyText"/>
@@ -2631,25 +2479,25 @@
         </w:rPr>
         <w:t xml:space="preserve"> </w:t>
       </w:r>
-      <w:hyperlink r:id="rId74">
+      <w:hyperlink r:id="rId72">
         <w:r>
           <w:rPr>
             <w:rStyle w:val="Hyperlink"/>
             <w:vertAlign w:val="subscript"/>
           </w:rPr>
-          <w:t xml:space="preserve">Nível 2 — Indicadores post hoc C/IER</w:t>
+          <w:t xml:space="preserve">Indicadores post hoc C/IER</w:t>
         </w:r>
       </w:hyperlink>
     </w:p>
-    <w:bookmarkEnd w:id="75"/>
-    <w:bookmarkEnd w:id="76"/>
-    <w:bookmarkStart w:id="91" w:name="multicolinearidade-nível-3"/>
+    <w:bookmarkEnd w:id="73"/>
+    <w:bookmarkEnd w:id="74"/>
+    <w:bookmarkStart w:id="89" w:name="multicolinearidade"/>
     <w:p>
       <w:pPr>
         <w:pStyle w:val="Heading2"/>
       </w:pPr>
       <w:r>
-        <w:t xml:space="preserve">5 Multicolinearidade (Nível 3)</w:t>
+        <w:t xml:space="preserve">5 Multicolinearidade</w:t>
       </w:r>
     </w:p>
     <w:p>
@@ -2663,7 +2511,7 @@
         <w:t xml:space="preserve"> </w:t>
       </w:r>
       <w:r>
-        <w:t xml:space="preserve">Valores superiores a 10 indicam multicolinearidade problemática, antecipando</w:t>
+        <w:t xml:space="preserve">Valores superiores a 5 indicam multicolinearidade problemática, antecipando</w:t>
       </w:r>
       <w:r>
         <w:t xml:space="preserve"> </w:t>
@@ -2681,13 +2529,13 @@
         <w:t xml:space="preserve">.</w:t>
       </w:r>
     </w:p>
-    <w:bookmarkStart w:id="77" w:name="vif-tabela"/>
+    <w:bookmarkStart w:id="75" w:name="vif-tabela"/>
     <w:p>
       <w:pPr>
         <w:pStyle w:val="TableCaption"/>
       </w:pPr>
       <w:r>
-        <w:t xml:space="preserve">Variance Inflation Factor (VIF) por item — VIF &gt; 10 indica</w:t>
+        <w:t xml:space="preserve">Variance Inflation Factor (VIF) por item — VIF &gt; 5 indica</w:t>
       </w:r>
       <w:r>
         <w:t xml:space="preserve"> </w:t>
@@ -2701,7 +2549,7 @@
         <w:tblStyle w:val="Table"/>
         <w:tblW w:type="auto" w:w="0"/>
         <w:tblLook w:firstRow="1" w:lastRow="0" w:firstColumn="0" w:lastColumn="0" w:noHBand="0" w:noVBand="0" w:val="0020"/>
-        <w:tblCaption w:val="Variance Inflation Factor (VIF) por item — VIF &gt; 10 indica multicolinearidade problemática"/>
+        <w:tblCaption w:val="Variance Inflation Factor (VIF) por item — VIF &gt; 5 indica multicolinearidade problemática"/>
       </w:tblPr>
       <w:tblGrid>
         <w:gridCol w:w="2640"/>
@@ -3738,7 +3586,7 @@
         </w:tc>
       </w:tr>
     </w:tbl>
-    <w:bookmarkEnd w:id="77"/>
+    <w:bookmarkEnd w:id="75"/>
     <w:p>
       <w:pPr>
         <w:pStyle w:val="BodyText"/>
@@ -3755,17 +3603,97 @@
         </w:rPr>
         <w:t xml:space="preserve"> </w:t>
       </w:r>
-      <w:hyperlink r:id="rId78">
+      <w:hyperlink r:id="rId76">
         <w:r>
           <w:rPr>
             <w:rStyle w:val="Hyperlink"/>
             <w:vertAlign w:val="subscript"/>
           </w:rPr>
-          <w:t xml:space="preserve">Nível 3 — Multicolinearidade VIF</w:t>
+          <w:t xml:space="preserve">Multicolinearidade</w:t>
         </w:r>
       </w:hyperlink>
     </w:p>
-    <w:bookmarkStart w:id="90" w:name="refs"/>
+    <w:bookmarkStart w:id="88" w:name="refs"/>
+    <w:bookmarkStart w:id="78" w:name="ref-biemann2025"/>
+    <w:p>
+      <w:pPr>
+        <w:pStyle w:val="Bibliography"/>
+      </w:pPr>
+      <w:r>
+        <w:t xml:space="preserve">Biemann, T., Koch-Bayram, I. F., Meier-Barthold, M., &amp; Aguinis, H. (2025). Using</w:t>
+      </w:r>
+      <w:r>
+        <w:t xml:space="preserve"> </w:t>
+      </w:r>
+      <w:r>
+        <w:t xml:space="preserve">Markov Chains</w:t>
+      </w:r>
+      <w:r>
+        <w:t xml:space="preserve"> </w:t>
+      </w:r>
+      <w:r>
+        <w:t xml:space="preserve">to</w:t>
+      </w:r>
+      <w:r>
+        <w:t xml:space="preserve"> </w:t>
+      </w:r>
+      <w:r>
+        <w:t xml:space="preserve">Detect Careless Responding</w:t>
+      </w:r>
+      <w:r>
+        <w:t xml:space="preserve"> </w:t>
+      </w:r>
+      <w:r>
+        <w:t xml:space="preserve">in</w:t>
+      </w:r>
+      <w:r>
+        <w:t xml:space="preserve"> </w:t>
+      </w:r>
+      <w:r>
+        <w:t xml:space="preserve">Survey Research</w:t>
+      </w:r>
+      <w:r>
+        <w:t xml:space="preserve">.</w:t>
+      </w:r>
+      <w:r>
+        <w:t xml:space="preserve"> </w:t>
+      </w:r>
+      <w:r>
+        <w:rPr>
+          <w:i/>
+          <w:iCs/>
+        </w:rPr>
+        <w:t xml:space="preserve">Organizational Research Methods</w:t>
+      </w:r>
+      <w:r>
+        <w:t xml:space="preserve">,</w:t>
+      </w:r>
+      <w:r>
+        <w:t xml:space="preserve"> </w:t>
+      </w:r>
+      <w:r>
+        <w:rPr>
+          <w:i/>
+          <w:iCs/>
+        </w:rPr>
+        <w:t xml:space="preserve">28</w:t>
+      </w:r>
+      <w:r>
+        <w:t xml:space="preserve">(4), 543–568.</w:t>
+      </w:r>
+      <w:r>
+        <w:t xml:space="preserve"> </w:t>
+      </w:r>
+      <w:hyperlink r:id="rId77">
+        <w:r>
+          <w:rPr>
+            <w:rStyle w:val="Hyperlink"/>
+          </w:rPr>
+          <w:t xml:space="preserve">https://doi.org/10.1177/10944281251334778</w:t>
+        </w:r>
+      </w:hyperlink>
+    </w:p>
+    <w:bookmarkEnd w:id="78"/>
     <w:bookmarkStart w:id="80" w:name="ref-curran2016"/>
     <w:p>
       <w:pPr>
@@ -3819,7 +3747,64 @@
         <w:pStyle w:val="Bibliography"/>
       </w:pPr>
       <w:r>
-        <w:t xml:space="preserve">Flora, D. B., LaBrish, C., &amp; Chalmers, R. P. (2012). Old and new ideas for data screening and assumption testing for exploratory and confirmatory factor analysis.</w:t>
+        <w:t xml:space="preserve">Flora, D. B., LaBrish, C., &amp; Chalmers, R. P. (2012). Old and</w:t>
+      </w:r>
+      <w:r>
+        <w:t xml:space="preserve"> </w:t>
+      </w:r>
+      <w:r>
+        <w:t xml:space="preserve">New Ideas</w:t>
+      </w:r>
+      <w:r>
+        <w:t xml:space="preserve"> </w:t>
+      </w:r>
+      <w:r>
+        <w:t xml:space="preserve">for</w:t>
+      </w:r>
+      <w:r>
+        <w:t xml:space="preserve"> </w:t>
+      </w:r>
+      <w:r>
+        <w:t xml:space="preserve">Data Screening</w:t>
+      </w:r>
+      <w:r>
+        <w:t xml:space="preserve"> </w:t>
+      </w:r>
+      <w:r>
+        <w:t xml:space="preserve">and</w:t>
+      </w:r>
+      <w:r>
+        <w:t xml:space="preserve"> </w:t>
+      </w:r>
+      <w:r>
+        <w:t xml:space="preserve">Assumption Testing</w:t>
+      </w:r>
+      <w:r>
+        <w:t xml:space="preserve"> </w:t>
+      </w:r>
+      <w:r>
+        <w:t xml:space="preserve">for</w:t>
+      </w:r>
+      <w:r>
+        <w:t xml:space="preserve"> </w:t>
+      </w:r>
+      <w:r>
+        <w:t xml:space="preserve">Exploratory</w:t>
+      </w:r>
+      <w:r>
+        <w:t xml:space="preserve"> </w:t>
+      </w:r>
+      <w:r>
+        <w:t xml:space="preserve">and</w:t>
+      </w:r>
+      <w:r>
+        <w:t xml:space="preserve"> </w:t>
+      </w:r>
+      <w:r>
+        <w:t xml:space="preserve">Confirmatory Factor Analysis</w:t>
+      </w:r>
+      <w:r>
+        <w:t xml:space="preserve">.</w:t>
       </w:r>
       <w:r>
         <w:t xml:space="preserve"> </w:t>
@@ -3845,7 +3830,7 @@
         <w:t xml:space="preserve">3</w:t>
       </w:r>
       <w:r>
-        <w:t xml:space="preserve">, 55.</w:t>
+        <w:t xml:space="preserve">(MAR), 55.</w:t>
       </w:r>
       <w:r>
         <w:t xml:space="preserve"> </w:t>
@@ -4091,82 +4076,60 @@
           <w:i/>
           <w:iCs/>
         </w:rPr>
-        <w:t xml:space="preserve">Principles and practice of structural equation modeling</w:t>
-      </w:r>
-      <w:r>
-        <w:t xml:space="preserve"> </w:t>
-      </w:r>
-      <w:r>
-        <w:t xml:space="preserve">(5th ed.). The Guilford Press.</w:t>
-      </w:r>
-    </w:p>
-    <w:bookmarkEnd w:id="87"/>
-    <w:bookmarkStart w:id="89" w:name="ref-satopaa2011"/>
-    <w:p>
-      <w:pPr>
-        <w:pStyle w:val="Bibliography"/>
-      </w:pPr>
-      <w:r>
-        <w:t xml:space="preserve">Satopää, V., Albrecht, J., Irwin, D., &amp; Raghavan, B. (2011). Finding a</w:t>
-      </w:r>
-      <w:r>
-        <w:t xml:space="preserve"> </w:t>
-      </w:r>
-      <w:r>
-        <w:t xml:space="preserve">“</w:t>
-      </w:r>
-      <w:r>
-        <w:t xml:space="preserve">Kneedle</w:t>
-      </w:r>
-      <w:r>
-        <w:t xml:space="preserve">”</w:t>
-      </w:r>
-      <w:r>
-        <w:t xml:space="preserve"> </w:t>
-      </w:r>
-      <w:r>
-        <w:t xml:space="preserve">in a haystack:</w:t>
-      </w:r>
-      <w:r>
-        <w:t xml:space="preserve"> </w:t>
-      </w:r>
-      <w:r>
-        <w:t xml:space="preserve">Detecting</w:t>
-      </w:r>
-      <w:r>
-        <w:t xml:space="preserve"> </w:t>
-      </w:r>
-      <w:r>
-        <w:t xml:space="preserve">knee points in system behavior.</w:t>
-      </w:r>
-      <w:r>
-        <w:t xml:space="preserve"> </w:t>
+        <w:t xml:space="preserve">Principles and</w:t>
       </w:r>
       <w:r>
         <w:rPr>
           <w:i/>
           <w:iCs/>
         </w:rPr>
-        <w:t xml:space="preserve">2011 31st International Conference on Distributed Computing Systems Workshops</w:t>
-      </w:r>
-      <w:r>
-        <w:t xml:space="preserve">, 166–171.</w:t>
-      </w:r>
-      <w:r>
-        <w:t xml:space="preserve"> </w:t>
-      </w:r>
-      <w:hyperlink r:id="rId88">
-        <w:r>
-          <w:rPr>
-            <w:rStyle w:val="Hyperlink"/>
-          </w:rPr>
-          <w:t xml:space="preserve">https://doi.org/10.1109/ICDCSW.2011.20</w:t>
-        </w:r>
-      </w:hyperlink>
-    </w:p>
+        <w:t xml:space="preserve"> </w:t>
+      </w:r>
+      <w:r>
+        <w:rPr>
+          <w:i/>
+          <w:iCs/>
+        </w:rPr>
+        <w:t xml:space="preserve">Pratice</w:t>
+      </w:r>
+      <w:r>
+        <w:rPr>
+          <w:i/>
+          <w:iCs/>
+        </w:rPr>
+        <w:t xml:space="preserve"> </w:t>
+      </w:r>
+      <w:r>
+        <w:rPr>
+          <w:i/>
+          <w:iCs/>
+        </w:rPr>
+        <w:t xml:space="preserve">of</w:t>
+      </w:r>
+      <w:r>
+        <w:rPr>
+          <w:i/>
+          <w:iCs/>
+        </w:rPr>
+        <w:t xml:space="preserve"> </w:t>
+      </w:r>
+      <w:r>
+        <w:rPr>
+          <w:i/>
+          <w:iCs/>
+        </w:rPr>
+        <w:t xml:space="preserve">Structural Equation Modeling</w:t>
+      </w:r>
+      <w:r>
+        <w:t xml:space="preserve"> </w:t>
+      </w:r>
+      <w:r>
+        <w:t xml:space="preserve">(Fifth Edition). The Guilford Press.</w:t>
+      </w:r>
+    </w:p>
+    <w:bookmarkEnd w:id="87"/>
+    <w:bookmarkEnd w:id="88"/>
     <w:bookmarkEnd w:id="89"/>
-    <w:bookmarkEnd w:id="90"/>
-    <w:bookmarkEnd w:id="91"/>
     <w:sectPr>
       <w:footnotePr>
         <w:numRestart w:val="eachSect"/>

--- a/docs/index.docx
+++ b/docs/index.docx
@@ -7,7 +7,7 @@
         <w:pStyle w:val="Title"/>
       </w:pPr>
       <w:r>
-        <w:t xml:space="preserve">Detecção de Careless/Insufficient Effort Responding (C/IER)</w:t>
+        <w:t xml:space="preserve">Careless/Insufficient Effort Responding (C/IER) Detection</w:t>
       </w:r>
     </w:p>
     <w:p>
@@ -39,16 +39,40 @@
         <w:pStyle w:val="Abstract"/>
       </w:pPr>
       <w:r>
-        <w:t xml:space="preserve">This… (abstract text here)</w:t>
-      </w:r>
-    </w:p>
-    <w:bookmarkStart w:id="20" w:name="contextualização"/>
+        <w:t xml:space="preserve">This notebook presents a tutorial on the detection of careless or insufficient effort responding (C/IER) in self-report questionnaires. We use real database from WHOQOL-Bref scale as an example, and we apply the</w:t>
+      </w:r>
+      <w:r>
+        <w:t xml:space="preserve"> </w:t>
+      </w:r>
+      <w:r>
+        <w:t xml:space="preserve">‘careless’</w:t>
+      </w:r>
+      <w:r>
+        <w:t xml:space="preserve"> </w:t>
+      </w:r>
+      <w:r>
+        <w:t xml:space="preserve">package and Laz.R</w:t>
+      </w:r>
+      <w:r>
+        <w:t xml:space="preserve"> </w:t>
+      </w:r>
+      <w:r>
+        <w:t xml:space="preserve">(Biemann et al., 2025)</w:t>
+      </w:r>
+      <w:r>
+        <w:t xml:space="preserve"> </w:t>
+      </w:r>
+      <w:r>
+        <w:t xml:space="preserve">to detect C/IER (post hoc indicators). We also discuss the importance of procedural C/IER detection in the quality control of data obtained through self-report questionnaires.</w:t>
+      </w:r>
+    </w:p>
+    <w:bookmarkStart w:id="20" w:name="contextualization"/>
     <w:p>
       <w:pPr>
         <w:pStyle w:val="Heading2"/>
       </w:pPr>
       <w:r>
-        <w:t xml:space="preserve">1 Contextualização</w:t>
+        <w:t xml:space="preserve">1 Contextualization</w:t>
       </w:r>
     </w:p>
     <w:p>
@@ -56,31 +80,31 @@
         <w:pStyle w:val="FirstParagraph"/>
       </w:pPr>
       <w:r>
-        <w:t xml:space="preserve">A detecção de Careless ou Insufficient Effort Responding (C/IER) é uma etapa</w:t>
-      </w:r>
-      <w:r>
-        <w:t xml:space="preserve"> </w:t>
-      </w:r>
-      <w:r>
-        <w:t xml:space="preserve">essencial no controle de qualidade de dados obtidos por questionários de</w:t>
-      </w:r>
-      <w:r>
-        <w:t xml:space="preserve"> </w:t>
-      </w:r>
-      <w:r>
-        <w:t xml:space="preserve">autorrelato. O C/IER se manifesta quando respondentes preenchem o instrumento</w:t>
-      </w:r>
-      <w:r>
-        <w:t xml:space="preserve"> </w:t>
-      </w:r>
-      <w:r>
-        <w:t xml:space="preserve">sem atenção ao conteúdo dos itens, comprometendo a validade das inferências</w:t>
-      </w:r>
-      <w:r>
-        <w:t xml:space="preserve"> </w:t>
-      </w:r>
-      <w:r>
-        <w:t xml:space="preserve">psicométricas e substantivas derivadas dos dados</w:t>
+        <w:t xml:space="preserve">The detection of Careless or Insufficient Effort Responding (C/IER) is an</w:t>
+      </w:r>
+      <w:r>
+        <w:t xml:space="preserve"> </w:t>
+      </w:r>
+      <w:r>
+        <w:t xml:space="preserve">essential step in the quality control of data obtained through self-report</w:t>
+      </w:r>
+      <w:r>
+        <w:t xml:space="preserve"> </w:t>
+      </w:r>
+      <w:r>
+        <w:t xml:space="preserve">questionnaires. C/IER occurs when respondents complete the instrument without</w:t>
+      </w:r>
+      <w:r>
+        <w:t xml:space="preserve"> </w:t>
+      </w:r>
+      <w:r>
+        <w:t xml:space="preserve">attention to the item content, compromising the validity of the psychometric</w:t>
+      </w:r>
+      <w:r>
+        <w:t xml:space="preserve"> </w:t>
+      </w:r>
+      <w:r>
+        <w:t xml:space="preserve">and substantive inferences derived from the data</w:t>
       </w:r>
       <w:r>
         <w:t xml:space="preserve"> </w:t>
@@ -97,7 +121,7 @@
         <w:pStyle w:val="BodyText"/>
       </w:pPr>
       <w:r>
-        <w:t xml:space="preserve">O fluxo analítico deste documento segue três níveis sequenciais de detecção:</w:t>
+        <w:t xml:space="preserve">The analytical flow of this document follows three sequential levels of detection:</w:t>
       </w:r>
     </w:p>
     <w:p>
@@ -113,19 +137,19 @@
           <w:b/>
           <w:bCs/>
         </w:rPr>
-        <w:t xml:space="preserve">Questionário:</w:t>
-      </w:r>
-      <w:r>
-        <w:t xml:space="preserve"> </w:t>
-      </w:r>
-      <w:r>
-        <w:t xml:space="preserve">exclusões procedimentais (a priori), incluindo</w:t>
-      </w:r>
-      <w:r>
-        <w:t xml:space="preserve"> </w:t>
-      </w:r>
-      <w:r>
-        <w:t xml:space="preserve">abandono, tempo de resposta e itens de controle de qualidade.</w:t>
+        <w:t xml:space="preserve">Questionnaire:</w:t>
+      </w:r>
+      <w:r>
+        <w:t xml:space="preserve"> </w:t>
+      </w:r>
+      <w:r>
+        <w:t xml:space="preserve">procedural exclusions (a priori), including dropout,</w:t>
+      </w:r>
+      <w:r>
+        <w:t xml:space="preserve"> </w:t>
+      </w:r>
+      <w:r>
+        <w:t xml:space="preserve">response time, and quality control items.</w:t>
       </w:r>
     </w:p>
     <w:p>
@@ -141,25 +165,25 @@
           <w:b/>
           <w:bCs/>
         </w:rPr>
-        <w:t xml:space="preserve">Escala WHOQOL:</w:t>
-      </w:r>
-      <w:r>
-        <w:t xml:space="preserve"> </w:t>
-      </w:r>
-      <w:r>
-        <w:t xml:space="preserve">indicadores post hoc diagnósticos (Laz.R,</w:t>
-      </w:r>
-      <w:r>
-        <w:t xml:space="preserve"> </w:t>
-      </w:r>
-      <w:r>
-        <w:t xml:space="preserve">Longstring, Mahalanobis Distance e IRV) com pontos de corte estimados via</w:t>
-      </w:r>
-      <w:r>
-        <w:t xml:space="preserve"> </w:t>
-      </w:r>
-      <w:r>
-        <w:t xml:space="preserve">algoritmo Kneedle</w:t>
+        <w:t xml:space="preserve">WHOQOL Scale:</w:t>
+      </w:r>
+      <w:r>
+        <w:t xml:space="preserve"> </w:t>
+      </w:r>
+      <w:r>
+        <w:t xml:space="preserve">diagnostic post-hoc indicators (Laz.R, Longstring,</w:t>
+      </w:r>
+      <w:r>
+        <w:t xml:space="preserve"> </w:t>
+      </w:r>
+      <w:r>
+        <w:t xml:space="preserve">Mahalanobis Distance, and IRV) with cut-off points estimated via the</w:t>
+      </w:r>
+      <w:r>
+        <w:t xml:space="preserve"> </w:t>
+      </w:r>
+      <w:r>
+        <w:t xml:space="preserve">Kneedle algorithm</w:t>
       </w:r>
       <w:r>
         <w:t xml:space="preserve"> </w:t>
@@ -184,29 +208,29 @@
           <w:b/>
           <w:bCs/>
         </w:rPr>
-        <w:t xml:space="preserve">Itens:</w:t>
-      </w:r>
-      <w:r>
-        <w:t xml:space="preserve"> </w:t>
-      </w:r>
-      <w:r>
-        <w:t xml:space="preserve">diagnóstico de multicolinearidade via VIF para</w:t>
-      </w:r>
-      <w:r>
-        <w:t xml:space="preserve"> </w:t>
-      </w:r>
-      <w:r>
-        <w:t xml:space="preserve">antecipar problemas de convergência na AFC.</w:t>
+        <w:t xml:space="preserve">Items:</w:t>
+      </w:r>
+      <w:r>
+        <w:t xml:space="preserve"> </w:t>
+      </w:r>
+      <w:r>
+        <w:t xml:space="preserve">VIF-based multicollinearity diagnosis to anticipate</w:t>
+      </w:r>
+      <w:r>
+        <w:t xml:space="preserve"> </w:t>
+      </w:r>
+      <w:r>
+        <w:t xml:space="preserve">convergence problems in CFA.</w:t>
       </w:r>
     </w:p>
     <w:bookmarkEnd w:id="20"/>
-    <w:bookmarkStart w:id="22" w:name="leitura-e-preparação-dos-dados"/>
+    <w:bookmarkStart w:id="22" w:name="data-reading-and-preparation"/>
     <w:p>
       <w:pPr>
         <w:pStyle w:val="Heading2"/>
       </w:pPr>
       <w:r>
-        <w:t xml:space="preserve">2 Leitura e preparação dos dados</w:t>
+        <w:t xml:space="preserve">2 Data reading and preparation</w:t>
       </w:r>
     </w:p>
     <w:p>
@@ -214,7 +238,7 @@
         <w:pStyle w:val="FirstParagraph"/>
       </w:pPr>
       <w:r>
-        <w:t xml:space="preserve">O arquivo</w:t>
+        <w:t xml:space="preserve">The</w:t>
       </w:r>
       <w:r>
         <w:t xml:space="preserve"> </w:t>
@@ -229,7 +253,7 @@
         <w:t xml:space="preserve"> </w:t>
       </w:r>
       <w:r>
-        <w:t xml:space="preserve">contém as respostas brutas do questionário (separador</w:t>
+        <w:t xml:space="preserve">file contains the raw survey responses (separator</w:t>
       </w:r>
       <w:r>
         <w:t xml:space="preserve"> </w:t>
@@ -247,13 +271,13 @@
         <w:t xml:space="preserve"> </w:t>
       </w:r>
       <w:r>
-        <w:t xml:space="preserve">Nesta etapa, removem-se registros de abandono, selecionam-se as variáveis do</w:t>
-      </w:r>
-      <w:r>
-        <w:t xml:space="preserve"> </w:t>
-      </w:r>
-      <w:r>
-        <w:t xml:space="preserve">fluxo analítico e deriva-se o tempo total de resposta (</w:t>
+        <w:t xml:space="preserve">In this step, dropout records are removed, variables for the analytical flow</w:t>
+      </w:r>
+      <w:r>
+        <w:t xml:space="preserve"> </w:t>
+      </w:r>
+      <w:r>
+        <w:t xml:space="preserve">are selected, and the total response time (</w:t>
       </w:r>
       <w:r>
         <w:rPr>
@@ -262,7 +286,7 @@
         <w:t xml:space="preserve">TIME</w:t>
       </w:r>
       <w:r>
-        <w:t xml:space="preserve">).</w:t>
+        <w:t xml:space="preserve">) is derived.</w:t>
       </w:r>
     </w:p>
     <w:p>
@@ -604,18 +628,18 @@
             <w:rStyle w:val="Hyperlink"/>
             <w:vertAlign w:val="subscript"/>
           </w:rPr>
-          <w:t xml:space="preserve">Exclusões procedimentais</w:t>
+          <w:t xml:space="preserve">Procedural exclusions</w:t>
         </w:r>
       </w:hyperlink>
     </w:p>
     <w:bookmarkEnd w:id="22"/>
-    <w:bookmarkStart w:id="25" w:name="exclusões-procedimentais"/>
+    <w:bookmarkStart w:id="25" w:name="procedural-exclusions"/>
     <w:p>
       <w:pPr>
         <w:pStyle w:val="Heading2"/>
       </w:pPr>
       <w:r>
-        <w:t xml:space="preserve">3 Exclusões procedimentais</w:t>
+        <w:t xml:space="preserve">3 Procedural exclusions</w:t>
       </w:r>
     </w:p>
     <w:p>
@@ -623,19 +647,19 @@
         <w:pStyle w:val="FirstParagraph"/>
       </w:pPr>
       <w:r>
-        <w:t xml:space="preserve">O Nível 1 aplica três procedimentos prévios ao cálculo dos indicadores post hoc:</w:t>
-      </w:r>
-      <w:r>
-        <w:t xml:space="preserve"> </w:t>
-      </w:r>
-      <w:r>
-        <w:t xml:space="preserve">remoção de abandono, exclusão por tempo de resposta inferior a 208 segundos</w:t>
-      </w:r>
-      <w:r>
-        <w:t xml:space="preserve"> </w:t>
-      </w:r>
-      <w:r>
-        <w:t xml:space="preserve">(104 itens × 2 s/item)</w:t>
+        <w:t xml:space="preserve">Level 1 applies three procedures prior to calculating post-hoc indicators:</w:t>
+      </w:r>
+      <w:r>
+        <w:t xml:space="preserve"> </w:t>
+      </w:r>
+      <w:r>
+        <w:t xml:space="preserve">dropout removal, exclusion for response time below 208 seconds</w:t>
+      </w:r>
+      <w:r>
+        <w:t xml:space="preserve"> </w:t>
+      </w:r>
+      <w:r>
+        <w:t xml:space="preserve">(104 items × 2 s/item)</w:t>
       </w:r>
       <w:r>
         <w:t xml:space="preserve"> </w:t>
@@ -644,16 +668,13 @@
         <w:t xml:space="preserve">(Huang et al., 2026)</w:t>
       </w:r>
       <w:r>
-        <w:t xml:space="preserve"> </w:t>
-      </w:r>
-      <w:r>
-        <w:t xml:space="preserve">e exclusão por duas ou mais falhas nos itens</w:t>
-      </w:r>
-      <w:r>
-        <w:t xml:space="preserve"> </w:t>
-      </w:r>
-      <w:r>
-        <w:t xml:space="preserve">de controle de qualidade (</w:t>
+        <w:t xml:space="preserve">, and exclusion for two or more failures</w:t>
+      </w:r>
+      <w:r>
+        <w:t xml:space="preserve"> </w:t>
+      </w:r>
+      <w:r>
+        <w:t xml:space="preserve">on quality control items (</w:t>
       </w:r>
       <w:r>
         <w:rPr>
@@ -671,7 +692,13 @@
         <w:t xml:space="preserve">(Curran, 2016)</w:t>
       </w:r>
       <w:r>
-        <w:t xml:space="preserve">. Toda exclusão é registrada no</w:t>
+        <w:t xml:space="preserve">. Every exclusion is</w:t>
+      </w:r>
+      <w:r>
+        <w:t xml:space="preserve"> </w:t>
+      </w:r>
+      <w:r>
+        <w:t xml:space="preserve">recorded in</w:t>
       </w:r>
       <w:r>
         <w:t xml:space="preserve"> </w:t>
@@ -686,16 +713,16 @@
         <w:t xml:space="preserve"> </w:t>
       </w:r>
       <w:r>
-        <w:t xml:space="preserve">com motivo e critério.</w:t>
-      </w:r>
-    </w:p>
-    <w:bookmarkStart w:id="23" w:name="sumario-nivel-1"/>
+        <w:t xml:space="preserve">with its reason and criterion.</w:t>
+      </w:r>
+    </w:p>
+    <w:bookmarkStart w:id="23" w:name="level-1-summary"/>
     <w:p>
       <w:pPr>
         <w:pStyle w:val="TableCaption"/>
       </w:pPr>
       <w:r>
-        <w:t xml:space="preserve">Resumo das exclusões procedimentais</w:t>
+        <w:t xml:space="preserve">Procedural exclusions summary</w:t>
       </w:r>
     </w:p>
     <w:tbl>
@@ -703,7 +730,7 @@
         <w:tblStyle w:val="Table"/>
         <w:tblW w:type="auto" w:w="0"/>
         <w:tblLook w:firstRow="1" w:lastRow="0" w:firstColumn="0" w:lastColumn="0" w:noHBand="0" w:noVBand="0" w:val="0020"/>
-        <w:tblCaption w:val="Resumo das exclusões procedimentais"/>
+        <w:tblCaption w:val="Procedural exclusions summary"/>
       </w:tblPr>
       <w:tblGrid>
         <w:gridCol w:w="3960"/>
@@ -721,7 +748,7 @@
               <w:jc w:val="left"/>
             </w:pPr>
             <w:r>
-              <w:t xml:space="preserve">Etapa</w:t>
+              <w:t xml:space="preserve">Step</w:t>
             </w:r>
           </w:p>
         </w:tc>
@@ -747,7 +774,7 @@
               <w:jc w:val="left"/>
             </w:pPr>
             <w:r>
-              <w:t xml:space="preserve">Dados brutos</w:t>
+              <w:t xml:space="preserve">Raw data</w:t>
             </w:r>
           </w:p>
         </w:tc>
@@ -773,7 +800,7 @@
               <w:jc w:val="left"/>
             </w:pPr>
             <w:r>
-              <w:t xml:space="preserve">Abandono removido</w:t>
+              <w:t xml:space="preserve">Dropouts removed</w:t>
             </w:r>
           </w:p>
         </w:tc>
@@ -799,7 +826,7 @@
               <w:jc w:val="left"/>
             </w:pPr>
             <w:r>
-              <w:t xml:space="preserve">Excluídos por tempo (&lt; 208 s)</w:t>
+              <w:t xml:space="preserve">Excluded by time (&lt; 208 s)</w:t>
             </w:r>
           </w:p>
         </w:tc>
@@ -825,7 +852,7 @@
               <w:jc w:val="left"/>
             </w:pPr>
             <w:r>
-              <w:t xml:space="preserve">Excluídos por CQ (≥ 2 falhas)</w:t>
+              <w:t xml:space="preserve">Excluded by QC (≥ 2 fails)</w:t>
             </w:r>
           </w:p>
         </w:tc>
@@ -851,7 +878,7 @@
               <w:jc w:val="left"/>
             </w:pPr>
             <w:r>
-              <w:t xml:space="preserve">Excluídos por missings (&gt; 5 em Q1-Q26)</w:t>
+              <w:t xml:space="preserve">Excluded by missings (&gt; 5 in Q1-Q26)</w:t>
             </w:r>
           </w:p>
         </w:tc>
@@ -877,7 +904,7 @@
               <w:jc w:val="left"/>
             </w:pPr>
             <w:r>
-              <w:t xml:space="preserve">Elegíveis para Nível 2</w:t>
+              <w:t xml:space="preserve">Eligible for Level 2</w:t>
             </w:r>
           </w:p>
         </w:tc>
@@ -903,7 +930,7 @@
               <w:jc w:val="left"/>
             </w:pPr>
             <w:r>
-              <w:t xml:space="preserve">NAs restantes na escala Q1-Q26</w:t>
+              <w:t xml:space="preserve">Remaining NAs in Q1-Q26</w:t>
             </w:r>
           </w:p>
         </w:tc>
@@ -944,18 +971,18 @@
             <w:rStyle w:val="Hyperlink"/>
             <w:vertAlign w:val="subscript"/>
           </w:rPr>
-          <w:t xml:space="preserve">Exclusões procedimentais</w:t>
+          <w:t xml:space="preserve">Procedural exclusions</w:t>
         </w:r>
       </w:hyperlink>
     </w:p>
     <w:bookmarkEnd w:id="25"/>
-    <w:bookmarkStart w:id="74" w:name="cálculo-dos-indicadores-cier"/>
+    <w:bookmarkStart w:id="74" w:name="calculation-of-cier-indicators"/>
     <w:p>
       <w:pPr>
         <w:pStyle w:val="Heading2"/>
       </w:pPr>
       <w:r>
-        <w:t xml:space="preserve">4 Cálculo dos indicadores C/IER</w:t>
+        <w:t xml:space="preserve">4 Calculation of C/IER indicators</w:t>
       </w:r>
     </w:p>
     <w:p>
@@ -963,13 +990,13 @@
         <w:pStyle w:val="FirstParagraph"/>
       </w:pPr>
       <w:r>
-        <w:t xml:space="preserve">Cada indicador captura manifestações distintas de C/IER; a presença concomitante</w:t>
-      </w:r>
-      <w:r>
-        <w:t xml:space="preserve"> </w:t>
-      </w:r>
-      <w:r>
-        <w:t xml:space="preserve">oferece evidência mais robusta do que qualquer indicador isolado</w:t>
+        <w:t xml:space="preserve">Each indicator captures distinct manifestations of C/IER; their concurrent</w:t>
+      </w:r>
+      <w:r>
+        <w:t xml:space="preserve"> </w:t>
+      </w:r>
+      <w:r>
+        <w:t xml:space="preserve">presence offers stronger evidence than any single indicator alone</w:t>
       </w:r>
       <w:r>
         <w:t xml:space="preserve"> </w:t>
@@ -981,13 +1008,13 @@
         <w:t xml:space="preserve">.</w:t>
       </w:r>
     </w:p>
-    <w:bookmarkStart w:id="46" w:name="visualização-univariada"/>
+    <w:bookmarkStart w:id="46" w:name="univariate-visualization"/>
     <w:p>
       <w:pPr>
         <w:pStyle w:val="Heading3"/>
       </w:pPr>
       <w:r>
-        <w:t xml:space="preserve">4.1 Visualização univariada</w:t>
+        <w:t xml:space="preserve">4.1 Univariate visualization</w:t>
       </w:r>
     </w:p>
     <w:p>
@@ -995,13 +1022,13 @@
         <w:pStyle w:val="FirstParagraph"/>
       </w:pPr>
       <w:r>
-        <w:t xml:space="preserve">Cada respondente recebe os valores dos quatro indicadores em um tibble</w:t>
-      </w:r>
-      <w:r>
-        <w:t xml:space="preserve"> </w:t>
-      </w:r>
-      <w:r>
-        <w:t xml:space="preserve">consolidado, e os gráficos abaixo mostram a distribuição univariada de cada um.</w:t>
+        <w:t xml:space="preserve">Each respondent receives the values of the four indicators in a consolidated</w:t>
+      </w:r>
+      <w:r>
+        <w:t xml:space="preserve"> </w:t>
+      </w:r>
+      <w:r>
+        <w:t xml:space="preserve">tibble, and the plots below show the univariate distribution of each one.</w:t>
       </w:r>
     </w:p>
     <w:p>
@@ -1083,7 +1110,7 @@
             <w:rStyle w:val="Hyperlink"/>
             <w:vertAlign w:val="subscript"/>
           </w:rPr>
-          <w:t xml:space="preserve">Indicadores post hoc C/IER</w:t>
+          <w:t xml:space="preserve">Post-hoc C/IER Indicators</w:t>
         </w:r>
       </w:hyperlink>
     </w:p>
@@ -1166,7 +1193,7 @@
             <w:rStyle w:val="Hyperlink"/>
             <w:vertAlign w:val="subscript"/>
           </w:rPr>
-          <w:t xml:space="preserve">Indicadores post hoc C/IER</w:t>
+          <w:t xml:space="preserve">Post-hoc C/IER Indicators</w:t>
         </w:r>
       </w:hyperlink>
     </w:p>
@@ -1249,7 +1276,7 @@
             <w:rStyle w:val="Hyperlink"/>
             <w:vertAlign w:val="subscript"/>
           </w:rPr>
-          <w:t xml:space="preserve">Indicadores post hoc C/IER</w:t>
+          <w:t xml:space="preserve">Post-hoc C/IER Indicators</w:t>
         </w:r>
       </w:hyperlink>
     </w:p>
@@ -1332,18 +1359,18 @@
             <w:rStyle w:val="Hyperlink"/>
             <w:vertAlign w:val="subscript"/>
           </w:rPr>
-          <w:t xml:space="preserve">Indicadores post hoc C/IER</w:t>
+          <w:t xml:space="preserve">Post-hoc C/IER Indicators</w:t>
         </w:r>
       </w:hyperlink>
     </w:p>
     <w:bookmarkEnd w:id="46"/>
-    <w:bookmarkStart w:id="49" w:name="pontos-de-corte-via-algoritmo-kneedle"/>
+    <w:bookmarkStart w:id="49" w:name="cut-off-points-via-kneedle-algorithm"/>
     <w:p>
       <w:pPr>
         <w:pStyle w:val="Heading3"/>
       </w:pPr>
       <w:r>
-        <w:t xml:space="preserve">4.2 Pontos de corte via algoritmo Kneedle</w:t>
+        <w:t xml:space="preserve">4.2 Cut-off points via Kneedle algorithm</w:t>
       </w:r>
     </w:p>
     <w:p>
@@ -1351,13 +1378,13 @@
         <w:pStyle w:val="FirstParagraph"/>
       </w:pPr>
       <w:r>
-        <w:t xml:space="preserve">O Kneedle é aplicado à curva ordenada (decrescente) de cada indicador.</w:t>
-      </w:r>
-      <w:r>
-        <w:t xml:space="preserve"> </w:t>
-      </w:r>
-      <w:r>
-        <w:t xml:space="preserve">Para</w:t>
+        <w:t xml:space="preserve">The Kneedle algorithm is applied to the sorted (descending) curve of each indicator.</w:t>
+      </w:r>
+      <w:r>
+        <w:t xml:space="preserve"> </w:t>
+      </w:r>
+      <w:r>
+        <w:t xml:space="preserve">For</w:t>
       </w:r>
       <w:r>
         <w:t xml:space="preserve"> </w:t>
@@ -1383,10 +1410,7 @@
         <w:t xml:space="preserve">Longstring</w:t>
       </w:r>
       <w:r>
-        <w:t xml:space="preserve"> </w:t>
-      </w:r>
-      <w:r>
-        <w:t xml:space="preserve">e</w:t>
+        <w:t xml:space="preserve">, and</w:t>
       </w:r>
       <w:r>
         <w:t xml:space="preserve"> </w:t>
@@ -1399,7 +1423,7 @@
         <w:t xml:space="preserve">MD</w:t>
       </w:r>
       <w:r>
-        <w:t xml:space="preserve">, o kneedle com</w:t>
+        <w:t xml:space="preserve">, kneedle with</w:t>
       </w:r>
       <w:r>
         <w:t xml:space="preserve"> </w:t>
@@ -1414,19 +1438,19 @@
         <w:t xml:space="preserve"> </w:t>
       </w:r>
       <w:r>
-        <w:t xml:space="preserve">identifica</w:t>
-      </w:r>
-      <w:r>
-        <w:t xml:space="preserve"> </w:t>
-      </w:r>
-      <w:r>
-        <w:t xml:space="preserve">onde os valores extremamente altos se separam da maioria (cauda direita).</w:t>
-      </w:r>
-      <w:r>
-        <w:t xml:space="preserve"> </w:t>
-      </w:r>
-      <w:r>
-        <w:t xml:space="preserve">Para</w:t>
+        <w:t xml:space="preserve">identifies</w:t>
+      </w:r>
+      <w:r>
+        <w:t xml:space="preserve"> </w:t>
+      </w:r>
+      <w:r>
+        <w:t xml:space="preserve">where extremely high values separate from the majority (right tail).</w:t>
+      </w:r>
+      <w:r>
+        <w:t xml:space="preserve"> </w:t>
+      </w:r>
+      <w:r>
+        <w:t xml:space="preserve">For</w:t>
       </w:r>
       <w:r>
         <w:t xml:space="preserve"> </w:t>
@@ -1439,7 +1463,7 @@
         <w:t xml:space="preserve">IRV</w:t>
       </w:r>
       <w:r>
-        <w:t xml:space="preserve">, usa-se</w:t>
+        <w:t xml:space="preserve">,</w:t>
       </w:r>
       <w:r>
         <w:t xml:space="preserve"> </w:t>
@@ -1454,7 +1478,7 @@
         <w:t xml:space="preserve"> </w:t>
       </w:r>
       <w:r>
-        <w:t xml:space="preserve">para detectar IRV alto demais e</w:t>
+        <w:t xml:space="preserve">is used to detect excessively high IRV and</w:t>
       </w:r>
       <w:r>
         <w:t xml:space="preserve"> </w:t>
@@ -1469,7 +1493,7 @@
         <w:t xml:space="preserve"> </w:t>
       </w:r>
       <w:r>
-        <w:t xml:space="preserve">para IRV baixo demais, pois ambos extremos podem ser considerados como suspeitos.</w:t>
+        <w:t xml:space="preserve">for excessively low IRV, since both extremes can be considered suspicious.</w:t>
       </w:r>
     </w:p>
     <w:bookmarkStart w:id="47" w:name="kneedle-cutoffs"/>
@@ -1478,7 +1502,7 @@
         <w:pStyle w:val="TableCaption"/>
       </w:pPr>
       <w:r>
-        <w:t xml:space="preserve">Pontos de corte — Algoritmo Kneedle (Biemann et al., 2025)</w:t>
+        <w:t xml:space="preserve">Cut-off points — Kneedle algorithm (Biemann et al., 2025)</w:t>
       </w:r>
     </w:p>
     <w:tbl>
@@ -1486,7 +1510,7 @@
         <w:tblStyle w:val="Table"/>
         <w:tblW w:type="auto" w:w="0"/>
         <w:tblLook w:firstRow="1" w:lastRow="0" w:firstColumn="0" w:lastColumn="0" w:noHBand="0" w:noVBand="0" w:val="0020"/>
-        <w:tblCaption w:val="Pontos de corte — Algoritmo Kneedle (Biemann et al., 2025)"/>
+        <w:tblCaption w:val="Cut-off points — Kneedle algorithm (Biemann et al., 2025)"/>
       </w:tblPr>
       <w:tblGrid>
         <w:gridCol w:w="2640"/>
@@ -1505,31 +1529,31 @@
               <w:jc w:val="left"/>
             </w:pPr>
             <w:r>
-              <w:t xml:space="preserve">Indicador</w:t>
-            </w:r>
-          </w:p>
-        </w:tc>
-        <w:tc>
-          <w:tcPr/>
-          <w:p>
-            <w:pPr>
-              <w:pStyle w:val="Compact"/>
-              <w:jc w:val="right"/>
-            </w:pPr>
-            <w:r>
-              <w:t xml:space="preserve">Valor crítico</w:t>
-            </w:r>
-          </w:p>
-        </w:tc>
-        <w:tc>
-          <w:tcPr/>
-          <w:p>
-            <w:pPr>
-              <w:pStyle w:val="Compact"/>
-              <w:jc w:val="right"/>
-            </w:pPr>
-            <w:r>
-              <w:t xml:space="preserve">% suspeitos</w:t>
+              <w:t xml:space="preserve">Indicator</w:t>
+            </w:r>
+          </w:p>
+        </w:tc>
+        <w:tc>
+          <w:tcPr/>
+          <w:p>
+            <w:pPr>
+              <w:pStyle w:val="Compact"/>
+              <w:jc w:val="right"/>
+            </w:pPr>
+            <w:r>
+              <w:t xml:space="preserve">Critical value</w:t>
+            </w:r>
+          </w:p>
+        </w:tc>
+        <w:tc>
+          <w:tcPr/>
+          <w:p>
+            <w:pPr>
+              <w:pStyle w:val="Compact"/>
+              <w:jc w:val="right"/>
+            </w:pPr>
+            <w:r>
+              <w:t xml:space="preserve">% flagged</w:t>
             </w:r>
           </w:p>
         </w:tc>
@@ -1567,7 +1591,7 @@
               <w:jc w:val="right"/>
             </w:pPr>
             <w:r>
-              <w:t xml:space="preserve">6.8</w:t>
+              <w:t xml:space="preserve">11.6</w:t>
             </w:r>
           </w:p>
         </w:tc>
@@ -1605,7 +1629,7 @@
               <w:jc w:val="right"/>
             </w:pPr>
             <w:r>
-              <w:t xml:space="preserve">14.8</w:t>
+              <w:t xml:space="preserve">15.2</w:t>
             </w:r>
           </w:p>
         </w:tc>
@@ -1631,7 +1655,7 @@
               <w:jc w:val="right"/>
             </w:pPr>
             <w:r>
-              <w:t xml:space="preserve">40.17</w:t>
+              <w:t xml:space="preserve">40.12</w:t>
             </w:r>
           </w:p>
         </w:tc>
@@ -1669,19 +1693,19 @@
               <w:jc w:val="right"/>
             </w:pPr>
             <w:r>
-              <w:t xml:space="preserve">1.34</w:t>
-            </w:r>
-          </w:p>
-        </w:tc>
-        <w:tc>
-          <w:tcPr/>
-          <w:p>
-            <w:pPr>
-              <w:pStyle w:val="Compact"/>
-              <w:jc w:val="right"/>
-            </w:pPr>
-            <w:r>
-              <w:t xml:space="preserve">4.9</w:t>
+              <w:t xml:space="preserve">1.14</w:t>
+            </w:r>
+          </w:p>
+        </w:tc>
+        <w:tc>
+          <w:tcPr/>
+          <w:p>
+            <w:pPr>
+              <w:pStyle w:val="Compact"/>
+              <w:jc w:val="right"/>
+            </w:pPr>
+            <w:r>
+              <w:t xml:space="preserve">8.0</w:t>
             </w:r>
           </w:p>
         </w:tc>
@@ -1707,19 +1731,19 @@
               <w:jc w:val="right"/>
             </w:pPr>
             <w:r>
-              <w:t xml:space="preserve">0.69</w:t>
-            </w:r>
-          </w:p>
-        </w:tc>
-        <w:tc>
-          <w:tcPr/>
-          <w:p>
-            <w:pPr>
-              <w:pStyle w:val="Compact"/>
-              <w:jc w:val="right"/>
-            </w:pPr>
-            <w:r>
-              <w:t xml:space="preserve">3.8</w:t>
+              <w:t xml:space="preserve">0.48</w:t>
+            </w:r>
+          </w:p>
+        </w:tc>
+        <w:tc>
+          <w:tcPr/>
+          <w:p>
+            <w:pPr>
+              <w:pStyle w:val="Compact"/>
+              <w:jc w:val="right"/>
+            </w:pPr>
+            <w:r>
+              <w:t xml:space="preserve">5.0</w:t>
             </w:r>
           </w:p>
         </w:tc>
@@ -1748,18 +1772,18 @@
             <w:rStyle w:val="Hyperlink"/>
             <w:vertAlign w:val="subscript"/>
           </w:rPr>
-          <w:t xml:space="preserve">Indicadores post hoc C/IER</w:t>
+          <w:t xml:space="preserve">Post-hoc C/IER Indicators</w:t>
         </w:r>
       </w:hyperlink>
     </w:p>
     <w:bookmarkEnd w:id="49"/>
-    <w:bookmarkStart w:id="70" w:name="gráficos-com-pontos-de-corte"/>
+    <w:bookmarkStart w:id="70" w:name="plots-with-cut-off-points"/>
     <w:p>
       <w:pPr>
         <w:pStyle w:val="Heading3"/>
       </w:pPr>
       <w:r>
-        <w:t xml:space="preserve">4.3 Gráficos com pontos de corte</w:t>
+        <w:t xml:space="preserve">4.3 Plots with cut-off points</w:t>
       </w:r>
     </w:p>
     <w:p>
@@ -1841,7 +1865,7 @@
             <w:rStyle w:val="Hyperlink"/>
             <w:vertAlign w:val="subscript"/>
           </w:rPr>
-          <w:t xml:space="preserve">Indicadores post hoc C/IER</w:t>
+          <w:t xml:space="preserve">Post-hoc C/IER Indicators</w:t>
         </w:r>
       </w:hyperlink>
     </w:p>
@@ -1924,7 +1948,7 @@
             <w:rStyle w:val="Hyperlink"/>
             <w:vertAlign w:val="subscript"/>
           </w:rPr>
-          <w:t xml:space="preserve">Indicadores post hoc C/IER</w:t>
+          <w:t xml:space="preserve">Post-hoc C/IER Indicators</w:t>
         </w:r>
       </w:hyperlink>
     </w:p>
@@ -2007,7 +2031,7 @@
             <w:rStyle w:val="Hyperlink"/>
             <w:vertAlign w:val="subscript"/>
           </w:rPr>
-          <w:t xml:space="preserve">Indicadores post hoc C/IER</w:t>
+          <w:t xml:space="preserve">Post-hoc C/IER Indicators</w:t>
         </w:r>
       </w:hyperlink>
     </w:p>
@@ -2090,18 +2114,18 @@
             <w:rStyle w:val="Hyperlink"/>
             <w:vertAlign w:val="subscript"/>
           </w:rPr>
-          <w:t xml:space="preserve">Indicadores post hoc C/IER</w:t>
+          <w:t xml:space="preserve">Post-hoc C/IER Indicators</w:t>
         </w:r>
       </w:hyperlink>
     </w:p>
     <w:bookmarkEnd w:id="70"/>
-    <w:bookmarkStart w:id="73" w:name="flags-de-cier"/>
+    <w:bookmarkStart w:id="73" w:name="cier-flags"/>
     <w:p>
       <w:pPr>
         <w:pStyle w:val="Heading3"/>
       </w:pPr>
       <w:r>
-        <w:t xml:space="preserve">4.4 Flags de C/IER</w:t>
+        <w:t xml:space="preserve">4.4 C/IER Flags</w:t>
       </w:r>
     </w:p>
     <w:p>
@@ -2109,7 +2133,7 @@
         <w:pStyle w:val="FirstParagraph"/>
       </w:pPr>
       <w:r>
-        <w:t xml:space="preserve">Para cada indicador, cria-se uma variável</w:t>
+        <w:t xml:space="preserve">For each indicator, a</w:t>
       </w:r>
       <w:r>
         <w:t xml:space="preserve"> </w:t>
@@ -2124,7 +2148,7 @@
         <w:t xml:space="preserve"> </w:t>
       </w:r>
       <w:r>
-        <w:t xml:space="preserve">(</w:t>
+        <w:t xml:space="preserve">variable is created (</w:t>
       </w:r>
       <w:r>
         <w:rPr>
@@ -2136,7 +2160,7 @@
         <w:t xml:space="preserve"> </w:t>
       </w:r>
       <w:r>
-        <w:t xml:space="preserve">= suspeito,</w:t>
+        <w:t xml:space="preserve">= flagged,</w:t>
       </w:r>
       <w:r>
         <w:t xml:space="preserve"> </w:t>
@@ -2151,7 +2175,7 @@
         <w:t xml:space="preserve"> </w:t>
       </w:r>
       <w:r>
-        <w:t xml:space="preserve">= não suspeito) com base nos pontos de corte Kneedle.</w:t>
+        <w:t xml:space="preserve">= not flagged) based on the Kneedle cut-off points.</w:t>
       </w:r>
     </w:p>
     <w:p>
@@ -2163,13 +2187,13 @@
           <w:b/>
           <w:bCs/>
         </w:rPr>
-        <w:t xml:space="preserve">Nota:</w:t>
-      </w:r>
-      <w:r>
-        <w:t xml:space="preserve"> </w:t>
-      </w:r>
-      <w:r>
-        <w:t xml:space="preserve">Indicadores post hoc são</w:t>
+        <w:t xml:space="preserve">Note:</w:t>
+      </w:r>
+      <w:r>
+        <w:t xml:space="preserve"> </w:t>
+      </w:r>
+      <w:r>
+        <w:t xml:space="preserve">Post-hoc indicators are</w:t>
       </w:r>
       <w:r>
         <w:t xml:space="preserve"> </w:t>
@@ -2179,22 +2203,22 @@
           <w:b/>
           <w:bCs/>
         </w:rPr>
-        <w:t xml:space="preserve">diagnósticos</w:t>
-      </w:r>
-      <w:r>
-        <w:t xml:space="preserve">, não geram exclusão</w:t>
-      </w:r>
-      <w:r>
-        <w:t xml:space="preserve"> </w:t>
-      </w:r>
-      <w:r>
-        <w:t xml:space="preserve">automática nesta fase. A flag composta será usada para inspeção e avaliação</w:t>
-      </w:r>
-      <w:r>
-        <w:t xml:space="preserve"> </w:t>
-      </w:r>
-      <w:r>
-        <w:t xml:space="preserve">através do arquivo</w:t>
+        <w:t xml:space="preserve">diagnostic</w:t>
+      </w:r>
+      <w:r>
+        <w:t xml:space="preserve">, they do not trigger automatic</w:t>
+      </w:r>
+      <w:r>
+        <w:t xml:space="preserve"> </w:t>
+      </w:r>
+      <w:r>
+        <w:t xml:space="preserve">exclusion in this phase. The composite flag array will be used for inspection and</w:t>
+      </w:r>
+      <w:r>
+        <w:t xml:space="preserve"> </w:t>
+      </w:r>
+      <w:r>
+        <w:t xml:space="preserve">evaluation through the</w:t>
       </w:r>
       <w:r>
         <w:t xml:space="preserve"> </w:t>
@@ -2206,16 +2230,19 @@
         <w:t xml:space="preserve">whoqol_screened.csv</w:t>
       </w:r>
       <w:r>
-        <w:t xml:space="preserve">.</w:t>
-      </w:r>
-    </w:p>
-    <w:bookmarkStart w:id="71" w:name="resumo-flags"/>
+        <w:t xml:space="preserve"> </w:t>
+      </w:r>
+      <w:r>
+        <w:t xml:space="preserve">file.</w:t>
+      </w:r>
+    </w:p>
+    <w:bookmarkStart w:id="71" w:name="flags-overview"/>
     <w:p>
       <w:pPr>
         <w:pStyle w:val="TableCaption"/>
       </w:pPr>
       <w:r>
-        <w:t xml:space="preserve">Resumo de respondentes sinalizados como C/IER</w:t>
+        <w:t xml:space="preserve">Summary of flagged C/IER respondents</w:t>
       </w:r>
     </w:p>
     <w:tbl>
@@ -2223,7 +2250,7 @@
         <w:tblStyle w:val="Table"/>
         <w:tblW w:type="auto" w:w="0"/>
         <w:tblLook w:firstRow="1" w:lastRow="0" w:firstColumn="0" w:lastColumn="0" w:noHBand="0" w:noVBand="0" w:val="0020"/>
-        <w:tblCaption w:val="Resumo de respondentes sinalizados como C/IER"/>
+        <w:tblCaption w:val="Summary of flagged C/IER respondents"/>
       </w:tblPr>
       <w:tblGrid>
         <w:gridCol w:w="2640"/>
@@ -2242,31 +2269,31 @@
               <w:jc w:val="left"/>
             </w:pPr>
             <w:r>
-              <w:t xml:space="preserve">Indicador</w:t>
-            </w:r>
-          </w:p>
-        </w:tc>
-        <w:tc>
-          <w:tcPr/>
-          <w:p>
-            <w:pPr>
-              <w:pStyle w:val="Compact"/>
-              <w:jc w:val="right"/>
-            </w:pPr>
-            <w:r>
-              <w:t xml:space="preserve">N suspeitos</w:t>
-            </w:r>
-          </w:p>
-        </w:tc>
-        <w:tc>
-          <w:tcPr/>
-          <w:p>
-            <w:pPr>
-              <w:pStyle w:val="Compact"/>
-              <w:jc w:val="right"/>
-            </w:pPr>
-            <w:r>
-              <w:t xml:space="preserve">% suspeitos</w:t>
+              <w:t xml:space="preserve">Indicator</w:t>
+            </w:r>
+          </w:p>
+        </w:tc>
+        <w:tc>
+          <w:tcPr/>
+          <w:p>
+            <w:pPr>
+              <w:pStyle w:val="Compact"/>
+              <w:jc w:val="right"/>
+            </w:pPr>
+            <w:r>
+              <w:t xml:space="preserve">N flagged</w:t>
+            </w:r>
+          </w:p>
+        </w:tc>
+        <w:tc>
+          <w:tcPr/>
+          <w:p>
+            <w:pPr>
+              <w:pStyle w:val="Compact"/>
+              <w:jc w:val="right"/>
+            </w:pPr>
+            <w:r>
+              <w:t xml:space="preserve">% flagged</w:t>
             </w:r>
           </w:p>
         </w:tc>
@@ -2292,19 +2319,19 @@
               <w:jc w:val="right"/>
             </w:pPr>
             <w:r>
-              <w:t xml:space="preserve">91</w:t>
-            </w:r>
-          </w:p>
-        </w:tc>
-        <w:tc>
-          <w:tcPr/>
-          <w:p>
-            <w:pPr>
-              <w:pStyle w:val="Compact"/>
-              <w:jc w:val="right"/>
-            </w:pPr>
-            <w:r>
-              <w:t xml:space="preserve">7.0</w:t>
+              <w:t xml:space="preserve">152</w:t>
+            </w:r>
+          </w:p>
+        </w:tc>
+        <w:tc>
+          <w:tcPr/>
+          <w:p>
+            <w:pPr>
+              <w:pStyle w:val="Compact"/>
+              <w:jc w:val="right"/>
+            </w:pPr>
+            <w:r>
+              <w:t xml:space="preserve">11.7</w:t>
             </w:r>
           </w:p>
         </w:tc>
@@ -2330,19 +2357,19 @@
               <w:jc w:val="right"/>
             </w:pPr>
             <w:r>
-              <w:t xml:space="preserve">191</w:t>
-            </w:r>
-          </w:p>
-        </w:tc>
-        <w:tc>
-          <w:tcPr/>
-          <w:p>
-            <w:pPr>
-              <w:pStyle w:val="Compact"/>
-              <w:jc w:val="right"/>
-            </w:pPr>
-            <w:r>
-              <w:t xml:space="preserve">14.7</w:t>
+              <w:t xml:space="preserve">196</w:t>
+            </w:r>
+          </w:p>
+        </w:tc>
+        <w:tc>
+          <w:tcPr/>
+          <w:p>
+            <w:pPr>
+              <w:pStyle w:val="Compact"/>
+              <w:jc w:val="right"/>
+            </w:pPr>
+            <w:r>
+              <w:t xml:space="preserve">15.1</w:t>
             </w:r>
           </w:p>
         </w:tc>
@@ -2368,19 +2395,19 @@
               <w:jc w:val="right"/>
             </w:pPr>
             <w:r>
-              <w:t xml:space="preserve">200</w:t>
-            </w:r>
-          </w:p>
-        </w:tc>
-        <w:tc>
-          <w:tcPr/>
-          <w:p>
-            <w:pPr>
-              <w:pStyle w:val="Compact"/>
-              <w:jc w:val="right"/>
-            </w:pPr>
-            <w:r>
-              <w:t xml:space="preserve">15.4</w:t>
+              <w:t xml:space="preserve">201</w:t>
+            </w:r>
+          </w:p>
+        </w:tc>
+        <w:tc>
+          <w:tcPr/>
+          <w:p>
+            <w:pPr>
+              <w:pStyle w:val="Compact"/>
+              <w:jc w:val="right"/>
+            </w:pPr>
+            <w:r>
+              <w:t xml:space="preserve">15.5</w:t>
             </w:r>
           </w:p>
         </w:tc>
@@ -2406,19 +2433,19 @@
               <w:jc w:val="right"/>
             </w:pPr>
             <w:r>
-              <w:t xml:space="preserve">66</w:t>
-            </w:r>
-          </w:p>
-        </w:tc>
-        <w:tc>
-          <w:tcPr/>
-          <w:p>
-            <w:pPr>
-              <w:pStyle w:val="Compact"/>
-              <w:jc w:val="right"/>
-            </w:pPr>
-            <w:r>
-              <w:t xml:space="preserve">5.1</w:t>
+              <w:t xml:space="preserve">108</w:t>
+            </w:r>
+          </w:p>
+        </w:tc>
+        <w:tc>
+          <w:tcPr/>
+          <w:p>
+            <w:pPr>
+              <w:pStyle w:val="Compact"/>
+              <w:jc w:val="right"/>
+            </w:pPr>
+            <w:r>
+              <w:t xml:space="preserve">8.3</w:t>
             </w:r>
           </w:p>
         </w:tc>
@@ -2444,19 +2471,19 @@
               <w:jc w:val="right"/>
             </w:pPr>
             <w:r>
-              <w:t xml:space="preserve">49</w:t>
-            </w:r>
-          </w:p>
-        </w:tc>
-        <w:tc>
-          <w:tcPr/>
-          <w:p>
-            <w:pPr>
-              <w:pStyle w:val="Compact"/>
-              <w:jc w:val="right"/>
-            </w:pPr>
-            <w:r>
-              <w:t xml:space="preserve">3.8</w:t>
+              <w:t xml:space="preserve">65</w:t>
+            </w:r>
+          </w:p>
+        </w:tc>
+        <w:tc>
+          <w:tcPr/>
+          <w:p>
+            <w:pPr>
+              <w:pStyle w:val="Compact"/>
+              <w:jc w:val="right"/>
+            </w:pPr>
+            <w:r>
+              <w:t xml:space="preserve">5.0</w:t>
             </w:r>
           </w:p>
         </w:tc>
@@ -2485,19 +2512,19 @@
             <w:rStyle w:val="Hyperlink"/>
             <w:vertAlign w:val="subscript"/>
           </w:rPr>
-          <w:t xml:space="preserve">Indicadores post hoc C/IER</w:t>
+          <w:t xml:space="preserve">Post-hoc C/IER Indicators</w:t>
         </w:r>
       </w:hyperlink>
     </w:p>
     <w:bookmarkEnd w:id="73"/>
     <w:bookmarkEnd w:id="74"/>
-    <w:bookmarkStart w:id="89" w:name="multicolinearidade"/>
+    <w:bookmarkStart w:id="89" w:name="multicollinearity"/>
     <w:p>
       <w:pPr>
         <w:pStyle w:val="Heading2"/>
       </w:pPr>
       <w:r>
-        <w:t xml:space="preserve">5 Multicolinearidade</w:t>
+        <w:t xml:space="preserve">5 Multicollinearity</w:t>
       </w:r>
     </w:p>
     <w:p>
@@ -2505,19 +2532,19 @@
         <w:pStyle w:val="FirstParagraph"/>
       </w:pPr>
       <w:r>
-        <w:t xml:space="preserve">O VIF (Variance Inflation Factor) é calculado para cada item da escala WHOQOL.</w:t>
-      </w:r>
-      <w:r>
-        <w:t xml:space="preserve"> </w:t>
-      </w:r>
-      <w:r>
-        <w:t xml:space="preserve">Valores superiores a 5 indicam multicolinearidade problemática, antecipando</w:t>
-      </w:r>
-      <w:r>
-        <w:t xml:space="preserve"> </w:t>
-      </w:r>
-      <w:r>
-        <w:t xml:space="preserve">problemas de convergência e interpretação na AFC</w:t>
+        <w:t xml:space="preserve">The VIF (Variance Inflation Factor) is calculated for each item in the WHOQOL scale.</w:t>
+      </w:r>
+      <w:r>
+        <w:t xml:space="preserve"> </w:t>
+      </w:r>
+      <w:r>
+        <w:t xml:space="preserve">Values greater than 5 indicate problematic multicollinearity, anticipating</w:t>
+      </w:r>
+      <w:r>
+        <w:t xml:space="preserve"> </w:t>
+      </w:r>
+      <w:r>
+        <w:t xml:space="preserve">convergence and interpretation problems in CFA</w:t>
       </w:r>
       <w:r>
         <w:t xml:space="preserve"> </w:t>
@@ -2529,19 +2556,19 @@
         <w:t xml:space="preserve">.</w:t>
       </w:r>
     </w:p>
-    <w:bookmarkStart w:id="75" w:name="vif-tabela"/>
+    <w:bookmarkStart w:id="75" w:name="vif-table"/>
     <w:p>
       <w:pPr>
         <w:pStyle w:val="TableCaption"/>
       </w:pPr>
       <w:r>
-        <w:t xml:space="preserve">Variance Inflation Factor (VIF) por item — VIF &gt; 5 indica</w:t>
-      </w:r>
-      <w:r>
-        <w:t xml:space="preserve"> </w:t>
-      </w:r>
-      <w:r>
-        <w:t xml:space="preserve">multicolinearidade problemática</w:t>
+        <w:t xml:space="preserve">Variance Inflation Factor (VIF) per item — VIF &gt; 5 indicates</w:t>
+      </w:r>
+      <w:r>
+        <w:t xml:space="preserve"> </w:t>
+      </w:r>
+      <w:r>
+        <w:t xml:space="preserve">problematic multicollinearity</w:t>
       </w:r>
     </w:p>
     <w:tbl>
@@ -2549,7 +2576,7 @@
         <w:tblStyle w:val="Table"/>
         <w:tblW w:type="auto" w:w="0"/>
         <w:tblLook w:firstRow="1" w:lastRow="0" w:firstColumn="0" w:lastColumn="0" w:noHBand="0" w:noVBand="0" w:val="0020"/>
-        <w:tblCaption w:val="Variance Inflation Factor (VIF) por item — VIF &gt; 5 indica multicolinearidade problemática"/>
+        <w:tblCaption w:val="Variance Inflation Factor (VIF) per item — VIF &gt; 5 indicates problematic multicollinearity"/>
       </w:tblPr>
       <w:tblGrid>
         <w:gridCol w:w="2640"/>
@@ -2592,7 +2619,7 @@
               <w:jc w:val="left"/>
             </w:pPr>
             <w:r>
-              <w:t xml:space="preserve">Problematico</w:t>
+              <w:t xml:space="preserve">Problematic</w:t>
             </w:r>
           </w:p>
         </w:tc>
@@ -2630,7 +2657,7 @@
               <w:jc w:val="left"/>
             </w:pPr>
             <w:r>
-              <w:t xml:space="preserve">Não</w:t>
+              <w:t xml:space="preserve">No</w:t>
             </w:r>
           </w:p>
         </w:tc>
@@ -2668,7 +2695,7 @@
               <w:jc w:val="left"/>
             </w:pPr>
             <w:r>
-              <w:t xml:space="preserve">Não</w:t>
+              <w:t xml:space="preserve">No</w:t>
             </w:r>
           </w:p>
         </w:tc>
@@ -2706,7 +2733,7 @@
               <w:jc w:val="left"/>
             </w:pPr>
             <w:r>
-              <w:t xml:space="preserve">Não</w:t>
+              <w:t xml:space="preserve">No</w:t>
             </w:r>
           </w:p>
         </w:tc>
@@ -2744,7 +2771,7 @@
               <w:jc w:val="left"/>
             </w:pPr>
             <w:r>
-              <w:t xml:space="preserve">Não</w:t>
+              <w:t xml:space="preserve">No</w:t>
             </w:r>
           </w:p>
         </w:tc>
@@ -2782,7 +2809,7 @@
               <w:jc w:val="left"/>
             </w:pPr>
             <w:r>
-              <w:t xml:space="preserve">Não</w:t>
+              <w:t xml:space="preserve">No</w:t>
             </w:r>
           </w:p>
         </w:tc>
@@ -2820,7 +2847,7 @@
               <w:jc w:val="left"/>
             </w:pPr>
             <w:r>
-              <w:t xml:space="preserve">Não</w:t>
+              <w:t xml:space="preserve">No</w:t>
             </w:r>
           </w:p>
         </w:tc>
@@ -2858,7 +2885,7 @@
               <w:jc w:val="left"/>
             </w:pPr>
             <w:r>
-              <w:t xml:space="preserve">Não</w:t>
+              <w:t xml:space="preserve">No</w:t>
             </w:r>
           </w:p>
         </w:tc>
@@ -2896,7 +2923,7 @@
               <w:jc w:val="left"/>
             </w:pPr>
             <w:r>
-              <w:t xml:space="preserve">Não</w:t>
+              <w:t xml:space="preserve">No</w:t>
             </w:r>
           </w:p>
         </w:tc>
@@ -2934,7 +2961,7 @@
               <w:jc w:val="left"/>
             </w:pPr>
             <w:r>
-              <w:t xml:space="preserve">Não</w:t>
+              <w:t xml:space="preserve">No</w:t>
             </w:r>
           </w:p>
         </w:tc>
@@ -2972,7 +2999,7 @@
               <w:jc w:val="left"/>
             </w:pPr>
             <w:r>
-              <w:t xml:space="preserve">Não</w:t>
+              <w:t xml:space="preserve">No</w:t>
             </w:r>
           </w:p>
         </w:tc>
@@ -3010,7 +3037,7 @@
               <w:jc w:val="left"/>
             </w:pPr>
             <w:r>
-              <w:t xml:space="preserve">Não</w:t>
+              <w:t xml:space="preserve">No</w:t>
             </w:r>
           </w:p>
         </w:tc>
@@ -3048,7 +3075,7 @@
               <w:jc w:val="left"/>
             </w:pPr>
             <w:r>
-              <w:t xml:space="preserve">Não</w:t>
+              <w:t xml:space="preserve">No</w:t>
             </w:r>
           </w:p>
         </w:tc>
@@ -3086,7 +3113,7 @@
               <w:jc w:val="left"/>
             </w:pPr>
             <w:r>
-              <w:t xml:space="preserve">Não</w:t>
+              <w:t xml:space="preserve">No</w:t>
             </w:r>
           </w:p>
         </w:tc>
@@ -3124,7 +3151,7 @@
               <w:jc w:val="left"/>
             </w:pPr>
             <w:r>
-              <w:t xml:space="preserve">Não</w:t>
+              <w:t xml:space="preserve">No</w:t>
             </w:r>
           </w:p>
         </w:tc>
@@ -3162,7 +3189,7 @@
               <w:jc w:val="left"/>
             </w:pPr>
             <w:r>
-              <w:t xml:space="preserve">Não</w:t>
+              <w:t xml:space="preserve">No</w:t>
             </w:r>
           </w:p>
         </w:tc>
@@ -3200,7 +3227,7 @@
               <w:jc w:val="left"/>
             </w:pPr>
             <w:r>
-              <w:t xml:space="preserve">Não</w:t>
+              <w:t xml:space="preserve">No</w:t>
             </w:r>
           </w:p>
         </w:tc>
@@ -3238,7 +3265,7 @@
               <w:jc w:val="left"/>
             </w:pPr>
             <w:r>
-              <w:t xml:space="preserve">Não</w:t>
+              <w:t xml:space="preserve">No</w:t>
             </w:r>
           </w:p>
         </w:tc>
@@ -3276,7 +3303,7 @@
               <w:jc w:val="left"/>
             </w:pPr>
             <w:r>
-              <w:t xml:space="preserve">Não</w:t>
+              <w:t xml:space="preserve">No</w:t>
             </w:r>
           </w:p>
         </w:tc>
@@ -3314,7 +3341,7 @@
               <w:jc w:val="left"/>
             </w:pPr>
             <w:r>
-              <w:t xml:space="preserve">Não</w:t>
+              <w:t xml:space="preserve">No</w:t>
             </w:r>
           </w:p>
         </w:tc>
@@ -3352,7 +3379,7 @@
               <w:jc w:val="left"/>
             </w:pPr>
             <w:r>
-              <w:t xml:space="preserve">Não</w:t>
+              <w:t xml:space="preserve">No</w:t>
             </w:r>
           </w:p>
         </w:tc>
@@ -3390,7 +3417,7 @@
               <w:jc w:val="left"/>
             </w:pPr>
             <w:r>
-              <w:t xml:space="preserve">Não</w:t>
+              <w:t xml:space="preserve">No</w:t>
             </w:r>
           </w:p>
         </w:tc>
@@ -3428,7 +3455,7 @@
               <w:jc w:val="left"/>
             </w:pPr>
             <w:r>
-              <w:t xml:space="preserve">Não</w:t>
+              <w:t xml:space="preserve">No</w:t>
             </w:r>
           </w:p>
         </w:tc>
@@ -3466,7 +3493,7 @@
               <w:jc w:val="left"/>
             </w:pPr>
             <w:r>
-              <w:t xml:space="preserve">Não</w:t>
+              <w:t xml:space="preserve">No</w:t>
             </w:r>
           </w:p>
         </w:tc>
@@ -3504,7 +3531,7 @@
               <w:jc w:val="left"/>
             </w:pPr>
             <w:r>
-              <w:t xml:space="preserve">Não</w:t>
+              <w:t xml:space="preserve">No</w:t>
             </w:r>
           </w:p>
         </w:tc>
@@ -3542,7 +3569,7 @@
               <w:jc w:val="left"/>
             </w:pPr>
             <w:r>
-              <w:t xml:space="preserve">Não</w:t>
+              <w:t xml:space="preserve">No</w:t>
             </w:r>
           </w:p>
         </w:tc>
@@ -3580,7 +3607,7 @@
               <w:jc w:val="left"/>
             </w:pPr>
             <w:r>
-              <w:t xml:space="preserve">Não</w:t>
+              <w:t xml:space="preserve">No</w:t>
             </w:r>
           </w:p>
         </w:tc>
@@ -3609,7 +3636,7 @@
             <w:rStyle w:val="Hyperlink"/>
             <w:vertAlign w:val="subscript"/>
           </w:rPr>
-          <w:t xml:space="preserve">Multicolinearidade</w:t>
+          <w:t xml:space="preserve">Multicollinearity</w:t>
         </w:r>
       </w:hyperlink>
     </w:p>

--- a/docs/index.docx
+++ b/docs/index.docx
@@ -121,7 +121,7 @@
         <w:pStyle w:val="BodyText"/>
       </w:pPr>
       <w:r>
-        <w:t xml:space="preserve">The analytical flow of this document follows three sequential levels of detection:</w:t>
+        <w:t xml:space="preserve">The analytical flow of this document follows two sequential levels of detection:</w:t>
       </w:r>
     </w:p>
     <w:p>
@@ -193,34 +193,6 @@
       </w:r>
       <w:r>
         <w:t xml:space="preserve">.</w:t>
-      </w:r>
-    </w:p>
-    <w:p>
-      <w:pPr>
-        <w:pStyle w:val="Compact"/>
-        <w:numPr>
-          <w:ilvl w:val="0"/>
-          <w:numId w:val="1001"/>
-        </w:numPr>
-      </w:pPr>
-      <w:r>
-        <w:rPr>
-          <w:b/>
-          <w:bCs/>
-        </w:rPr>
-        <w:t xml:space="preserve">Items:</w:t>
-      </w:r>
-      <w:r>
-        <w:t xml:space="preserve"> </w:t>
-      </w:r>
-      <w:r>
-        <w:t xml:space="preserve">VIF-based multicollinearity diagnosis to anticipate</w:t>
-      </w:r>
-      <w:r>
-        <w:t xml:space="preserve"> </w:t>
-      </w:r>
-      <w:r>
-        <w:t xml:space="preserve">convergence problems in CFA.</w:t>
       </w:r>
     </w:p>
     <w:bookmarkEnd w:id="20"/>
@@ -976,7 +948,7 @@
       </w:hyperlink>
     </w:p>
     <w:bookmarkEnd w:id="25"/>
-    <w:bookmarkStart w:id="74" w:name="calculation-of-cier-indicators"/>
+    <w:bookmarkStart w:id="83" w:name="calculation-of-cier-indicators"/>
     <w:p>
       <w:pPr>
         <w:pStyle w:val="Heading2"/>
@@ -2119,7 +2091,7 @@
       </w:hyperlink>
     </w:p>
     <w:bookmarkEnd w:id="70"/>
-    <w:bookmarkStart w:id="73" w:name="cier-flags"/>
+    <w:bookmarkStart w:id="82" w:name="cier-flags"/>
     <w:p>
       <w:pPr>
         <w:pStyle w:val="Heading3"/>
@@ -2516,1132 +2488,8 @@
         </w:r>
       </w:hyperlink>
     </w:p>
-    <w:bookmarkEnd w:id="73"/>
-    <w:bookmarkEnd w:id="74"/>
-    <w:bookmarkStart w:id="89" w:name="multicollinearity"/>
-    <w:p>
-      <w:pPr>
-        <w:pStyle w:val="Heading2"/>
-      </w:pPr>
-      <w:r>
-        <w:t xml:space="preserve">5 Multicollinearity</w:t>
-      </w:r>
-    </w:p>
-    <w:p>
-      <w:pPr>
-        <w:pStyle w:val="FirstParagraph"/>
-      </w:pPr>
-      <w:r>
-        <w:t xml:space="preserve">The VIF (Variance Inflation Factor) is calculated for each item in the WHOQOL scale.</w:t>
-      </w:r>
-      <w:r>
-        <w:t xml:space="preserve"> </w:t>
-      </w:r>
-      <w:r>
-        <w:t xml:space="preserve">Values greater than 5 indicate problematic multicollinearity, anticipating</w:t>
-      </w:r>
-      <w:r>
-        <w:t xml:space="preserve"> </w:t>
-      </w:r>
-      <w:r>
-        <w:t xml:space="preserve">convergence and interpretation problems in CFA</w:t>
-      </w:r>
-      <w:r>
-        <w:t xml:space="preserve"> </w:t>
-      </w:r>
-      <w:r>
-        <w:t xml:space="preserve">(Flora et al., 2012; Kline, 2023)</w:t>
-      </w:r>
-      <w:r>
-        <w:t xml:space="preserve">.</w:t>
-      </w:r>
-    </w:p>
-    <w:bookmarkStart w:id="75" w:name="vif-table"/>
-    <w:p>
-      <w:pPr>
-        <w:pStyle w:val="TableCaption"/>
-      </w:pPr>
-      <w:r>
-        <w:t xml:space="preserve">Variance Inflation Factor (VIF) per item — VIF &gt; 5 indicates</w:t>
-      </w:r>
-      <w:r>
-        <w:t xml:space="preserve"> </w:t>
-      </w:r>
-      <w:r>
-        <w:t xml:space="preserve">problematic multicollinearity</w:t>
-      </w:r>
-    </w:p>
-    <w:tbl>
-      <w:tblPr>
-        <w:tblStyle w:val="Table"/>
-        <w:tblW w:type="auto" w:w="0"/>
-        <w:tblLook w:firstRow="1" w:lastRow="0" w:firstColumn="0" w:lastColumn="0" w:noHBand="0" w:noVBand="0" w:val="0020"/>
-        <w:tblCaption w:val="Variance Inflation Factor (VIF) per item — VIF &gt; 5 indicates problematic multicollinearity"/>
-      </w:tblPr>
-      <w:tblGrid>
-        <w:gridCol w:w="2640"/>
-        <w:gridCol w:w="2640"/>
-        <w:gridCol w:w="2640"/>
-      </w:tblGrid>
-      <w:tr>
-        <w:trPr>
-          <w:tblHeader w:val="on"/>
-        </w:trPr>
-        <w:tc>
-          <w:tcPr/>
-          <w:p>
-            <w:pPr>
-              <w:pStyle w:val="Compact"/>
-              <w:jc w:val="left"/>
-            </w:pPr>
-            <w:r>
-              <w:t xml:space="preserve">Item</w:t>
-            </w:r>
-          </w:p>
-        </w:tc>
-        <w:tc>
-          <w:tcPr/>
-          <w:p>
-            <w:pPr>
-              <w:pStyle w:val="Compact"/>
-              <w:jc w:val="right"/>
-            </w:pPr>
-            <w:r>
-              <w:t xml:space="preserve">VIF</w:t>
-            </w:r>
-          </w:p>
-        </w:tc>
-        <w:tc>
-          <w:tcPr/>
-          <w:p>
-            <w:pPr>
-              <w:pStyle w:val="Compact"/>
-              <w:jc w:val="left"/>
-            </w:pPr>
-            <w:r>
-              <w:t xml:space="preserve">Problematic</w:t>
-            </w:r>
-          </w:p>
-        </w:tc>
-      </w:tr>
-      <w:tr>
-        <w:tc>
-          <w:tcPr/>
-          <w:p>
-            <w:pPr>
-              <w:pStyle w:val="Compact"/>
-              <w:jc w:val="left"/>
-            </w:pPr>
-            <w:r>
-              <w:t xml:space="preserve">Q1</w:t>
-            </w:r>
-          </w:p>
-        </w:tc>
-        <w:tc>
-          <w:tcPr/>
-          <w:p>
-            <w:pPr>
-              <w:pStyle w:val="Compact"/>
-              <w:jc w:val="right"/>
-            </w:pPr>
-            <w:r>
-              <w:t xml:space="preserve">2.137</w:t>
-            </w:r>
-          </w:p>
-        </w:tc>
-        <w:tc>
-          <w:tcPr/>
-          <w:p>
-            <w:pPr>
-              <w:pStyle w:val="Compact"/>
-              <w:jc w:val="left"/>
-            </w:pPr>
-            <w:r>
-              <w:t xml:space="preserve">No</w:t>
-            </w:r>
-          </w:p>
-        </w:tc>
-      </w:tr>
-      <w:tr>
-        <w:tc>
-          <w:tcPr/>
-          <w:p>
-            <w:pPr>
-              <w:pStyle w:val="Compact"/>
-              <w:jc w:val="left"/>
-            </w:pPr>
-            <w:r>
-              <w:t xml:space="preserve">Q2</w:t>
-            </w:r>
-          </w:p>
-        </w:tc>
-        <w:tc>
-          <w:tcPr/>
-          <w:p>
-            <w:pPr>
-              <w:pStyle w:val="Compact"/>
-              <w:jc w:val="right"/>
-            </w:pPr>
-            <w:r>
-              <w:t xml:space="preserve">1.979</w:t>
-            </w:r>
-          </w:p>
-        </w:tc>
-        <w:tc>
-          <w:tcPr/>
-          <w:p>
-            <w:pPr>
-              <w:pStyle w:val="Compact"/>
-              <w:jc w:val="left"/>
-            </w:pPr>
-            <w:r>
-              <w:t xml:space="preserve">No</w:t>
-            </w:r>
-          </w:p>
-        </w:tc>
-      </w:tr>
-      <w:tr>
-        <w:tc>
-          <w:tcPr/>
-          <w:p>
-            <w:pPr>
-              <w:pStyle w:val="Compact"/>
-              <w:jc w:val="left"/>
-            </w:pPr>
-            <w:r>
-              <w:t xml:space="preserve">Q3</w:t>
-            </w:r>
-          </w:p>
-        </w:tc>
-        <w:tc>
-          <w:tcPr/>
-          <w:p>
-            <w:pPr>
-              <w:pStyle w:val="Compact"/>
-              <w:jc w:val="right"/>
-            </w:pPr>
-            <w:r>
-              <w:t xml:space="preserve">1.699</w:t>
-            </w:r>
-          </w:p>
-        </w:tc>
-        <w:tc>
-          <w:tcPr/>
-          <w:p>
-            <w:pPr>
-              <w:pStyle w:val="Compact"/>
-              <w:jc w:val="left"/>
-            </w:pPr>
-            <w:r>
-              <w:t xml:space="preserve">No</w:t>
-            </w:r>
-          </w:p>
-        </w:tc>
-      </w:tr>
-      <w:tr>
-        <w:tc>
-          <w:tcPr/>
-          <w:p>
-            <w:pPr>
-              <w:pStyle w:val="Compact"/>
-              <w:jc w:val="left"/>
-            </w:pPr>
-            <w:r>
-              <w:t xml:space="preserve">Q4</w:t>
-            </w:r>
-          </w:p>
-        </w:tc>
-        <w:tc>
-          <w:tcPr/>
-          <w:p>
-            <w:pPr>
-              <w:pStyle w:val="Compact"/>
-              <w:jc w:val="right"/>
-            </w:pPr>
-            <w:r>
-              <w:t xml:space="preserve">1.553</w:t>
-            </w:r>
-          </w:p>
-        </w:tc>
-        <w:tc>
-          <w:tcPr/>
-          <w:p>
-            <w:pPr>
-              <w:pStyle w:val="Compact"/>
-              <w:jc w:val="left"/>
-            </w:pPr>
-            <w:r>
-              <w:t xml:space="preserve">No</w:t>
-            </w:r>
-          </w:p>
-        </w:tc>
-      </w:tr>
-      <w:tr>
-        <w:tc>
-          <w:tcPr/>
-          <w:p>
-            <w:pPr>
-              <w:pStyle w:val="Compact"/>
-              <w:jc w:val="left"/>
-            </w:pPr>
-            <w:r>
-              <w:t xml:space="preserve">Q5</w:t>
-            </w:r>
-          </w:p>
-        </w:tc>
-        <w:tc>
-          <w:tcPr/>
-          <w:p>
-            <w:pPr>
-              <w:pStyle w:val="Compact"/>
-              <w:jc w:val="right"/>
-            </w:pPr>
-            <w:r>
-              <w:t xml:space="preserve">2.252</w:t>
-            </w:r>
-          </w:p>
-        </w:tc>
-        <w:tc>
-          <w:tcPr/>
-          <w:p>
-            <w:pPr>
-              <w:pStyle w:val="Compact"/>
-              <w:jc w:val="left"/>
-            </w:pPr>
-            <w:r>
-              <w:t xml:space="preserve">No</w:t>
-            </w:r>
-          </w:p>
-        </w:tc>
-      </w:tr>
-      <w:tr>
-        <w:tc>
-          <w:tcPr/>
-          <w:p>
-            <w:pPr>
-              <w:pStyle w:val="Compact"/>
-              <w:jc w:val="left"/>
-            </w:pPr>
-            <w:r>
-              <w:t xml:space="preserve">Q6</w:t>
-            </w:r>
-          </w:p>
-        </w:tc>
-        <w:tc>
-          <w:tcPr/>
-          <w:p>
-            <w:pPr>
-              <w:pStyle w:val="Compact"/>
-              <w:jc w:val="right"/>
-            </w:pPr>
-            <w:r>
-              <w:t xml:space="preserve">1.808</w:t>
-            </w:r>
-          </w:p>
-        </w:tc>
-        <w:tc>
-          <w:tcPr/>
-          <w:p>
-            <w:pPr>
-              <w:pStyle w:val="Compact"/>
-              <w:jc w:val="left"/>
-            </w:pPr>
-            <w:r>
-              <w:t xml:space="preserve">No</w:t>
-            </w:r>
-          </w:p>
-        </w:tc>
-      </w:tr>
-      <w:tr>
-        <w:tc>
-          <w:tcPr/>
-          <w:p>
-            <w:pPr>
-              <w:pStyle w:val="Compact"/>
-              <w:jc w:val="left"/>
-            </w:pPr>
-            <w:r>
-              <w:t xml:space="preserve">Q7</w:t>
-            </w:r>
-          </w:p>
-        </w:tc>
-        <w:tc>
-          <w:tcPr/>
-          <w:p>
-            <w:pPr>
-              <w:pStyle w:val="Compact"/>
-              <w:jc w:val="right"/>
-            </w:pPr>
-            <w:r>
-              <w:t xml:space="preserve">1.726</w:t>
-            </w:r>
-          </w:p>
-        </w:tc>
-        <w:tc>
-          <w:tcPr/>
-          <w:p>
-            <w:pPr>
-              <w:pStyle w:val="Compact"/>
-              <w:jc w:val="left"/>
-            </w:pPr>
-            <w:r>
-              <w:t xml:space="preserve">No</w:t>
-            </w:r>
-          </w:p>
-        </w:tc>
-      </w:tr>
-      <w:tr>
-        <w:tc>
-          <w:tcPr/>
-          <w:p>
-            <w:pPr>
-              <w:pStyle w:val="Compact"/>
-              <w:jc w:val="left"/>
-            </w:pPr>
-            <w:r>
-              <w:t xml:space="preserve">Q8</w:t>
-            </w:r>
-          </w:p>
-        </w:tc>
-        <w:tc>
-          <w:tcPr/>
-          <w:p>
-            <w:pPr>
-              <w:pStyle w:val="Compact"/>
-              <w:jc w:val="right"/>
-            </w:pPr>
-            <w:r>
-              <w:t xml:space="preserve">1.323</w:t>
-            </w:r>
-          </w:p>
-        </w:tc>
-        <w:tc>
-          <w:tcPr/>
-          <w:p>
-            <w:pPr>
-              <w:pStyle w:val="Compact"/>
-              <w:jc w:val="left"/>
-            </w:pPr>
-            <w:r>
-              <w:t xml:space="preserve">No</w:t>
-            </w:r>
-          </w:p>
-        </w:tc>
-      </w:tr>
-      <w:tr>
-        <w:tc>
-          <w:tcPr/>
-          <w:p>
-            <w:pPr>
-              <w:pStyle w:val="Compact"/>
-              <w:jc w:val="left"/>
-            </w:pPr>
-            <w:r>
-              <w:t xml:space="preserve">Q9</w:t>
-            </w:r>
-          </w:p>
-        </w:tc>
-        <w:tc>
-          <w:tcPr/>
-          <w:p>
-            <w:pPr>
-              <w:pStyle w:val="Compact"/>
-              <w:jc w:val="right"/>
-            </w:pPr>
-            <w:r>
-              <w:t xml:space="preserve">1.492</w:t>
-            </w:r>
-          </w:p>
-        </w:tc>
-        <w:tc>
-          <w:tcPr/>
-          <w:p>
-            <w:pPr>
-              <w:pStyle w:val="Compact"/>
-              <w:jc w:val="left"/>
-            </w:pPr>
-            <w:r>
-              <w:t xml:space="preserve">No</w:t>
-            </w:r>
-          </w:p>
-        </w:tc>
-      </w:tr>
-      <w:tr>
-        <w:tc>
-          <w:tcPr/>
-          <w:p>
-            <w:pPr>
-              <w:pStyle w:val="Compact"/>
-              <w:jc w:val="left"/>
-            </w:pPr>
-            <w:r>
-              <w:t xml:space="preserve">Q10</w:t>
-            </w:r>
-          </w:p>
-        </w:tc>
-        <w:tc>
-          <w:tcPr/>
-          <w:p>
-            <w:pPr>
-              <w:pStyle w:val="Compact"/>
-              <w:jc w:val="right"/>
-            </w:pPr>
-            <w:r>
-              <w:t xml:space="preserve">2.302</w:t>
-            </w:r>
-          </w:p>
-        </w:tc>
-        <w:tc>
-          <w:tcPr/>
-          <w:p>
-            <w:pPr>
-              <w:pStyle w:val="Compact"/>
-              <w:jc w:val="left"/>
-            </w:pPr>
-            <w:r>
-              <w:t xml:space="preserve">No</w:t>
-            </w:r>
-          </w:p>
-        </w:tc>
-      </w:tr>
-      <w:tr>
-        <w:tc>
-          <w:tcPr/>
-          <w:p>
-            <w:pPr>
-              <w:pStyle w:val="Compact"/>
-              <w:jc w:val="left"/>
-            </w:pPr>
-            <w:r>
-              <w:t xml:space="preserve">Q11</w:t>
-            </w:r>
-          </w:p>
-        </w:tc>
-        <w:tc>
-          <w:tcPr/>
-          <w:p>
-            <w:pPr>
-              <w:pStyle w:val="Compact"/>
-              <w:jc w:val="right"/>
-            </w:pPr>
-            <w:r>
-              <w:t xml:space="preserve">1.627</w:t>
-            </w:r>
-          </w:p>
-        </w:tc>
-        <w:tc>
-          <w:tcPr/>
-          <w:p>
-            <w:pPr>
-              <w:pStyle w:val="Compact"/>
-              <w:jc w:val="left"/>
-            </w:pPr>
-            <w:r>
-              <w:t xml:space="preserve">No</w:t>
-            </w:r>
-          </w:p>
-        </w:tc>
-      </w:tr>
-      <w:tr>
-        <w:tc>
-          <w:tcPr/>
-          <w:p>
-            <w:pPr>
-              <w:pStyle w:val="Compact"/>
-              <w:jc w:val="left"/>
-            </w:pPr>
-            <w:r>
-              <w:t xml:space="preserve">Q12</w:t>
-            </w:r>
-          </w:p>
-        </w:tc>
-        <w:tc>
-          <w:tcPr/>
-          <w:p>
-            <w:pPr>
-              <w:pStyle w:val="Compact"/>
-              <w:jc w:val="right"/>
-            </w:pPr>
-            <w:r>
-              <w:t xml:space="preserve">1.838</w:t>
-            </w:r>
-          </w:p>
-        </w:tc>
-        <w:tc>
-          <w:tcPr/>
-          <w:p>
-            <w:pPr>
-              <w:pStyle w:val="Compact"/>
-              <w:jc w:val="left"/>
-            </w:pPr>
-            <w:r>
-              <w:t xml:space="preserve">No</w:t>
-            </w:r>
-          </w:p>
-        </w:tc>
-      </w:tr>
-      <w:tr>
-        <w:tc>
-          <w:tcPr/>
-          <w:p>
-            <w:pPr>
-              <w:pStyle w:val="Compact"/>
-              <w:jc w:val="left"/>
-            </w:pPr>
-            <w:r>
-              <w:t xml:space="preserve">Q13</w:t>
-            </w:r>
-          </w:p>
-        </w:tc>
-        <w:tc>
-          <w:tcPr/>
-          <w:p>
-            <w:pPr>
-              <w:pStyle w:val="Compact"/>
-              <w:jc w:val="right"/>
-            </w:pPr>
-            <w:r>
-              <w:t xml:space="preserve">1.575</w:t>
-            </w:r>
-          </w:p>
-        </w:tc>
-        <w:tc>
-          <w:tcPr/>
-          <w:p>
-            <w:pPr>
-              <w:pStyle w:val="Compact"/>
-              <w:jc w:val="left"/>
-            </w:pPr>
-            <w:r>
-              <w:t xml:space="preserve">No</w:t>
-            </w:r>
-          </w:p>
-        </w:tc>
-      </w:tr>
-      <w:tr>
-        <w:tc>
-          <w:tcPr/>
-          <w:p>
-            <w:pPr>
-              <w:pStyle w:val="Compact"/>
-              <w:jc w:val="left"/>
-            </w:pPr>
-            <w:r>
-              <w:t xml:space="preserve">Q14</w:t>
-            </w:r>
-          </w:p>
-        </w:tc>
-        <w:tc>
-          <w:tcPr/>
-          <w:p>
-            <w:pPr>
-              <w:pStyle w:val="Compact"/>
-              <w:jc w:val="right"/>
-            </w:pPr>
-            <w:r>
-              <w:t xml:space="preserve">1.973</w:t>
-            </w:r>
-          </w:p>
-        </w:tc>
-        <w:tc>
-          <w:tcPr/>
-          <w:p>
-            <w:pPr>
-              <w:pStyle w:val="Compact"/>
-              <w:jc w:val="left"/>
-            </w:pPr>
-            <w:r>
-              <w:t xml:space="preserve">No</w:t>
-            </w:r>
-          </w:p>
-        </w:tc>
-      </w:tr>
-      <w:tr>
-        <w:tc>
-          <w:tcPr/>
-          <w:p>
-            <w:pPr>
-              <w:pStyle w:val="Compact"/>
-              <w:jc w:val="left"/>
-            </w:pPr>
-            <w:r>
-              <w:t xml:space="preserve">Q15</w:t>
-            </w:r>
-          </w:p>
-        </w:tc>
-        <w:tc>
-          <w:tcPr/>
-          <w:p>
-            <w:pPr>
-              <w:pStyle w:val="Compact"/>
-              <w:jc w:val="right"/>
-            </w:pPr>
-            <w:r>
-              <w:t xml:space="preserve">1.581</w:t>
-            </w:r>
-          </w:p>
-        </w:tc>
-        <w:tc>
-          <w:tcPr/>
-          <w:p>
-            <w:pPr>
-              <w:pStyle w:val="Compact"/>
-              <w:jc w:val="left"/>
-            </w:pPr>
-            <w:r>
-              <w:t xml:space="preserve">No</w:t>
-            </w:r>
-          </w:p>
-        </w:tc>
-      </w:tr>
-      <w:tr>
-        <w:tc>
-          <w:tcPr/>
-          <w:p>
-            <w:pPr>
-              <w:pStyle w:val="Compact"/>
-              <w:jc w:val="left"/>
-            </w:pPr>
-            <w:r>
-              <w:t xml:space="preserve">Q16</w:t>
-            </w:r>
-          </w:p>
-        </w:tc>
-        <w:tc>
-          <w:tcPr/>
-          <w:p>
-            <w:pPr>
-              <w:pStyle w:val="Compact"/>
-              <w:jc w:val="right"/>
-            </w:pPr>
-            <w:r>
-              <w:t xml:space="preserve">1.417</w:t>
-            </w:r>
-          </w:p>
-        </w:tc>
-        <w:tc>
-          <w:tcPr/>
-          <w:p>
-            <w:pPr>
-              <w:pStyle w:val="Compact"/>
-              <w:jc w:val="left"/>
-            </w:pPr>
-            <w:r>
-              <w:t xml:space="preserve">No</w:t>
-            </w:r>
-          </w:p>
-        </w:tc>
-      </w:tr>
-      <w:tr>
-        <w:tc>
-          <w:tcPr/>
-          <w:p>
-            <w:pPr>
-              <w:pStyle w:val="Compact"/>
-              <w:jc w:val="left"/>
-            </w:pPr>
-            <w:r>
-              <w:t xml:space="preserve">Q17</w:t>
-            </w:r>
-          </w:p>
-        </w:tc>
-        <w:tc>
-          <w:tcPr/>
-          <w:p>
-            <w:pPr>
-              <w:pStyle w:val="Compact"/>
-              <w:jc w:val="right"/>
-            </w:pPr>
-            <w:r>
-              <w:t xml:space="preserve">3.580</w:t>
-            </w:r>
-          </w:p>
-        </w:tc>
-        <w:tc>
-          <w:tcPr/>
-          <w:p>
-            <w:pPr>
-              <w:pStyle w:val="Compact"/>
-              <w:jc w:val="left"/>
-            </w:pPr>
-            <w:r>
-              <w:t xml:space="preserve">No</w:t>
-            </w:r>
-          </w:p>
-        </w:tc>
-      </w:tr>
-      <w:tr>
-        <w:tc>
-          <w:tcPr/>
-          <w:p>
-            <w:pPr>
-              <w:pStyle w:val="Compact"/>
-              <w:jc w:val="left"/>
-            </w:pPr>
-            <w:r>
-              <w:t xml:space="preserve">Q18</w:t>
-            </w:r>
-          </w:p>
-        </w:tc>
-        <w:tc>
-          <w:tcPr/>
-          <w:p>
-            <w:pPr>
-              <w:pStyle w:val="Compact"/>
-              <w:jc w:val="right"/>
-            </w:pPr>
-            <w:r>
-              <w:t xml:space="preserve">3.145</w:t>
-            </w:r>
-          </w:p>
-        </w:tc>
-        <w:tc>
-          <w:tcPr/>
-          <w:p>
-            <w:pPr>
-              <w:pStyle w:val="Compact"/>
-              <w:jc w:val="left"/>
-            </w:pPr>
-            <w:r>
-              <w:t xml:space="preserve">No</w:t>
-            </w:r>
-          </w:p>
-        </w:tc>
-      </w:tr>
-      <w:tr>
-        <w:tc>
-          <w:tcPr/>
-          <w:p>
-            <w:pPr>
-              <w:pStyle w:val="Compact"/>
-              <w:jc w:val="left"/>
-            </w:pPr>
-            <w:r>
-              <w:t xml:space="preserve">Q19</w:t>
-            </w:r>
-          </w:p>
-        </w:tc>
-        <w:tc>
-          <w:tcPr/>
-          <w:p>
-            <w:pPr>
-              <w:pStyle w:val="Compact"/>
-              <w:jc w:val="right"/>
-            </w:pPr>
-            <w:r>
-              <w:t xml:space="preserve">2.608</w:t>
-            </w:r>
-          </w:p>
-        </w:tc>
-        <w:tc>
-          <w:tcPr/>
-          <w:p>
-            <w:pPr>
-              <w:pStyle w:val="Compact"/>
-              <w:jc w:val="left"/>
-            </w:pPr>
-            <w:r>
-              <w:t xml:space="preserve">No</w:t>
-            </w:r>
-          </w:p>
-        </w:tc>
-      </w:tr>
-      <w:tr>
-        <w:tc>
-          <w:tcPr/>
-          <w:p>
-            <w:pPr>
-              <w:pStyle w:val="Compact"/>
-              <w:jc w:val="left"/>
-            </w:pPr>
-            <w:r>
-              <w:t xml:space="preserve">Q20</w:t>
-            </w:r>
-          </w:p>
-        </w:tc>
-        <w:tc>
-          <w:tcPr/>
-          <w:p>
-            <w:pPr>
-              <w:pStyle w:val="Compact"/>
-              <w:jc w:val="right"/>
-            </w:pPr>
-            <w:r>
-              <w:t xml:space="preserve">1.888</w:t>
-            </w:r>
-          </w:p>
-        </w:tc>
-        <w:tc>
-          <w:tcPr/>
-          <w:p>
-            <w:pPr>
-              <w:pStyle w:val="Compact"/>
-              <w:jc w:val="left"/>
-            </w:pPr>
-            <w:r>
-              <w:t xml:space="preserve">No</w:t>
-            </w:r>
-          </w:p>
-        </w:tc>
-      </w:tr>
-      <w:tr>
-        <w:tc>
-          <w:tcPr/>
-          <w:p>
-            <w:pPr>
-              <w:pStyle w:val="Compact"/>
-              <w:jc w:val="left"/>
-            </w:pPr>
-            <w:r>
-              <w:t xml:space="preserve">Q21</w:t>
-            </w:r>
-          </w:p>
-        </w:tc>
-        <w:tc>
-          <w:tcPr/>
-          <w:p>
-            <w:pPr>
-              <w:pStyle w:val="Compact"/>
-              <w:jc w:val="right"/>
-            </w:pPr>
-            <w:r>
-              <w:t xml:space="preserve">1.366</w:t>
-            </w:r>
-          </w:p>
-        </w:tc>
-        <w:tc>
-          <w:tcPr/>
-          <w:p>
-            <w:pPr>
-              <w:pStyle w:val="Compact"/>
-              <w:jc w:val="left"/>
-            </w:pPr>
-            <w:r>
-              <w:t xml:space="preserve">No</w:t>
-            </w:r>
-          </w:p>
-        </w:tc>
-      </w:tr>
-      <w:tr>
-        <w:tc>
-          <w:tcPr/>
-          <w:p>
-            <w:pPr>
-              <w:pStyle w:val="Compact"/>
-              <w:jc w:val="left"/>
-            </w:pPr>
-            <w:r>
-              <w:t xml:space="preserve">Q22</w:t>
-            </w:r>
-          </w:p>
-        </w:tc>
-        <w:tc>
-          <w:tcPr/>
-          <w:p>
-            <w:pPr>
-              <w:pStyle w:val="Compact"/>
-              <w:jc w:val="right"/>
-            </w:pPr>
-            <w:r>
-              <w:t xml:space="preserve">1.739</w:t>
-            </w:r>
-          </w:p>
-        </w:tc>
-        <w:tc>
-          <w:tcPr/>
-          <w:p>
-            <w:pPr>
-              <w:pStyle w:val="Compact"/>
-              <w:jc w:val="left"/>
-            </w:pPr>
-            <w:r>
-              <w:t xml:space="preserve">No</w:t>
-            </w:r>
-          </w:p>
-        </w:tc>
-      </w:tr>
-      <w:tr>
-        <w:tc>
-          <w:tcPr/>
-          <w:p>
-            <w:pPr>
-              <w:pStyle w:val="Compact"/>
-              <w:jc w:val="left"/>
-            </w:pPr>
-            <w:r>
-              <w:t xml:space="preserve">Q23</w:t>
-            </w:r>
-          </w:p>
-        </w:tc>
-        <w:tc>
-          <w:tcPr/>
-          <w:p>
-            <w:pPr>
-              <w:pStyle w:val="Compact"/>
-              <w:jc w:val="right"/>
-            </w:pPr>
-            <w:r>
-              <w:t xml:space="preserve">1.434</w:t>
-            </w:r>
-          </w:p>
-        </w:tc>
-        <w:tc>
-          <w:tcPr/>
-          <w:p>
-            <w:pPr>
-              <w:pStyle w:val="Compact"/>
-              <w:jc w:val="left"/>
-            </w:pPr>
-            <w:r>
-              <w:t xml:space="preserve">No</w:t>
-            </w:r>
-          </w:p>
-        </w:tc>
-      </w:tr>
-      <w:tr>
-        <w:tc>
-          <w:tcPr/>
-          <w:p>
-            <w:pPr>
-              <w:pStyle w:val="Compact"/>
-              <w:jc w:val="left"/>
-            </w:pPr>
-            <w:r>
-              <w:t xml:space="preserve">Q24</w:t>
-            </w:r>
-          </w:p>
-        </w:tc>
-        <w:tc>
-          <w:tcPr/>
-          <w:p>
-            <w:pPr>
-              <w:pStyle w:val="Compact"/>
-              <w:jc w:val="right"/>
-            </w:pPr>
-            <w:r>
-              <w:t xml:space="preserve">1.391</w:t>
-            </w:r>
-          </w:p>
-        </w:tc>
-        <w:tc>
-          <w:tcPr/>
-          <w:p>
-            <w:pPr>
-              <w:pStyle w:val="Compact"/>
-              <w:jc w:val="left"/>
-            </w:pPr>
-            <w:r>
-              <w:t xml:space="preserve">No</w:t>
-            </w:r>
-          </w:p>
-        </w:tc>
-      </w:tr>
-      <w:tr>
-        <w:tc>
-          <w:tcPr/>
-          <w:p>
-            <w:pPr>
-              <w:pStyle w:val="Compact"/>
-              <w:jc w:val="left"/>
-            </w:pPr>
-            <w:r>
-              <w:t xml:space="preserve">Q25</w:t>
-            </w:r>
-          </w:p>
-        </w:tc>
-        <w:tc>
-          <w:tcPr/>
-          <w:p>
-            <w:pPr>
-              <w:pStyle w:val="Compact"/>
-              <w:jc w:val="right"/>
-            </w:pPr>
-            <w:r>
-              <w:t xml:space="preserve">1.417</w:t>
-            </w:r>
-          </w:p>
-        </w:tc>
-        <w:tc>
-          <w:tcPr/>
-          <w:p>
-            <w:pPr>
-              <w:pStyle w:val="Compact"/>
-              <w:jc w:val="left"/>
-            </w:pPr>
-            <w:r>
-              <w:t xml:space="preserve">No</w:t>
-            </w:r>
-          </w:p>
-        </w:tc>
-      </w:tr>
-      <w:tr>
-        <w:tc>
-          <w:tcPr/>
-          <w:p>
-            <w:pPr>
-              <w:pStyle w:val="Compact"/>
-              <w:jc w:val="left"/>
-            </w:pPr>
-            <w:r>
-              <w:t xml:space="preserve">Q26</w:t>
-            </w:r>
-          </w:p>
-        </w:tc>
-        <w:tc>
-          <w:tcPr/>
-          <w:p>
-            <w:pPr>
-              <w:pStyle w:val="Compact"/>
-              <w:jc w:val="right"/>
-            </w:pPr>
-            <w:r>
-              <w:t xml:space="preserve">1.566</w:t>
-            </w:r>
-          </w:p>
-        </w:tc>
-        <w:tc>
-          <w:tcPr/>
-          <w:p>
-            <w:pPr>
-              <w:pStyle w:val="Compact"/>
-              <w:jc w:val="left"/>
-            </w:pPr>
-            <w:r>
-              <w:t xml:space="preserve">No</w:t>
-            </w:r>
-          </w:p>
-        </w:tc>
-      </w:tr>
-    </w:tbl>
-    <w:bookmarkEnd w:id="75"/>
-    <w:p>
-      <w:pPr>
-        <w:pStyle w:val="BodyText"/>
-      </w:pPr>
-      <w:r>
-        <w:rPr>
-          <w:vertAlign w:val="subscript"/>
-        </w:rPr>
-        <w:t xml:space="preserve">Source:</w:t>
-      </w:r>
-      <w:r>
-        <w:rPr>
-          <w:vertAlign w:val="subscript"/>
-        </w:rPr>
-        <w:t xml:space="preserve"> </w:t>
-      </w:r>
-      <w:hyperlink r:id="rId76">
-        <w:r>
-          <w:rPr>
-            <w:rStyle w:val="Hyperlink"/>
-            <w:vertAlign w:val="subscript"/>
-          </w:rPr>
-          <w:t xml:space="preserve">Multicollinearity</w:t>
-        </w:r>
-      </w:hyperlink>
-    </w:p>
-    <w:bookmarkStart w:id="88" w:name="refs"/>
-    <w:bookmarkStart w:id="78" w:name="ref-biemann2025"/>
+    <w:bookmarkStart w:id="81" w:name="refs"/>
+    <w:bookmarkStart w:id="74" w:name="ref-biemann2025"/>
     <w:p>
       <w:pPr>
         <w:pStyle w:val="Bibliography"/>
@@ -3711,7 +2559,7 @@
       <w:r>
         <w:t xml:space="preserve"> </w:t>
       </w:r>
-      <w:hyperlink r:id="rId77">
+      <w:hyperlink r:id="rId73">
         <w:r>
           <w:rPr>
             <w:rStyle w:val="Hyperlink"/>
@@ -3720,8 +2568,8 @@
         </w:r>
       </w:hyperlink>
     </w:p>
-    <w:bookmarkEnd w:id="78"/>
-    <w:bookmarkStart w:id="80" w:name="ref-curran2016"/>
+    <w:bookmarkEnd w:id="74"/>
+    <w:bookmarkStart w:id="76" w:name="ref-curran2016"/>
     <w:p>
       <w:pPr>
         <w:pStyle w:val="Bibliography"/>
@@ -3758,7 +2606,7 @@
       <w:r>
         <w:t xml:space="preserve"> </w:t>
       </w:r>
-      <w:hyperlink r:id="rId79">
+      <w:hyperlink r:id="rId75">
         <w:r>
           <w:rPr>
             <w:rStyle w:val="Hyperlink"/>
@@ -3767,32 +2615,29 @@
         </w:r>
       </w:hyperlink>
     </w:p>
-    <w:bookmarkEnd w:id="80"/>
-    <w:bookmarkStart w:id="82" w:name="ref-flora2012"/>
+    <w:bookmarkEnd w:id="76"/>
+    <w:bookmarkStart w:id="78" w:name="ref-hong2020"/>
     <w:p>
       <w:pPr>
         <w:pStyle w:val="Bibliography"/>
       </w:pPr>
       <w:r>
-        <w:t xml:space="preserve">Flora, D. B., LaBrish, C., &amp; Chalmers, R. P. (2012). Old and</w:t>
-      </w:r>
-      <w:r>
-        <w:t xml:space="preserve"> </w:t>
-      </w:r>
-      <w:r>
-        <w:t xml:space="preserve">New Ideas</w:t>
-      </w:r>
-      <w:r>
-        <w:t xml:space="preserve"> </w:t>
-      </w:r>
-      <w:r>
-        <w:t xml:space="preserve">for</w:t>
-      </w:r>
-      <w:r>
-        <w:t xml:space="preserve"> </w:t>
-      </w:r>
-      <w:r>
-        <w:t xml:space="preserve">Data Screening</w:t>
+        <w:t xml:space="preserve">Hong, M., Steedle, J. T., &amp; Cheng, Y. (2020). Methods of</w:t>
+      </w:r>
+      <w:r>
+        <w:t xml:space="preserve"> </w:t>
+      </w:r>
+      <w:r>
+        <w:t xml:space="preserve">Detecting Insufficient Effort Responding</w:t>
+      </w:r>
+      <w:r>
+        <w:t xml:space="preserve">:</w:t>
+      </w:r>
+      <w:r>
+        <w:t xml:space="preserve"> </w:t>
+      </w:r>
+      <w:r>
+        <w:t xml:space="preserve">Comparisons</w:t>
       </w:r>
       <w:r>
         <w:t xml:space="preserve"> </w:t>
@@ -3804,31 +2649,7 @@
         <w:t xml:space="preserve"> </w:t>
       </w:r>
       <w:r>
-        <w:t xml:space="preserve">Assumption Testing</w:t>
-      </w:r>
-      <w:r>
-        <w:t xml:space="preserve"> </w:t>
-      </w:r>
-      <w:r>
-        <w:t xml:space="preserve">for</w:t>
-      </w:r>
-      <w:r>
-        <w:t xml:space="preserve"> </w:t>
-      </w:r>
-      <w:r>
-        <w:t xml:space="preserve">Exploratory</w:t>
-      </w:r>
-      <w:r>
-        <w:t xml:space="preserve"> </w:t>
-      </w:r>
-      <w:r>
-        <w:t xml:space="preserve">and</w:t>
-      </w:r>
-      <w:r>
-        <w:t xml:space="preserve"> </w:t>
-      </w:r>
-      <w:r>
-        <w:t xml:space="preserve">Confirmatory Factor Analysis</w:t>
+        <w:t xml:space="preserve">Practical Recommendations</w:t>
       </w:r>
       <w:r>
         <w:t xml:space="preserve">.</w:t>
@@ -3841,7 +2662,7 @@
           <w:i/>
           <w:iCs/>
         </w:rPr>
-        <w:t xml:space="preserve">Frontiers in Psychology</w:t>
+        <w:t xml:space="preserve">Educ Psychol Meas</w:t>
       </w:r>
       <w:r>
         <w:t xml:space="preserve">,</w:t>
@@ -3854,83 +2675,6 @@
           <w:i/>
           <w:iCs/>
         </w:rPr>
-        <w:t xml:space="preserve">3</w:t>
-      </w:r>
-      <w:r>
-        <w:t xml:space="preserve">(MAR), 55.</w:t>
-      </w:r>
-      <w:r>
-        <w:t xml:space="preserve"> </w:t>
-      </w:r>
-      <w:hyperlink r:id="rId81">
-        <w:r>
-          <w:rPr>
-            <w:rStyle w:val="Hyperlink"/>
-          </w:rPr>
-          <w:t xml:space="preserve">https://doi.org/10.3389/fpsyg.2012.00055</w:t>
-        </w:r>
-      </w:hyperlink>
-    </w:p>
-    <w:bookmarkEnd w:id="82"/>
-    <w:bookmarkStart w:id="84" w:name="ref-hong2020"/>
-    <w:p>
-      <w:pPr>
-        <w:pStyle w:val="Bibliography"/>
-      </w:pPr>
-      <w:r>
-        <w:t xml:space="preserve">Hong, M., Steedle, J. T., &amp; Cheng, Y. (2020). Methods of</w:t>
-      </w:r>
-      <w:r>
-        <w:t xml:space="preserve"> </w:t>
-      </w:r>
-      <w:r>
-        <w:t xml:space="preserve">Detecting Insufficient Effort Responding</w:t>
-      </w:r>
-      <w:r>
-        <w:t xml:space="preserve">:</w:t>
-      </w:r>
-      <w:r>
-        <w:t xml:space="preserve"> </w:t>
-      </w:r>
-      <w:r>
-        <w:t xml:space="preserve">Comparisons</w:t>
-      </w:r>
-      <w:r>
-        <w:t xml:space="preserve"> </w:t>
-      </w:r>
-      <w:r>
-        <w:t xml:space="preserve">and</w:t>
-      </w:r>
-      <w:r>
-        <w:t xml:space="preserve"> </w:t>
-      </w:r>
-      <w:r>
-        <w:t xml:space="preserve">Practical Recommendations</w:t>
-      </w:r>
-      <w:r>
-        <w:t xml:space="preserve">.</w:t>
-      </w:r>
-      <w:r>
-        <w:t xml:space="preserve"> </w:t>
-      </w:r>
-      <w:r>
-        <w:rPr>
-          <w:i/>
-          <w:iCs/>
-        </w:rPr>
-        <w:t xml:space="preserve">Educ Psychol Meas</w:t>
-      </w:r>
-      <w:r>
-        <w:t xml:space="preserve">,</w:t>
-      </w:r>
-      <w:r>
-        <w:t xml:space="preserve"> </w:t>
-      </w:r>
-      <w:r>
-        <w:rPr>
-          <w:i/>
-          <w:iCs/>
-        </w:rPr>
         <w:t xml:space="preserve">80</w:t>
       </w:r>
       <w:r>
@@ -3939,7 +2683,7 @@
       <w:r>
         <w:t xml:space="preserve"> </w:t>
       </w:r>
-      <w:hyperlink r:id="rId83">
+      <w:hyperlink r:id="rId77">
         <w:r>
           <w:rPr>
             <w:rStyle w:val="Hyperlink"/>
@@ -3948,8 +2692,8 @@
         </w:r>
       </w:hyperlink>
     </w:p>
-    <w:bookmarkEnd w:id="84"/>
-    <w:bookmarkStart w:id="86" w:name="ref-huang2026"/>
+    <w:bookmarkEnd w:id="78"/>
+    <w:bookmarkStart w:id="80" w:name="ref-huang2026"/>
     <w:p>
       <w:pPr>
         <w:pStyle w:val="Bibliography"/>
@@ -4077,7 +2821,7 @@
       <w:r>
         <w:t xml:space="preserve"> </w:t>
       </w:r>
-      <w:hyperlink r:id="rId85">
+      <w:hyperlink r:id="rId79">
         <w:r>
           <w:rPr>
             <w:rStyle w:val="Hyperlink"/>
@@ -4086,77 +2830,10 @@
         </w:r>
       </w:hyperlink>
     </w:p>
-    <w:bookmarkEnd w:id="86"/>
-    <w:bookmarkStart w:id="87" w:name="ref-kline2023"/>
-    <w:p>
-      <w:pPr>
-        <w:pStyle w:val="Bibliography"/>
-      </w:pPr>
-      <w:r>
-        <w:t xml:space="preserve">Kline, R. B. (2023).</w:t>
-      </w:r>
-      <w:r>
-        <w:t xml:space="preserve"> </w:t>
-      </w:r>
-      <w:r>
-        <w:rPr>
-          <w:i/>
-          <w:iCs/>
-        </w:rPr>
-        <w:t xml:space="preserve">Principles and</w:t>
-      </w:r>
-      <w:r>
-        <w:rPr>
-          <w:i/>
-          <w:iCs/>
-        </w:rPr>
-        <w:t xml:space="preserve"> </w:t>
-      </w:r>
-      <w:r>
-        <w:rPr>
-          <w:i/>
-          <w:iCs/>
-        </w:rPr>
-        <w:t xml:space="preserve">Pratice</w:t>
-      </w:r>
-      <w:r>
-        <w:rPr>
-          <w:i/>
-          <w:iCs/>
-        </w:rPr>
-        <w:t xml:space="preserve"> </w:t>
-      </w:r>
-      <w:r>
-        <w:rPr>
-          <w:i/>
-          <w:iCs/>
-        </w:rPr>
-        <w:t xml:space="preserve">of</w:t>
-      </w:r>
-      <w:r>
-        <w:rPr>
-          <w:i/>
-          <w:iCs/>
-        </w:rPr>
-        <w:t xml:space="preserve"> </w:t>
-      </w:r>
-      <w:r>
-        <w:rPr>
-          <w:i/>
-          <w:iCs/>
-        </w:rPr>
-        <w:t xml:space="preserve">Structural Equation Modeling</w:t>
-      </w:r>
-      <w:r>
-        <w:t xml:space="preserve"> </w:t>
-      </w:r>
-      <w:r>
-        <w:t xml:space="preserve">(Fifth Edition). The Guilford Press.</w:t>
-      </w:r>
-    </w:p>
-    <w:bookmarkEnd w:id="87"/>
-    <w:bookmarkEnd w:id="88"/>
-    <w:bookmarkEnd w:id="89"/>
+    <w:bookmarkEnd w:id="80"/>
+    <w:bookmarkEnd w:id="81"/>
+    <w:bookmarkEnd w:id="82"/>
+    <w:bookmarkEnd w:id="83"/>
     <w:sectPr>
       <w:footnotePr>
         <w:numRestart w:val="eachSect"/>

--- a/docs/index.docx
+++ b/docs/index.docx
@@ -39,7 +39,7 @@
         <w:pStyle w:val="Abstract"/>
       </w:pPr>
       <w:r>
-        <w:t xml:space="preserve">This notebook presents a tutorial on the detection of careless or insufficient effort responding (C/IER) in self-report questionnaires. We use real database from WHOQOL-Bref scale as an example, and we apply the</w:t>
+        <w:t xml:space="preserve">This notebook presents a tutorial on the detection of careless or insufficient effort responding (C/IER) in self-report questionnaires. We use real database from WHOQOL-Bref scale as an example (n = 1,546), and we apply the</w:t>
       </w:r>
       <w:r>
         <w:t xml:space="preserve"> </w:t>

--- a/docs/index.docx
+++ b/docs/index.docx
@@ -66,7 +66,7 @@
         <w:t xml:space="preserve">to detect C/IER (post hoc indicators). We also discuss the importance of procedural C/IER detection in the quality control of data obtained through self-report questionnaires.</w:t>
       </w:r>
     </w:p>
-    <w:bookmarkStart w:id="20" w:name="contextualization"/>
+    <w:bookmarkStart w:id="9" w:name="contextualization"/>
     <w:p>
       <w:pPr>
         <w:pStyle w:val="Heading2"/>
@@ -195,8 +195,8 @@
         <w:t xml:space="preserve">.</w:t>
       </w:r>
     </w:p>
-    <w:bookmarkEnd w:id="20"/>
-    <w:bookmarkStart w:id="22" w:name="data-reading-and-preparation"/>
+    <w:bookmarkEnd w:id="9"/>
+    <w:bookmarkStart w:id="11" w:name="data-reading-and-preparation"/>
     <w:p>
       <w:pPr>
         <w:pStyle w:val="Heading2"/>
@@ -594,7 +594,7 @@
         </w:rPr>
         <w:t xml:space="preserve"> </w:t>
       </w:r>
-      <w:hyperlink r:id="rId21">
+      <w:hyperlink r:id="rId10">
         <w:r>
           <w:rPr>
             <w:rStyle w:val="Hyperlink"/>
@@ -604,8 +604,8 @@
         </w:r>
       </w:hyperlink>
     </w:p>
-    <w:bookmarkEnd w:id="22"/>
-    <w:bookmarkStart w:id="25" w:name="procedural-exclusions"/>
+    <w:bookmarkEnd w:id="11"/>
+    <w:bookmarkStart w:id="14" w:name="procedural-exclusions"/>
     <w:p>
       <w:pPr>
         <w:pStyle w:val="Heading2"/>
@@ -688,7 +688,7 @@
         <w:t xml:space="preserve">with its reason and criterion.</w:t>
       </w:r>
     </w:p>
-    <w:bookmarkStart w:id="23" w:name="level-1-summary"/>
+    <w:bookmarkStart w:id="12" w:name="level-1-summary"/>
     <w:p>
       <w:pPr>
         <w:pStyle w:val="TableCaption"/>
@@ -920,7 +920,7 @@
         </w:tc>
       </w:tr>
     </w:tbl>
-    <w:bookmarkEnd w:id="23"/>
+    <w:bookmarkEnd w:id="12"/>
     <w:p>
       <w:pPr>
         <w:pStyle w:val="BodyText"/>
@@ -937,7 +937,7 @@
         </w:rPr>
         <w:t xml:space="preserve"> </w:t>
       </w:r>
-      <w:hyperlink r:id="rId24">
+      <w:hyperlink r:id="rId13">
         <w:r>
           <w:rPr>
             <w:rStyle w:val="Hyperlink"/>
@@ -947,8 +947,8 @@
         </w:r>
       </w:hyperlink>
     </w:p>
-    <w:bookmarkEnd w:id="25"/>
-    <w:bookmarkStart w:id="83" w:name="calculation-of-cier-indicators"/>
+    <w:bookmarkEnd w:id="14"/>
+    <w:bookmarkStart w:id="72" w:name="calculation-of-cier-indicators"/>
     <w:p>
       <w:pPr>
         <w:pStyle w:val="Heading2"/>
@@ -980,7 +980,7 @@
         <w:t xml:space="preserve">.</w:t>
       </w:r>
     </w:p>
-    <w:bookmarkStart w:id="46" w:name="univariate-visualization"/>
+    <w:bookmarkStart w:id="35" w:name="univariate-visualization"/>
     <w:p>
       <w:pPr>
         <w:pStyle w:val="Heading3"/>
@@ -1015,24 +1015,24 @@
       <w:pPr>
         <w:pStyle w:val="FirstParagraph"/>
       </w:pPr>
-      <w:bookmarkStart w:id="29" w:name="viz-lazr"/>
+      <w:bookmarkStart w:id="18" w:name="viz-lazr"/>
       <w:r>
         <w:drawing>
           <wp:inline>
             <wp:extent cx="5334000" cy="3810000"/>
             <wp:effectExtent b="0" l="0" r="0" t="0"/>
-            <wp:docPr descr="" title="" id="27" name="Picture"/>
+            <wp:docPr descr="" title="" id="16" name="Picture"/>
             <a:graphic>
               <a:graphicData uri="http://schemas.openxmlformats.org/drawingml/2006/picture">
                 <pic:pic>
                   <pic:nvPicPr>
-                    <pic:cNvPr descr="index_files/figure-docx/Scripts-ProcessingScripts-02_posthoc-viz-lazr-output-1.png" id="28" name="Picture"/>
+                    <pic:cNvPr descr="index_files/figure-docx/Scripts-ProcessingScripts-02_posthoc-viz-lazr-output-1.png" id="17" name="Picture"/>
                     <pic:cNvPicPr>
                       <a:picLocks noChangeArrowheads="1" noChangeAspect="1"/>
                     </pic:cNvPicPr>
                   </pic:nvPicPr>
                   <pic:blipFill>
-                    <a:blip r:embed="rId26"/>
+                    <a:blip r:embed="rId15"/>
                     <a:stretch>
                       <a:fillRect/>
                     </a:stretch>
@@ -1058,7 +1058,7 @@
           </wp:inline>
         </w:drawing>
       </w:r>
-      <w:bookmarkEnd w:id="29"/>
+      <w:bookmarkEnd w:id="18"/>
     </w:p>
     <w:p>
       <w:pPr>
@@ -1076,7 +1076,7 @@
         </w:rPr>
         <w:t xml:space="preserve"> </w:t>
       </w:r>
-      <w:hyperlink r:id="rId30">
+      <w:hyperlink r:id="rId19">
         <w:r>
           <w:rPr>
             <w:rStyle w:val="Hyperlink"/>
@@ -1098,24 +1098,24 @@
       <w:pPr>
         <w:pStyle w:val="FirstParagraph"/>
       </w:pPr>
-      <w:bookmarkStart w:id="34" w:name="viz-longstr"/>
+      <w:bookmarkStart w:id="23" w:name="viz-longstr"/>
       <w:r>
         <w:drawing>
           <wp:inline>
             <wp:extent cx="5334000" cy="3810000"/>
             <wp:effectExtent b="0" l="0" r="0" t="0"/>
-            <wp:docPr descr="" title="" id="32" name="Picture"/>
+            <wp:docPr descr="" title="" id="21" name="Picture"/>
             <a:graphic>
               <a:graphicData uri="http://schemas.openxmlformats.org/drawingml/2006/picture">
                 <pic:pic>
                   <pic:nvPicPr>
-                    <pic:cNvPr descr="index_files/figure-docx/Scripts-ProcessingScripts-02_posthoc-viz-longstr-output-1.png" id="33" name="Picture"/>
+                    <pic:cNvPr descr="index_files/figure-docx/Scripts-ProcessingScripts-02_posthoc-viz-longstr-output-1.png" id="22" name="Picture"/>
                     <pic:cNvPicPr>
                       <a:picLocks noChangeArrowheads="1" noChangeAspect="1"/>
                     </pic:cNvPicPr>
                   </pic:nvPicPr>
                   <pic:blipFill>
-                    <a:blip r:embed="rId31"/>
+                    <a:blip r:embed="rId20"/>
                     <a:stretch>
                       <a:fillRect/>
                     </a:stretch>
@@ -1141,7 +1141,7 @@
           </wp:inline>
         </w:drawing>
       </w:r>
-      <w:bookmarkEnd w:id="34"/>
+      <w:bookmarkEnd w:id="23"/>
     </w:p>
     <w:p>
       <w:pPr>
@@ -1159,7 +1159,7 @@
         </w:rPr>
         <w:t xml:space="preserve"> </w:t>
       </w:r>
-      <w:hyperlink r:id="rId35">
+      <w:hyperlink r:id="rId24">
         <w:r>
           <w:rPr>
             <w:rStyle w:val="Hyperlink"/>
@@ -1181,24 +1181,24 @@
       <w:pPr>
         <w:pStyle w:val="FirstParagraph"/>
       </w:pPr>
-      <w:bookmarkStart w:id="39" w:name="viz-md"/>
+      <w:bookmarkStart w:id="28" w:name="viz-md"/>
       <w:r>
         <w:drawing>
           <wp:inline>
             <wp:extent cx="5334000" cy="3810000"/>
             <wp:effectExtent b="0" l="0" r="0" t="0"/>
-            <wp:docPr descr="" title="" id="37" name="Picture"/>
+            <wp:docPr descr="" title="" id="26" name="Picture"/>
             <a:graphic>
               <a:graphicData uri="http://schemas.openxmlformats.org/drawingml/2006/picture">
                 <pic:pic>
                   <pic:nvPicPr>
-                    <pic:cNvPr descr="index_files/figure-docx/Scripts-ProcessingScripts-02_posthoc-viz-md-output-1.png" id="38" name="Picture"/>
+                    <pic:cNvPr descr="index_files/figure-docx/Scripts-ProcessingScripts-02_posthoc-viz-md-output-1.png" id="27" name="Picture"/>
                     <pic:cNvPicPr>
                       <a:picLocks noChangeArrowheads="1" noChangeAspect="1"/>
                     </pic:cNvPicPr>
                   </pic:nvPicPr>
                   <pic:blipFill>
-                    <a:blip r:embed="rId36"/>
+                    <a:blip r:embed="rId25"/>
                     <a:stretch>
                       <a:fillRect/>
                     </a:stretch>
@@ -1224,7 +1224,7 @@
           </wp:inline>
         </w:drawing>
       </w:r>
-      <w:bookmarkEnd w:id="39"/>
+      <w:bookmarkEnd w:id="28"/>
     </w:p>
     <w:p>
       <w:pPr>
@@ -1242,7 +1242,7 @@
         </w:rPr>
         <w:t xml:space="preserve"> </w:t>
       </w:r>
-      <w:hyperlink r:id="rId40">
+      <w:hyperlink r:id="rId29">
         <w:r>
           <w:rPr>
             <w:rStyle w:val="Hyperlink"/>
@@ -1264,24 +1264,24 @@
       <w:pPr>
         <w:pStyle w:val="FirstParagraph"/>
       </w:pPr>
-      <w:bookmarkStart w:id="44" w:name="viz-irv"/>
+      <w:bookmarkStart w:id="33" w:name="viz-irv"/>
       <w:r>
         <w:drawing>
           <wp:inline>
             <wp:extent cx="5334000" cy="3810000"/>
             <wp:effectExtent b="0" l="0" r="0" t="0"/>
-            <wp:docPr descr="" title="" id="42" name="Picture"/>
+            <wp:docPr descr="" title="" id="31" name="Picture"/>
             <a:graphic>
               <a:graphicData uri="http://schemas.openxmlformats.org/drawingml/2006/picture">
                 <pic:pic>
                   <pic:nvPicPr>
-                    <pic:cNvPr descr="index_files/figure-docx/Scripts-ProcessingScripts-02_posthoc-viz-irv-output-1.png" id="43" name="Picture"/>
+                    <pic:cNvPr descr="index_files/figure-docx/Scripts-ProcessingScripts-02_posthoc-viz-irv-output-1.png" id="32" name="Picture"/>
                     <pic:cNvPicPr>
                       <a:picLocks noChangeArrowheads="1" noChangeAspect="1"/>
                     </pic:cNvPicPr>
                   </pic:nvPicPr>
                   <pic:blipFill>
-                    <a:blip r:embed="rId41"/>
+                    <a:blip r:embed="rId30"/>
                     <a:stretch>
                       <a:fillRect/>
                     </a:stretch>
@@ -1307,7 +1307,7 @@
           </wp:inline>
         </w:drawing>
       </w:r>
-      <w:bookmarkEnd w:id="44"/>
+      <w:bookmarkEnd w:id="33"/>
     </w:p>
     <w:p>
       <w:pPr>
@@ -1325,7 +1325,7 @@
         </w:rPr>
         <w:t xml:space="preserve"> </w:t>
       </w:r>
-      <w:hyperlink r:id="rId45">
+      <w:hyperlink r:id="rId34">
         <w:r>
           <w:rPr>
             <w:rStyle w:val="Hyperlink"/>
@@ -1335,8 +1335,8 @@
         </w:r>
       </w:hyperlink>
     </w:p>
-    <w:bookmarkEnd w:id="46"/>
-    <w:bookmarkStart w:id="49" w:name="cut-off-points-via-kneedle-algorithm"/>
+    <w:bookmarkEnd w:id="35"/>
+    <w:bookmarkStart w:id="38" w:name="cut-off-points-via-kneedle-algorithm"/>
     <w:p>
       <w:pPr>
         <w:pStyle w:val="Heading3"/>
@@ -1468,7 +1468,7 @@
         <w:t xml:space="preserve">for excessively low IRV, since both extremes can be considered suspicious.</w:t>
       </w:r>
     </w:p>
-    <w:bookmarkStart w:id="47" w:name="kneedle-cutoffs"/>
+    <w:bookmarkStart w:id="36" w:name="kneedle-cutoffs"/>
     <w:p>
       <w:pPr>
         <w:pStyle w:val="TableCaption"/>
@@ -1721,7 +1721,7 @@
         </w:tc>
       </w:tr>
     </w:tbl>
-    <w:bookmarkEnd w:id="47"/>
+    <w:bookmarkEnd w:id="36"/>
     <w:p>
       <w:pPr>
         <w:pStyle w:val="BodyText"/>
@@ -1738,7 +1738,7 @@
         </w:rPr>
         <w:t xml:space="preserve"> </w:t>
       </w:r>
-      <w:hyperlink r:id="rId48">
+      <w:hyperlink r:id="rId37">
         <w:r>
           <w:rPr>
             <w:rStyle w:val="Hyperlink"/>
@@ -1748,8 +1748,8 @@
         </w:r>
       </w:hyperlink>
     </w:p>
-    <w:bookmarkEnd w:id="49"/>
-    <w:bookmarkStart w:id="70" w:name="plots-with-cut-off-points"/>
+    <w:bookmarkEnd w:id="38"/>
+    <w:bookmarkStart w:id="59" w:name="plots-with-cut-off-points"/>
     <w:p>
       <w:pPr>
         <w:pStyle w:val="Heading3"/>
@@ -1770,24 +1770,24 @@
       <w:pPr>
         <w:pStyle w:val="FirstParagraph"/>
       </w:pPr>
-      <w:bookmarkStart w:id="53" w:name="cum-lazr"/>
+      <w:bookmarkStart w:id="42" w:name="cum-lazr"/>
       <w:r>
         <w:drawing>
           <wp:inline>
             <wp:extent cx="5334000" cy="3810000"/>
             <wp:effectExtent b="0" l="0" r="0" t="0"/>
-            <wp:docPr descr="" title="" id="51" name="Picture"/>
+            <wp:docPr descr="" title="" id="40" name="Picture"/>
             <a:graphic>
               <a:graphicData uri="http://schemas.openxmlformats.org/drawingml/2006/picture">
                 <pic:pic>
                   <pic:nvPicPr>
-                    <pic:cNvPr descr="index_files/figure-docx/Scripts-ProcessingScripts-02_posthoc-cum-lazr-output-1.png" id="52" name="Picture"/>
+                    <pic:cNvPr descr="index_files/figure-docx/Scripts-ProcessingScripts-02_posthoc-cum-lazr-output-1.png" id="41" name="Picture"/>
                     <pic:cNvPicPr>
                       <a:picLocks noChangeArrowheads="1" noChangeAspect="1"/>
                     </pic:cNvPicPr>
                   </pic:nvPicPr>
                   <pic:blipFill>
-                    <a:blip r:embed="rId50"/>
+                    <a:blip r:embed="rId39"/>
                     <a:stretch>
                       <a:fillRect/>
                     </a:stretch>
@@ -1813,7 +1813,7 @@
           </wp:inline>
         </w:drawing>
       </w:r>
-      <w:bookmarkEnd w:id="53"/>
+      <w:bookmarkEnd w:id="42"/>
     </w:p>
     <w:p>
       <w:pPr>
@@ -1831,7 +1831,7 @@
         </w:rPr>
         <w:t xml:space="preserve"> </w:t>
       </w:r>
-      <w:hyperlink r:id="rId54">
+      <w:hyperlink r:id="rId43">
         <w:r>
           <w:rPr>
             <w:rStyle w:val="Hyperlink"/>
@@ -1853,24 +1853,24 @@
       <w:pPr>
         <w:pStyle w:val="FirstParagraph"/>
       </w:pPr>
-      <w:bookmarkStart w:id="58" w:name="cum-longstr"/>
+      <w:bookmarkStart w:id="47" w:name="cum-longstr"/>
       <w:r>
         <w:drawing>
           <wp:inline>
             <wp:extent cx="5334000" cy="3810000"/>
             <wp:effectExtent b="0" l="0" r="0" t="0"/>
-            <wp:docPr descr="" title="" id="56" name="Picture"/>
+            <wp:docPr descr="" title="" id="45" name="Picture"/>
             <a:graphic>
               <a:graphicData uri="http://schemas.openxmlformats.org/drawingml/2006/picture">
                 <pic:pic>
                   <pic:nvPicPr>
-                    <pic:cNvPr descr="index_files/figure-docx/Scripts-ProcessingScripts-02_posthoc-cum-longstr-output-1.png" id="57" name="Picture"/>
+                    <pic:cNvPr descr="index_files/figure-docx/Scripts-ProcessingScripts-02_posthoc-cum-longstr-output-1.png" id="46" name="Picture"/>
                     <pic:cNvPicPr>
                       <a:picLocks noChangeArrowheads="1" noChangeAspect="1"/>
                     </pic:cNvPicPr>
                   </pic:nvPicPr>
                   <pic:blipFill>
-                    <a:blip r:embed="rId55"/>
+                    <a:blip r:embed="rId44"/>
                     <a:stretch>
                       <a:fillRect/>
                     </a:stretch>
@@ -1896,7 +1896,7 @@
           </wp:inline>
         </w:drawing>
       </w:r>
-      <w:bookmarkEnd w:id="58"/>
+      <w:bookmarkEnd w:id="47"/>
     </w:p>
     <w:p>
       <w:pPr>
@@ -1914,7 +1914,7 @@
         </w:rPr>
         <w:t xml:space="preserve"> </w:t>
       </w:r>
-      <w:hyperlink r:id="rId59">
+      <w:hyperlink r:id="rId48">
         <w:r>
           <w:rPr>
             <w:rStyle w:val="Hyperlink"/>
@@ -1936,24 +1936,24 @@
       <w:pPr>
         <w:pStyle w:val="FirstParagraph"/>
       </w:pPr>
-      <w:bookmarkStart w:id="63" w:name="cum-md"/>
+      <w:bookmarkStart w:id="52" w:name="cum-md"/>
       <w:r>
         <w:drawing>
           <wp:inline>
             <wp:extent cx="5334000" cy="3810000"/>
             <wp:effectExtent b="0" l="0" r="0" t="0"/>
-            <wp:docPr descr="" title="" id="61" name="Picture"/>
+            <wp:docPr descr="" title="" id="50" name="Picture"/>
             <a:graphic>
               <a:graphicData uri="http://schemas.openxmlformats.org/drawingml/2006/picture">
                 <pic:pic>
                   <pic:nvPicPr>
-                    <pic:cNvPr descr="index_files/figure-docx/Scripts-ProcessingScripts-02_posthoc-cum-md-output-1.png" id="62" name="Picture"/>
+                    <pic:cNvPr descr="index_files/figure-docx/Scripts-ProcessingScripts-02_posthoc-cum-md-output-1.png" id="51" name="Picture"/>
                     <pic:cNvPicPr>
                       <a:picLocks noChangeArrowheads="1" noChangeAspect="1"/>
                     </pic:cNvPicPr>
                   </pic:nvPicPr>
                   <pic:blipFill>
-                    <a:blip r:embed="rId60"/>
+                    <a:blip r:embed="rId49"/>
                     <a:stretch>
                       <a:fillRect/>
                     </a:stretch>
@@ -1979,7 +1979,7 @@
           </wp:inline>
         </w:drawing>
       </w:r>
-      <w:bookmarkEnd w:id="63"/>
+      <w:bookmarkEnd w:id="52"/>
     </w:p>
     <w:p>
       <w:pPr>
@@ -1997,7 +1997,7 @@
         </w:rPr>
         <w:t xml:space="preserve"> </w:t>
       </w:r>
-      <w:hyperlink r:id="rId64">
+      <w:hyperlink r:id="rId53">
         <w:r>
           <w:rPr>
             <w:rStyle w:val="Hyperlink"/>
@@ -2019,24 +2019,24 @@
       <w:pPr>
         <w:pStyle w:val="FirstParagraph"/>
       </w:pPr>
-      <w:bookmarkStart w:id="68" w:name="cum-irv"/>
+      <w:bookmarkStart w:id="57" w:name="cum-irv"/>
       <w:r>
         <w:drawing>
           <wp:inline>
             <wp:extent cx="5334000" cy="3810000"/>
             <wp:effectExtent b="0" l="0" r="0" t="0"/>
-            <wp:docPr descr="" title="" id="66" name="Picture"/>
+            <wp:docPr descr="" title="" id="55" name="Picture"/>
             <a:graphic>
               <a:graphicData uri="http://schemas.openxmlformats.org/drawingml/2006/picture">
                 <pic:pic>
                   <pic:nvPicPr>
-                    <pic:cNvPr descr="index_files/figure-docx/Scripts-ProcessingScripts-02_posthoc-cum-irv-output-1.png" id="67" name="Picture"/>
+                    <pic:cNvPr descr="index_files/figure-docx/Scripts-ProcessingScripts-02_posthoc-cum-irv-output-1.png" id="56" name="Picture"/>
                     <pic:cNvPicPr>
                       <a:picLocks noChangeArrowheads="1" noChangeAspect="1"/>
                     </pic:cNvPicPr>
                   </pic:nvPicPr>
                   <pic:blipFill>
-                    <a:blip r:embed="rId65"/>
+                    <a:blip r:embed="rId54"/>
                     <a:stretch>
                       <a:fillRect/>
                     </a:stretch>
@@ -2062,7 +2062,7 @@
           </wp:inline>
         </w:drawing>
       </w:r>
-      <w:bookmarkEnd w:id="68"/>
+      <w:bookmarkEnd w:id="57"/>
     </w:p>
     <w:p>
       <w:pPr>
@@ -2080,7 +2080,7 @@
         </w:rPr>
         <w:t xml:space="preserve"> </w:t>
       </w:r>
-      <w:hyperlink r:id="rId69">
+      <w:hyperlink r:id="rId58">
         <w:r>
           <w:rPr>
             <w:rStyle w:val="Hyperlink"/>
@@ -2090,8 +2090,8 @@
         </w:r>
       </w:hyperlink>
     </w:p>
-    <w:bookmarkEnd w:id="70"/>
-    <w:bookmarkStart w:id="82" w:name="cier-flags"/>
+    <w:bookmarkEnd w:id="59"/>
+    <w:bookmarkStart w:id="71" w:name="cier-flags"/>
     <w:p>
       <w:pPr>
         <w:pStyle w:val="Heading3"/>
@@ -2208,7 +2208,7 @@
         <w:t xml:space="preserve">file.</w:t>
       </w:r>
     </w:p>
-    <w:bookmarkStart w:id="71" w:name="flags-overview"/>
+    <w:bookmarkStart w:id="60" w:name="flags-overview"/>
     <w:p>
       <w:pPr>
         <w:pStyle w:val="TableCaption"/>
@@ -2461,7 +2461,7 @@
         </w:tc>
       </w:tr>
     </w:tbl>
-    <w:bookmarkEnd w:id="71"/>
+    <w:bookmarkEnd w:id="60"/>
     <w:p>
       <w:pPr>
         <w:pStyle w:val="BodyText"/>
@@ -2478,7 +2478,7 @@
         </w:rPr>
         <w:t xml:space="preserve"> </w:t>
       </w:r>
-      <w:hyperlink r:id="rId72">
+      <w:hyperlink r:id="rId61">
         <w:r>
           <w:rPr>
             <w:rStyle w:val="Hyperlink"/>
@@ -2488,8 +2488,8 @@
         </w:r>
       </w:hyperlink>
     </w:p>
-    <w:bookmarkStart w:id="81" w:name="refs"/>
-    <w:bookmarkStart w:id="74" w:name="ref-biemann2025"/>
+    <w:bookmarkStart w:id="70" w:name="refs"/>
+    <w:bookmarkStart w:id="63" w:name="ref-biemann2025"/>
     <w:p>
       <w:pPr>
         <w:pStyle w:val="Bibliography"/>
@@ -2559,7 +2559,7 @@
       <w:r>
         <w:t xml:space="preserve"> </w:t>
       </w:r>
-      <w:hyperlink r:id="rId73">
+      <w:hyperlink r:id="rId62">
         <w:r>
           <w:rPr>
             <w:rStyle w:val="Hyperlink"/>
@@ -2568,8 +2568,8 @@
         </w:r>
       </w:hyperlink>
     </w:p>
-    <w:bookmarkEnd w:id="74"/>
-    <w:bookmarkStart w:id="76" w:name="ref-curran2016"/>
+    <w:bookmarkEnd w:id="63"/>
+    <w:bookmarkStart w:id="65" w:name="ref-curran2016"/>
     <w:p>
       <w:pPr>
         <w:pStyle w:val="Bibliography"/>
@@ -2606,7 +2606,7 @@
       <w:r>
         <w:t xml:space="preserve"> </w:t>
       </w:r>
-      <w:hyperlink r:id="rId75">
+      <w:hyperlink r:id="rId64">
         <w:r>
           <w:rPr>
             <w:rStyle w:val="Hyperlink"/>
@@ -2615,8 +2615,8 @@
         </w:r>
       </w:hyperlink>
     </w:p>
-    <w:bookmarkEnd w:id="76"/>
-    <w:bookmarkStart w:id="78" w:name="ref-hong2020"/>
+    <w:bookmarkEnd w:id="65"/>
+    <w:bookmarkStart w:id="67" w:name="ref-hong2020"/>
     <w:p>
       <w:pPr>
         <w:pStyle w:val="Bibliography"/>
@@ -2683,7 +2683,7 @@
       <w:r>
         <w:t xml:space="preserve"> </w:t>
       </w:r>
-      <w:hyperlink r:id="rId77">
+      <w:hyperlink r:id="rId66">
         <w:r>
           <w:rPr>
             <w:rStyle w:val="Hyperlink"/>
@@ -2692,8 +2692,8 @@
         </w:r>
       </w:hyperlink>
     </w:p>
-    <w:bookmarkEnd w:id="78"/>
-    <w:bookmarkStart w:id="80" w:name="ref-huang2026"/>
+    <w:bookmarkEnd w:id="67"/>
+    <w:bookmarkStart w:id="69" w:name="ref-huang2026"/>
     <w:p>
       <w:pPr>
         <w:pStyle w:val="Bibliography"/>
@@ -2821,7 +2821,7 @@
       <w:r>
         <w:t xml:space="preserve"> </w:t>
       </w:r>
-      <w:hyperlink r:id="rId79">
+      <w:hyperlink r:id="rId68">
         <w:r>
           <w:rPr>
             <w:rStyle w:val="Hyperlink"/>
@@ -2830,10 +2830,10 @@
         </w:r>
       </w:hyperlink>
     </w:p>
-    <w:bookmarkEnd w:id="80"/>
-    <w:bookmarkEnd w:id="81"/>
-    <w:bookmarkEnd w:id="82"/>
-    <w:bookmarkEnd w:id="83"/>
+    <w:bookmarkEnd w:id="69"/>
+    <w:bookmarkEnd w:id="70"/>
+    <w:bookmarkEnd w:id="71"/>
+    <w:bookmarkEnd w:id="72"/>
     <w:sectPr>
       <w:footnotePr>
         <w:numRestart w:val="eachSect"/>
@@ -3070,10 +3070,10 @@
   <w:docDefaults>
     <w:rPrDefault>
       <w:rPr>
-        <w:rFonts w:asciiTheme="minorHAnsi" w:cstheme="minorBidi" w:eastAsiaTheme="minorHAnsi" w:hAnsiTheme="minorHAnsi"/>
+        <w:rFonts w:asciiTheme="minorHAnsi" w:cstheme="minorBidi" w:eastAsiaTheme="minorEastAsia" w:hAnsiTheme="minorHAnsi"/>
         <w:sz w:val="24"/>
         <w:szCs w:val="24"/>
-        <w:lang w:bidi="ar-SA" w:eastAsia="en-US" w:val="en-US"/>
+        <w:lang w:bidi="ar-SA" w:eastAsia="zh-CN" w:val="en-US"/>
       </w:rPr>
     </w:rPrDefault>
     <w:pPrDefault>
@@ -3614,13 +3614,6 @@
       </w:tblCellMar>
     </w:tblPr>
     <w:tblStylePr w:type="firstRow">
-      <w:tblPr>
-        <w:jc w:val="left"/>
-        <w:tblInd w:type="dxa" w:w="0"/>
-      </w:tblPr>
-      <w:trPr>
-        <w:jc w:val="left"/>
-      </w:trPr>
       <w:tcPr>
         <w:tcBorders>
           <w:bottom w:val="single"/>

--- a/docs/index.docx
+++ b/docs/index.docx
@@ -1563,7 +1563,7 @@
               <w:jc w:val="right"/>
             </w:pPr>
             <w:r>
-              <w:t xml:space="preserve">11.6</w:t>
+              <w:t xml:space="preserve">6.8</w:t>
             </w:r>
           </w:p>
         </w:tc>
@@ -1601,7 +1601,7 @@
               <w:jc w:val="right"/>
             </w:pPr>
             <w:r>
-              <w:t xml:space="preserve">15.2</w:t>
+              <w:t xml:space="preserve">14.8</w:t>
             </w:r>
           </w:p>
         </w:tc>
@@ -1665,7 +1665,7 @@
               <w:jc w:val="right"/>
             </w:pPr>
             <w:r>
-              <w:t xml:space="preserve">1.14</w:t>
+              <w:t xml:space="preserve">1.34</w:t>
             </w:r>
           </w:p>
         </w:tc>
@@ -1677,7 +1677,7 @@
               <w:jc w:val="right"/>
             </w:pPr>
             <w:r>
-              <w:t xml:space="preserve">8.0</w:t>
+              <w:t xml:space="preserve">4.9</w:t>
             </w:r>
           </w:p>
         </w:tc>
@@ -1703,7 +1703,7 @@
               <w:jc w:val="right"/>
             </w:pPr>
             <w:r>
-              <w:t xml:space="preserve">0.48</w:t>
+              <w:t xml:space="preserve">0.69</w:t>
             </w:r>
           </w:p>
         </w:tc>
@@ -1715,7 +1715,7 @@
               <w:jc w:val="right"/>
             </w:pPr>
             <w:r>
-              <w:t xml:space="preserve">5.0</w:t>
+              <w:t xml:space="preserve">3.8</w:t>
             </w:r>
           </w:p>
         </w:tc>
@@ -2291,7 +2291,7 @@
               <w:jc w:val="right"/>
             </w:pPr>
             <w:r>
-              <w:t xml:space="preserve">152</w:t>
+              <w:t xml:space="preserve">91</w:t>
             </w:r>
           </w:p>
         </w:tc>
@@ -2303,7 +2303,7 @@
               <w:jc w:val="right"/>
             </w:pPr>
             <w:r>
-              <w:t xml:space="preserve">11.7</w:t>
+              <w:t xml:space="preserve">7.0</w:t>
             </w:r>
           </w:p>
         </w:tc>
@@ -2329,7 +2329,7 @@
               <w:jc w:val="right"/>
             </w:pPr>
             <w:r>
-              <w:t xml:space="preserve">196</w:t>
+              <w:t xml:space="preserve">191</w:t>
             </w:r>
           </w:p>
         </w:tc>
@@ -2341,7 +2341,7 @@
               <w:jc w:val="right"/>
             </w:pPr>
             <w:r>
-              <w:t xml:space="preserve">15.1</w:t>
+              <w:t xml:space="preserve">14.7</w:t>
             </w:r>
           </w:p>
         </w:tc>
@@ -2405,7 +2405,7 @@
               <w:jc w:val="right"/>
             </w:pPr>
             <w:r>
-              <w:t xml:space="preserve">108</w:t>
+              <w:t xml:space="preserve">66</w:t>
             </w:r>
           </w:p>
         </w:tc>
@@ -2417,7 +2417,7 @@
               <w:jc w:val="right"/>
             </w:pPr>
             <w:r>
-              <w:t xml:space="preserve">8.3</w:t>
+              <w:t xml:space="preserve">5.1</w:t>
             </w:r>
           </w:p>
         </w:tc>
@@ -2443,7 +2443,7 @@
               <w:jc w:val="right"/>
             </w:pPr>
             <w:r>
-              <w:t xml:space="preserve">65</w:t>
+              <w:t xml:space="preserve">49</w:t>
             </w:r>
           </w:p>
         </w:tc>
@@ -2455,7 +2455,7 @@
               <w:jc w:val="right"/>
             </w:pPr>
             <w:r>
-              <w:t xml:space="preserve">5.0</w:t>
+              <w:t xml:space="preserve">3.8</w:t>
             </w:r>
           </w:p>
         </w:tc>

--- a/docs/index.docx
+++ b/docs/index.docx
@@ -948,7 +948,7 @@
       </w:hyperlink>
     </w:p>
     <w:bookmarkEnd w:id="14"/>
-    <w:bookmarkStart w:id="72" w:name="calculation-of-cier-indicators"/>
+    <w:bookmarkStart w:id="56" w:name="calculation-of-cier-indicators"/>
     <w:p>
       <w:pPr>
         <w:pStyle w:val="Heading2"/>
@@ -980,7 +980,7 @@
         <w:t xml:space="preserve">.</w:t>
       </w:r>
     </w:p>
-    <w:bookmarkStart w:id="35" w:name="univariate-visualization"/>
+    <w:bookmarkStart w:id="27" w:name="univariate-visualization"/>
     <w:p>
       <w:pPr>
         <w:pStyle w:val="Heading3"/>
@@ -1015,18 +1015,17 @@
       <w:pPr>
         <w:pStyle w:val="FirstParagraph"/>
       </w:pPr>
-      <w:bookmarkStart w:id="18" w:name="viz-lazr"/>
       <w:r>
         <w:drawing>
           <wp:inline>
-            <wp:extent cx="5334000" cy="3810000"/>
+            <wp:extent cx="5334000" cy="2667000"/>
             <wp:effectExtent b="0" l="0" r="0" t="0"/>
             <wp:docPr descr="" title="" id="16" name="Picture"/>
             <a:graphic>
               <a:graphicData uri="http://schemas.openxmlformats.org/drawingml/2006/picture">
                 <pic:pic>
                   <pic:nvPicPr>
-                    <pic:cNvPr descr="index_files/figure-docx/Scripts-ProcessingScripts-02_posthoc-viz-lazr-output-1.png" id="17" name="Picture"/>
+                    <pic:cNvPr descr="Output/DataAppendixOutput/Figures/viz-lazr.png" id="17" name="Picture"/>
                     <pic:cNvPicPr>
                       <a:picLocks noChangeArrowheads="1" noChangeAspect="1"/>
                     </pic:cNvPicPr>
@@ -1040,7 +1039,7 @@
                   <pic:spPr bwMode="auto">
                     <a:xfrm>
                       <a:off x="0" y="0"/>
-                      <a:ext cx="5334000" cy="3810000"/>
+                      <a:ext cx="5334000" cy="2667000"/>
                     </a:xfrm>
                     <a:prstGeom prst="rect">
                       <a:avLst/>
@@ -1058,33 +1057,6 @@
           </wp:inline>
         </w:drawing>
       </w:r>
-      <w:bookmarkEnd w:id="18"/>
-    </w:p>
-    <w:p>
-      <w:pPr>
-        <w:pStyle w:val="BodyText"/>
-      </w:pPr>
-      <w:r>
-        <w:rPr>
-          <w:vertAlign w:val="subscript"/>
-        </w:rPr>
-        <w:t xml:space="preserve">Source:</w:t>
-      </w:r>
-      <w:r>
-        <w:rPr>
-          <w:vertAlign w:val="subscript"/>
-        </w:rPr>
-        <w:t xml:space="preserve"> </w:t>
-      </w:r>
-      <w:hyperlink r:id="rId19">
-        <w:r>
-          <w:rPr>
-            <w:rStyle w:val="Hyperlink"/>
-            <w:vertAlign w:val="subscript"/>
-          </w:rPr>
-          <w:t xml:space="preserve">Post-hoc C/IER Indicators</w:t>
-        </w:r>
-      </w:hyperlink>
     </w:p>
     <w:p>
       <w:pPr>
@@ -1098,24 +1070,23 @@
       <w:pPr>
         <w:pStyle w:val="FirstParagraph"/>
       </w:pPr>
-      <w:bookmarkStart w:id="23" w:name="viz-longstr"/>
       <w:r>
         <w:drawing>
           <wp:inline>
-            <wp:extent cx="5334000" cy="3810000"/>
+            <wp:extent cx="5334000" cy="2667000"/>
             <wp:effectExtent b="0" l="0" r="0" t="0"/>
-            <wp:docPr descr="" title="" id="21" name="Picture"/>
+            <wp:docPr descr="" title="" id="19" name="Picture"/>
             <a:graphic>
               <a:graphicData uri="http://schemas.openxmlformats.org/drawingml/2006/picture">
                 <pic:pic>
                   <pic:nvPicPr>
-                    <pic:cNvPr descr="index_files/figure-docx/Scripts-ProcessingScripts-02_posthoc-viz-longstr-output-1.png" id="22" name="Picture"/>
+                    <pic:cNvPr descr="Output/DataAppendixOutput/Figures/viz-longstr.png" id="20" name="Picture"/>
                     <pic:cNvPicPr>
                       <a:picLocks noChangeArrowheads="1" noChangeAspect="1"/>
                     </pic:cNvPicPr>
                   </pic:nvPicPr>
                   <pic:blipFill>
-                    <a:blip r:embed="rId20"/>
+                    <a:blip r:embed="rId18"/>
                     <a:stretch>
                       <a:fillRect/>
                     </a:stretch>
@@ -1123,7 +1094,7 @@
                   <pic:spPr bwMode="auto">
                     <a:xfrm>
                       <a:off x="0" y="0"/>
-                      <a:ext cx="5334000" cy="3810000"/>
+                      <a:ext cx="5334000" cy="2667000"/>
                     </a:xfrm>
                     <a:prstGeom prst="rect">
                       <a:avLst/>
@@ -1141,33 +1112,6 @@
           </wp:inline>
         </w:drawing>
       </w:r>
-      <w:bookmarkEnd w:id="23"/>
-    </w:p>
-    <w:p>
-      <w:pPr>
-        <w:pStyle w:val="BodyText"/>
-      </w:pPr>
-      <w:r>
-        <w:rPr>
-          <w:vertAlign w:val="subscript"/>
-        </w:rPr>
-        <w:t xml:space="preserve">Source:</w:t>
-      </w:r>
-      <w:r>
-        <w:rPr>
-          <w:vertAlign w:val="subscript"/>
-        </w:rPr>
-        <w:t xml:space="preserve"> </w:t>
-      </w:r>
-      <w:hyperlink r:id="rId24">
-        <w:r>
-          <w:rPr>
-            <w:rStyle w:val="Hyperlink"/>
-            <w:vertAlign w:val="subscript"/>
-          </w:rPr>
-          <w:t xml:space="preserve">Post-hoc C/IER Indicators</w:t>
-        </w:r>
-      </w:hyperlink>
     </w:p>
     <w:p>
       <w:pPr>
@@ -1181,24 +1125,23 @@
       <w:pPr>
         <w:pStyle w:val="FirstParagraph"/>
       </w:pPr>
-      <w:bookmarkStart w:id="28" w:name="viz-md"/>
       <w:r>
         <w:drawing>
           <wp:inline>
-            <wp:extent cx="5334000" cy="3810000"/>
+            <wp:extent cx="5334000" cy="2667000"/>
             <wp:effectExtent b="0" l="0" r="0" t="0"/>
-            <wp:docPr descr="" title="" id="26" name="Picture"/>
+            <wp:docPr descr="" title="" id="22" name="Picture"/>
             <a:graphic>
               <a:graphicData uri="http://schemas.openxmlformats.org/drawingml/2006/picture">
                 <pic:pic>
                   <pic:nvPicPr>
-                    <pic:cNvPr descr="index_files/figure-docx/Scripts-ProcessingScripts-02_posthoc-viz-md-output-1.png" id="27" name="Picture"/>
+                    <pic:cNvPr descr="Output/DataAppendixOutput/Figures/viz-md.png" id="23" name="Picture"/>
                     <pic:cNvPicPr>
                       <a:picLocks noChangeArrowheads="1" noChangeAspect="1"/>
                     </pic:cNvPicPr>
                   </pic:nvPicPr>
                   <pic:blipFill>
-                    <a:blip r:embed="rId25"/>
+                    <a:blip r:embed="rId21"/>
                     <a:stretch>
                       <a:fillRect/>
                     </a:stretch>
@@ -1206,7 +1149,7 @@
                   <pic:spPr bwMode="auto">
                     <a:xfrm>
                       <a:off x="0" y="0"/>
-                      <a:ext cx="5334000" cy="3810000"/>
+                      <a:ext cx="5334000" cy="2667000"/>
                     </a:xfrm>
                     <a:prstGeom prst="rect">
                       <a:avLst/>
@@ -1224,33 +1167,6 @@
           </wp:inline>
         </w:drawing>
       </w:r>
-      <w:bookmarkEnd w:id="28"/>
-    </w:p>
-    <w:p>
-      <w:pPr>
-        <w:pStyle w:val="BodyText"/>
-      </w:pPr>
-      <w:r>
-        <w:rPr>
-          <w:vertAlign w:val="subscript"/>
-        </w:rPr>
-        <w:t xml:space="preserve">Source:</w:t>
-      </w:r>
-      <w:r>
-        <w:rPr>
-          <w:vertAlign w:val="subscript"/>
-        </w:rPr>
-        <w:t xml:space="preserve"> </w:t>
-      </w:r>
-      <w:hyperlink r:id="rId29">
-        <w:r>
-          <w:rPr>
-            <w:rStyle w:val="Hyperlink"/>
-            <w:vertAlign w:val="subscript"/>
-          </w:rPr>
-          <w:t xml:space="preserve">Post-hoc C/IER Indicators</w:t>
-        </w:r>
-      </w:hyperlink>
     </w:p>
     <w:p>
       <w:pPr>
@@ -1264,24 +1180,23 @@
       <w:pPr>
         <w:pStyle w:val="FirstParagraph"/>
       </w:pPr>
-      <w:bookmarkStart w:id="33" w:name="viz-irv"/>
       <w:r>
         <w:drawing>
           <wp:inline>
-            <wp:extent cx="5334000" cy="3810000"/>
+            <wp:extent cx="5334000" cy="2667000"/>
             <wp:effectExtent b="0" l="0" r="0" t="0"/>
-            <wp:docPr descr="" title="" id="31" name="Picture"/>
+            <wp:docPr descr="" title="" id="25" name="Picture"/>
             <a:graphic>
               <a:graphicData uri="http://schemas.openxmlformats.org/drawingml/2006/picture">
                 <pic:pic>
                   <pic:nvPicPr>
-                    <pic:cNvPr descr="index_files/figure-docx/Scripts-ProcessingScripts-02_posthoc-viz-irv-output-1.png" id="32" name="Picture"/>
+                    <pic:cNvPr descr="Output/DataAppendixOutput/Figures/viz-irv.png" id="26" name="Picture"/>
                     <pic:cNvPicPr>
                       <a:picLocks noChangeArrowheads="1" noChangeAspect="1"/>
                     </pic:cNvPicPr>
                   </pic:nvPicPr>
                   <pic:blipFill>
-                    <a:blip r:embed="rId30"/>
+                    <a:blip r:embed="rId24"/>
                     <a:stretch>
                       <a:fillRect/>
                     </a:stretch>
@@ -1289,7 +1204,7 @@
                   <pic:spPr bwMode="auto">
                     <a:xfrm>
                       <a:off x="0" y="0"/>
-                      <a:ext cx="5334000" cy="3810000"/>
+                      <a:ext cx="5334000" cy="2667000"/>
                     </a:xfrm>
                     <a:prstGeom prst="rect">
                       <a:avLst/>
@@ -1307,36 +1222,9 @@
           </wp:inline>
         </w:drawing>
       </w:r>
-      <w:bookmarkEnd w:id="33"/>
-    </w:p>
-    <w:p>
-      <w:pPr>
-        <w:pStyle w:val="BodyText"/>
-      </w:pPr>
-      <w:r>
-        <w:rPr>
-          <w:vertAlign w:val="subscript"/>
-        </w:rPr>
-        <w:t xml:space="preserve">Source:</w:t>
-      </w:r>
-      <w:r>
-        <w:rPr>
-          <w:vertAlign w:val="subscript"/>
-        </w:rPr>
-        <w:t xml:space="preserve"> </w:t>
-      </w:r>
-      <w:hyperlink r:id="rId34">
-        <w:r>
-          <w:rPr>
-            <w:rStyle w:val="Hyperlink"/>
-            <w:vertAlign w:val="subscript"/>
-          </w:rPr>
-          <w:t xml:space="preserve">Post-hoc C/IER Indicators</w:t>
-        </w:r>
-      </w:hyperlink>
-    </w:p>
-    <w:bookmarkEnd w:id="35"/>
-    <w:bookmarkStart w:id="38" w:name="cut-off-points-via-kneedle-algorithm"/>
+    </w:p>
+    <w:bookmarkEnd w:id="27"/>
+    <w:bookmarkStart w:id="30" w:name="cut-off-points-via-kneedle-algorithm"/>
     <w:p>
       <w:pPr>
         <w:pStyle w:val="Heading3"/>
@@ -1468,7 +1356,7 @@
         <w:t xml:space="preserve">for excessively low IRV, since both extremes can be considered suspicious.</w:t>
       </w:r>
     </w:p>
-    <w:bookmarkStart w:id="36" w:name="kneedle-cutoffs"/>
+    <w:bookmarkStart w:id="28" w:name="kneedle-cutoffs"/>
     <w:p>
       <w:pPr>
         <w:pStyle w:val="TableCaption"/>
@@ -1721,7 +1609,7 @@
         </w:tc>
       </w:tr>
     </w:tbl>
-    <w:bookmarkEnd w:id="36"/>
+    <w:bookmarkEnd w:id="28"/>
     <w:p>
       <w:pPr>
         <w:pStyle w:val="BodyText"/>
@@ -1738,7 +1626,7 @@
         </w:rPr>
         <w:t xml:space="preserve"> </w:t>
       </w:r>
-      <w:hyperlink r:id="rId37">
+      <w:hyperlink r:id="rId29">
         <w:r>
           <w:rPr>
             <w:rStyle w:val="Hyperlink"/>
@@ -1748,8 +1636,8 @@
         </w:r>
       </w:hyperlink>
     </w:p>
-    <w:bookmarkEnd w:id="38"/>
-    <w:bookmarkStart w:id="59" w:name="plots-with-cut-off-points"/>
+    <w:bookmarkEnd w:id="30"/>
+    <w:bookmarkStart w:id="43" w:name="plots-with-cut-off-points"/>
     <w:p>
       <w:pPr>
         <w:pStyle w:val="Heading3"/>
@@ -1770,24 +1658,23 @@
       <w:pPr>
         <w:pStyle w:val="FirstParagraph"/>
       </w:pPr>
-      <w:bookmarkStart w:id="42" w:name="cum-lazr"/>
       <w:r>
         <w:drawing>
           <wp:inline>
-            <wp:extent cx="5334000" cy="3810000"/>
+            <wp:extent cx="5334000" cy="3556000"/>
             <wp:effectExtent b="0" l="0" r="0" t="0"/>
-            <wp:docPr descr="" title="" id="40" name="Picture"/>
+            <wp:docPr descr="" title="" id="32" name="Picture"/>
             <a:graphic>
               <a:graphicData uri="http://schemas.openxmlformats.org/drawingml/2006/picture">
                 <pic:pic>
                   <pic:nvPicPr>
-                    <pic:cNvPr descr="index_files/figure-docx/Scripts-ProcessingScripts-02_posthoc-cum-lazr-output-1.png" id="41" name="Picture"/>
+                    <pic:cNvPr descr="Output/DataAppendixOutput/Figures/cum-lazr.png" id="33" name="Picture"/>
                     <pic:cNvPicPr>
                       <a:picLocks noChangeArrowheads="1" noChangeAspect="1"/>
                     </pic:cNvPicPr>
                   </pic:nvPicPr>
                   <pic:blipFill>
-                    <a:blip r:embed="rId39"/>
+                    <a:blip r:embed="rId31"/>
                     <a:stretch>
                       <a:fillRect/>
                     </a:stretch>
@@ -1795,7 +1682,7 @@
                   <pic:spPr bwMode="auto">
                     <a:xfrm>
                       <a:off x="0" y="0"/>
-                      <a:ext cx="5334000" cy="3810000"/>
+                      <a:ext cx="5334000" cy="3556000"/>
                     </a:xfrm>
                     <a:prstGeom prst="rect">
                       <a:avLst/>
@@ -1813,33 +1700,6 @@
           </wp:inline>
         </w:drawing>
       </w:r>
-      <w:bookmarkEnd w:id="42"/>
-    </w:p>
-    <w:p>
-      <w:pPr>
-        <w:pStyle w:val="BodyText"/>
-      </w:pPr>
-      <w:r>
-        <w:rPr>
-          <w:vertAlign w:val="subscript"/>
-        </w:rPr>
-        <w:t xml:space="preserve">Source:</w:t>
-      </w:r>
-      <w:r>
-        <w:rPr>
-          <w:vertAlign w:val="subscript"/>
-        </w:rPr>
-        <w:t xml:space="preserve"> </w:t>
-      </w:r>
-      <w:hyperlink r:id="rId43">
-        <w:r>
-          <w:rPr>
-            <w:rStyle w:val="Hyperlink"/>
-            <w:vertAlign w:val="subscript"/>
-          </w:rPr>
-          <w:t xml:space="preserve">Post-hoc C/IER Indicators</w:t>
-        </w:r>
-      </w:hyperlink>
     </w:p>
     <w:p>
       <w:pPr>
@@ -1853,24 +1713,23 @@
       <w:pPr>
         <w:pStyle w:val="FirstParagraph"/>
       </w:pPr>
-      <w:bookmarkStart w:id="47" w:name="cum-longstr"/>
       <w:r>
         <w:drawing>
           <wp:inline>
-            <wp:extent cx="5334000" cy="3810000"/>
+            <wp:extent cx="5334000" cy="3556000"/>
             <wp:effectExtent b="0" l="0" r="0" t="0"/>
-            <wp:docPr descr="" title="" id="45" name="Picture"/>
+            <wp:docPr descr="" title="" id="35" name="Picture"/>
             <a:graphic>
               <a:graphicData uri="http://schemas.openxmlformats.org/drawingml/2006/picture">
                 <pic:pic>
                   <pic:nvPicPr>
-                    <pic:cNvPr descr="index_files/figure-docx/Scripts-ProcessingScripts-02_posthoc-cum-longstr-output-1.png" id="46" name="Picture"/>
+                    <pic:cNvPr descr="Output/DataAppendixOutput/Figures/cum-longstr.png" id="36" name="Picture"/>
                     <pic:cNvPicPr>
                       <a:picLocks noChangeArrowheads="1" noChangeAspect="1"/>
                     </pic:cNvPicPr>
                   </pic:nvPicPr>
                   <pic:blipFill>
-                    <a:blip r:embed="rId44"/>
+                    <a:blip r:embed="rId34"/>
                     <a:stretch>
                       <a:fillRect/>
                     </a:stretch>
@@ -1878,7 +1737,7 @@
                   <pic:spPr bwMode="auto">
                     <a:xfrm>
                       <a:off x="0" y="0"/>
-                      <a:ext cx="5334000" cy="3810000"/>
+                      <a:ext cx="5334000" cy="3556000"/>
                     </a:xfrm>
                     <a:prstGeom prst="rect">
                       <a:avLst/>
@@ -1896,33 +1755,6 @@
           </wp:inline>
         </w:drawing>
       </w:r>
-      <w:bookmarkEnd w:id="47"/>
-    </w:p>
-    <w:p>
-      <w:pPr>
-        <w:pStyle w:val="BodyText"/>
-      </w:pPr>
-      <w:r>
-        <w:rPr>
-          <w:vertAlign w:val="subscript"/>
-        </w:rPr>
-        <w:t xml:space="preserve">Source:</w:t>
-      </w:r>
-      <w:r>
-        <w:rPr>
-          <w:vertAlign w:val="subscript"/>
-        </w:rPr>
-        <w:t xml:space="preserve"> </w:t>
-      </w:r>
-      <w:hyperlink r:id="rId48">
-        <w:r>
-          <w:rPr>
-            <w:rStyle w:val="Hyperlink"/>
-            <w:vertAlign w:val="subscript"/>
-          </w:rPr>
-          <w:t xml:space="preserve">Post-hoc C/IER Indicators</w:t>
-        </w:r>
-      </w:hyperlink>
     </w:p>
     <w:p>
       <w:pPr>
@@ -1936,24 +1768,23 @@
       <w:pPr>
         <w:pStyle w:val="FirstParagraph"/>
       </w:pPr>
-      <w:bookmarkStart w:id="52" w:name="cum-md"/>
       <w:r>
         <w:drawing>
           <wp:inline>
-            <wp:extent cx="5334000" cy="3810000"/>
+            <wp:extent cx="5334000" cy="3556000"/>
             <wp:effectExtent b="0" l="0" r="0" t="0"/>
-            <wp:docPr descr="" title="" id="50" name="Picture"/>
+            <wp:docPr descr="" title="" id="38" name="Picture"/>
             <a:graphic>
               <a:graphicData uri="http://schemas.openxmlformats.org/drawingml/2006/picture">
                 <pic:pic>
                   <pic:nvPicPr>
-                    <pic:cNvPr descr="index_files/figure-docx/Scripts-ProcessingScripts-02_posthoc-cum-md-output-1.png" id="51" name="Picture"/>
+                    <pic:cNvPr descr="Output/DataAppendixOutput/Figures/cum-md.png" id="39" name="Picture"/>
                     <pic:cNvPicPr>
                       <a:picLocks noChangeArrowheads="1" noChangeAspect="1"/>
                     </pic:cNvPicPr>
                   </pic:nvPicPr>
                   <pic:blipFill>
-                    <a:blip r:embed="rId49"/>
+                    <a:blip r:embed="rId37"/>
                     <a:stretch>
                       <a:fillRect/>
                     </a:stretch>
@@ -1961,7 +1792,7 @@
                   <pic:spPr bwMode="auto">
                     <a:xfrm>
                       <a:off x="0" y="0"/>
-                      <a:ext cx="5334000" cy="3810000"/>
+                      <a:ext cx="5334000" cy="3556000"/>
                     </a:xfrm>
                     <a:prstGeom prst="rect">
                       <a:avLst/>
@@ -1979,33 +1810,6 @@
           </wp:inline>
         </w:drawing>
       </w:r>
-      <w:bookmarkEnd w:id="52"/>
-    </w:p>
-    <w:p>
-      <w:pPr>
-        <w:pStyle w:val="BodyText"/>
-      </w:pPr>
-      <w:r>
-        <w:rPr>
-          <w:vertAlign w:val="subscript"/>
-        </w:rPr>
-        <w:t xml:space="preserve">Source:</w:t>
-      </w:r>
-      <w:r>
-        <w:rPr>
-          <w:vertAlign w:val="subscript"/>
-        </w:rPr>
-        <w:t xml:space="preserve"> </w:t>
-      </w:r>
-      <w:hyperlink r:id="rId53">
-        <w:r>
-          <w:rPr>
-            <w:rStyle w:val="Hyperlink"/>
-            <w:vertAlign w:val="subscript"/>
-          </w:rPr>
-          <w:t xml:space="preserve">Post-hoc C/IER Indicators</w:t>
-        </w:r>
-      </w:hyperlink>
     </w:p>
     <w:p>
       <w:pPr>
@@ -2019,24 +1823,23 @@
       <w:pPr>
         <w:pStyle w:val="FirstParagraph"/>
       </w:pPr>
-      <w:bookmarkStart w:id="57" w:name="cum-irv"/>
       <w:r>
         <w:drawing>
           <wp:inline>
-            <wp:extent cx="5334000" cy="3810000"/>
+            <wp:extent cx="5334000" cy="3556000"/>
             <wp:effectExtent b="0" l="0" r="0" t="0"/>
-            <wp:docPr descr="" title="" id="55" name="Picture"/>
+            <wp:docPr descr="" title="" id="41" name="Picture"/>
             <a:graphic>
               <a:graphicData uri="http://schemas.openxmlformats.org/drawingml/2006/picture">
                 <pic:pic>
                   <pic:nvPicPr>
-                    <pic:cNvPr descr="index_files/figure-docx/Scripts-ProcessingScripts-02_posthoc-cum-irv-output-1.png" id="56" name="Picture"/>
+                    <pic:cNvPr descr="Output/DataAppendixOutput/Figures/cum-irv.png" id="42" name="Picture"/>
                     <pic:cNvPicPr>
                       <a:picLocks noChangeArrowheads="1" noChangeAspect="1"/>
                     </pic:cNvPicPr>
                   </pic:nvPicPr>
                   <pic:blipFill>
-                    <a:blip r:embed="rId54"/>
+                    <a:blip r:embed="rId40"/>
                     <a:stretch>
                       <a:fillRect/>
                     </a:stretch>
@@ -2044,7 +1847,7 @@
                   <pic:spPr bwMode="auto">
                     <a:xfrm>
                       <a:off x="0" y="0"/>
-                      <a:ext cx="5334000" cy="3810000"/>
+                      <a:ext cx="5334000" cy="3556000"/>
                     </a:xfrm>
                     <a:prstGeom prst="rect">
                       <a:avLst/>
@@ -2062,36 +1865,9 @@
           </wp:inline>
         </w:drawing>
       </w:r>
-      <w:bookmarkEnd w:id="57"/>
-    </w:p>
-    <w:p>
-      <w:pPr>
-        <w:pStyle w:val="BodyText"/>
-      </w:pPr>
-      <w:r>
-        <w:rPr>
-          <w:vertAlign w:val="subscript"/>
-        </w:rPr>
-        <w:t xml:space="preserve">Source:</w:t>
-      </w:r>
-      <w:r>
-        <w:rPr>
-          <w:vertAlign w:val="subscript"/>
-        </w:rPr>
-        <w:t xml:space="preserve"> </w:t>
-      </w:r>
-      <w:hyperlink r:id="rId58">
-        <w:r>
-          <w:rPr>
-            <w:rStyle w:val="Hyperlink"/>
-            <w:vertAlign w:val="subscript"/>
-          </w:rPr>
-          <w:t xml:space="preserve">Post-hoc C/IER Indicators</w:t>
-        </w:r>
-      </w:hyperlink>
-    </w:p>
-    <w:bookmarkEnd w:id="59"/>
-    <w:bookmarkStart w:id="71" w:name="cier-flags"/>
+    </w:p>
+    <w:bookmarkEnd w:id="43"/>
+    <w:bookmarkStart w:id="55" w:name="cier-flags"/>
     <w:p>
       <w:pPr>
         <w:pStyle w:val="Heading3"/>
@@ -2208,7 +1984,7 @@
         <w:t xml:space="preserve">file.</w:t>
       </w:r>
     </w:p>
-    <w:bookmarkStart w:id="60" w:name="flags-overview"/>
+    <w:bookmarkStart w:id="44" w:name="flags-overview"/>
     <w:p>
       <w:pPr>
         <w:pStyle w:val="TableCaption"/>
@@ -2461,7 +2237,7 @@
         </w:tc>
       </w:tr>
     </w:tbl>
-    <w:bookmarkEnd w:id="60"/>
+    <w:bookmarkEnd w:id="44"/>
     <w:p>
       <w:pPr>
         <w:pStyle w:val="BodyText"/>
@@ -2478,7 +2254,7 @@
         </w:rPr>
         <w:t xml:space="preserve"> </w:t>
       </w:r>
-      <w:hyperlink r:id="rId61">
+      <w:hyperlink r:id="rId45">
         <w:r>
           <w:rPr>
             <w:rStyle w:val="Hyperlink"/>
@@ -2488,8 +2264,8 @@
         </w:r>
       </w:hyperlink>
     </w:p>
-    <w:bookmarkStart w:id="70" w:name="refs"/>
-    <w:bookmarkStart w:id="63" w:name="ref-biemann2025"/>
+    <w:bookmarkStart w:id="54" w:name="refs"/>
+    <w:bookmarkStart w:id="47" w:name="ref-biemann2025"/>
     <w:p>
       <w:pPr>
         <w:pStyle w:val="Bibliography"/>
@@ -2559,7 +2335,7 @@
       <w:r>
         <w:t xml:space="preserve"> </w:t>
       </w:r>
-      <w:hyperlink r:id="rId62">
+      <w:hyperlink r:id="rId46">
         <w:r>
           <w:rPr>
             <w:rStyle w:val="Hyperlink"/>
@@ -2568,8 +2344,8 @@
         </w:r>
       </w:hyperlink>
     </w:p>
-    <w:bookmarkEnd w:id="63"/>
-    <w:bookmarkStart w:id="65" w:name="ref-curran2016"/>
+    <w:bookmarkEnd w:id="47"/>
+    <w:bookmarkStart w:id="49" w:name="ref-curran2016"/>
     <w:p>
       <w:pPr>
         <w:pStyle w:val="Bibliography"/>
@@ -2606,7 +2382,7 @@
       <w:r>
         <w:t xml:space="preserve"> </w:t>
       </w:r>
-      <w:hyperlink r:id="rId64">
+      <w:hyperlink r:id="rId48">
         <w:r>
           <w:rPr>
             <w:rStyle w:val="Hyperlink"/>
@@ -2615,8 +2391,8 @@
         </w:r>
       </w:hyperlink>
     </w:p>
-    <w:bookmarkEnd w:id="65"/>
-    <w:bookmarkStart w:id="67" w:name="ref-hong2020"/>
+    <w:bookmarkEnd w:id="49"/>
+    <w:bookmarkStart w:id="51" w:name="ref-hong2020"/>
     <w:p>
       <w:pPr>
         <w:pStyle w:val="Bibliography"/>
@@ -2683,7 +2459,7 @@
       <w:r>
         <w:t xml:space="preserve"> </w:t>
       </w:r>
-      <w:hyperlink r:id="rId66">
+      <w:hyperlink r:id="rId50">
         <w:r>
           <w:rPr>
             <w:rStyle w:val="Hyperlink"/>
@@ -2692,8 +2468,8 @@
         </w:r>
       </w:hyperlink>
     </w:p>
-    <w:bookmarkEnd w:id="67"/>
-    <w:bookmarkStart w:id="69" w:name="ref-huang2026"/>
+    <w:bookmarkEnd w:id="51"/>
+    <w:bookmarkStart w:id="53" w:name="ref-huang2026"/>
     <w:p>
       <w:pPr>
         <w:pStyle w:val="Bibliography"/>
@@ -2821,7 +2597,7 @@
       <w:r>
         <w:t xml:space="preserve"> </w:t>
       </w:r>
-      <w:hyperlink r:id="rId68">
+      <w:hyperlink r:id="rId52">
         <w:r>
           <w:rPr>
             <w:rStyle w:val="Hyperlink"/>
@@ -2830,10 +2606,10 @@
         </w:r>
       </w:hyperlink>
     </w:p>
-    <w:bookmarkEnd w:id="69"/>
-    <w:bookmarkEnd w:id="70"/>
-    <w:bookmarkEnd w:id="71"/>
-    <w:bookmarkEnd w:id="72"/>
+    <w:bookmarkEnd w:id="53"/>
+    <w:bookmarkEnd w:id="54"/>
+    <w:bookmarkEnd w:id="55"/>
+    <w:bookmarkEnd w:id="56"/>
     <w:sectPr>
       <w:footnotePr>
         <w:numRestart w:val="eachSect"/>

--- a/docs/index.docx
+++ b/docs/index.docx
@@ -948,7 +948,7 @@
       </w:hyperlink>
     </w:p>
     <w:bookmarkEnd w:id="14"/>
-    <w:bookmarkStart w:id="56" w:name="calculation-of-cier-indicators"/>
+    <w:bookmarkStart w:id="75" w:name="calculation-of-cier-indicators"/>
     <w:p>
       <w:pPr>
         <w:pStyle w:val="Heading2"/>
@@ -1867,7 +1867,7 @@
       </w:r>
     </w:p>
     <w:bookmarkEnd w:id="43"/>
-    <w:bookmarkStart w:id="55" w:name="cier-flags"/>
+    <w:bookmarkStart w:id="46" w:name="cier-flags"/>
     <w:p>
       <w:pPr>
         <w:pStyle w:val="Heading3"/>
@@ -1960,28 +1960,13 @@
         <w:t xml:space="preserve"> </w:t>
       </w:r>
       <w:r>
-        <w:t xml:space="preserve">exclusion in this phase. The composite flag array will be used for inspection and</w:t>
-      </w:r>
-      <w:r>
-        <w:t xml:space="preserve"> </w:t>
-      </w:r>
-      <w:r>
-        <w:t xml:space="preserve">evaluation through the</w:t>
-      </w:r>
-      <w:r>
-        <w:t xml:space="preserve"> </w:t>
-      </w:r>
-      <w:r>
-        <w:rPr>
-          <w:rStyle w:val="VerbatimChar"/>
-        </w:rPr>
-        <w:t xml:space="preserve">whoqol_screened.csv</w:t>
-      </w:r>
-      <w:r>
-        <w:t xml:space="preserve"> </w:t>
-      </w:r>
-      <w:r>
-        <w:t xml:space="preserve">file.</w:t>
+        <w:t xml:space="preserve">exclusion in isolation. The final decision below requires corroboration from</w:t>
+      </w:r>
+      <w:r>
+        <w:t xml:space="preserve"> </w:t>
+      </w:r>
+      <w:r>
+        <w:t xml:space="preserve">at least two of four selected indicators.</w:t>
       </w:r>
     </w:p>
     <w:bookmarkStart w:id="44" w:name="flags-overview"/>
@@ -2264,8 +2249,2463 @@
         </w:r>
       </w:hyperlink>
     </w:p>
-    <w:bookmarkStart w:id="54" w:name="refs"/>
-    <w:bookmarkStart w:id="47" w:name="ref-biemann2025"/>
+    <w:bookmarkEnd w:id="46"/>
+    <w:bookmarkStart w:id="74" w:name="posthoc-decision"/>
+    <w:p>
+      <w:pPr>
+        <w:pStyle w:val="Heading3"/>
+      </w:pPr>
+      <w:r>
+        <w:t xml:space="preserve">4.5 From diagnostic flags to final exclusions</w:t>
+      </w:r>
+    </w:p>
+    <w:p>
+      <w:pPr>
+        <w:pStyle w:val="FirstParagraph"/>
+      </w:pPr>
+      <w:r>
+        <w:t xml:space="preserve">The cut-offs above identify response patterns that warrant attention; they do</w:t>
+      </w:r>
+      <w:r>
+        <w:t xml:space="preserve"> </w:t>
+      </w:r>
+      <w:r>
+        <w:t xml:space="preserve">not, by themselves, prove that a respondent answered carelessly. Detection</w:t>
+      </w:r>
+      <w:r>
+        <w:t xml:space="preserve"> </w:t>
+      </w:r>
+      <w:r>
+        <w:t xml:space="preserve">methods are sensitive to different manifestations of C/IER and may also flag</w:t>
+      </w:r>
+      <w:r>
+        <w:t xml:space="preserve"> </w:t>
+      </w:r>
+      <w:r>
+        <w:t xml:space="preserve">unusual but valid response profiles. Consequently, combining every available</w:t>
+      </w:r>
+      <w:r>
+        <w:t xml:space="preserve"> </w:t>
+      </w:r>
+      <w:r>
+        <w:t xml:space="preserve">flag with an</w:t>
+      </w:r>
+      <w:r>
+        <w:t xml:space="preserve"> </w:t>
+      </w:r>
+      <w:r>
+        <w:rPr>
+          <w:b/>
+          <w:bCs/>
+        </w:rPr>
+        <w:t xml:space="preserve">OR</w:t>
+      </w:r>
+      <w:r>
+        <w:t xml:space="preserve"> </w:t>
+      </w:r>
+      <w:r>
+        <w:t xml:space="preserve">rule can increase sensitivity at the cost of specificity</w:t>
+      </w:r>
+      <w:r>
+        <w:t xml:space="preserve"> </w:t>
+      </w:r>
+      <w:r>
+        <w:t xml:space="preserve">and sample size</w:t>
+      </w:r>
+      <w:r>
+        <w:t xml:space="preserve"> </w:t>
+      </w:r>
+      <w:r>
+        <w:t xml:space="preserve">(Curran, 2016; Hong et al., 2020)</w:t>
+      </w:r>
+      <w:r>
+        <w:t xml:space="preserve">. Indiscriminate post-hoc removal may</w:t>
+      </w:r>
+      <w:r>
+        <w:t xml:space="preserve"> </w:t>
+      </w:r>
+      <w:r>
+        <w:t xml:space="preserve">also distort statistical and psychometric estimates when valid atypical</w:t>
+      </w:r>
+      <w:r>
+        <w:t xml:space="preserve"> </w:t>
+      </w:r>
+      <w:r>
+        <w:t xml:space="preserve">respondents are classified as inattentive</w:t>
+      </w:r>
+      <w:r>
+        <w:t xml:space="preserve"> </w:t>
+      </w:r>
+      <w:r>
+        <w:t xml:space="preserve">(Wang et al., 2025)</w:t>
+      </w:r>
+      <w:r>
+        <w:t xml:space="preserve">.</w:t>
+      </w:r>
+    </w:p>
+    <w:bookmarkStart w:id="49" w:name="X8686f2e1359f65159f630da4d7ee3662558b3cb"/>
+    <w:p>
+      <w:pPr>
+        <w:pStyle w:val="Heading4"/>
+      </w:pPr>
+      <w:r>
+        <w:t xml:space="preserve">4.5.1 Consequences of alternative decision rules</w:t>
+      </w:r>
+    </w:p>
+    <w:p>
+      <w:pPr>
+        <w:pStyle w:val="FirstParagraph"/>
+      </w:pPr>
+      <w:r>
+        <w:t xml:space="preserve">The scenarios below make the cost of each possible rule explicit. The first</w:t>
+      </w:r>
+      <w:r>
+        <w:t xml:space="preserve"> </w:t>
+      </w:r>
+      <w:r>
+        <w:t xml:space="preserve">two use all five diagnostic flags. The next two remove Longstring from the</w:t>
+      </w:r>
+      <w:r>
+        <w:t xml:space="preserve"> </w:t>
+      </w:r>
+      <w:r>
+        <w:t xml:space="preserve">decision set, while retaining it as a descriptive diagnostic. The final two</w:t>
+      </w:r>
+      <w:r>
+        <w:t xml:space="preserve"> </w:t>
+      </w:r>
+      <w:r>
+        <w:t xml:space="preserve">show the Laz.R–MD screening alternative.</w:t>
+      </w:r>
+    </w:p>
+    <w:bookmarkStart w:id="47" w:name="decision-scenarios"/>
+    <w:p>
+      <w:pPr>
+        <w:pStyle w:val="TableCaption"/>
+      </w:pPr>
+      <w:r>
+        <w:t xml:space="preserve">Consequences of alternative post-hoc decision rules</w:t>
+      </w:r>
+    </w:p>
+    <w:tbl>
+      <w:tblPr>
+        <w:tblStyle w:val="Table"/>
+        <w:tblW w:type="pct" w:w="4878"/>
+        <w:tblLayout w:type="fixed"/>
+        <w:tblLook w:firstRow="1" w:lastRow="0" w:firstColumn="0" w:lastColumn="0" w:noHBand="0" w:noVBand="0" w:val="0020"/>
+        <w:tblCaption w:val="Consequences of alternative post-hoc decision rules"/>
+      </w:tblPr>
+      <w:tblGrid>
+        <w:gridCol w:w="4539"/>
+        <w:gridCol w:w="1062"/>
+        <w:gridCol w:w="1062"/>
+        <w:gridCol w:w="1062"/>
+      </w:tblGrid>
+      <w:tr>
+        <w:trPr>
+          <w:tblHeader w:val="on"/>
+        </w:trPr>
+        <w:tc>
+          <w:tcPr/>
+          <w:p>
+            <w:pPr>
+              <w:pStyle w:val="Compact"/>
+              <w:jc w:val="left"/>
+            </w:pPr>
+            <w:r>
+              <w:t xml:space="preserve">Decision rule</w:t>
+            </w:r>
+          </w:p>
+        </w:tc>
+        <w:tc>
+          <w:tcPr/>
+          <w:p>
+            <w:pPr>
+              <w:pStyle w:val="Compact"/>
+              <w:jc w:val="right"/>
+            </w:pPr>
+            <w:r>
+              <w:t xml:space="preserve">Excluded</w:t>
+            </w:r>
+          </w:p>
+        </w:tc>
+        <w:tc>
+          <w:tcPr/>
+          <w:p>
+            <w:pPr>
+              <w:pStyle w:val="Compact"/>
+              <w:jc w:val="right"/>
+            </w:pPr>
+            <w:r>
+              <w:t xml:space="preserve">%</w:t>
+            </w:r>
+            <w:r>
+              <w:t xml:space="preserve"> </w:t>
+            </w:r>
+            <w:r>
+              <w:t xml:space="preserve">excluded</w:t>
+            </w:r>
+          </w:p>
+        </w:tc>
+        <w:tc>
+          <w:tcPr/>
+          <w:p>
+            <w:pPr>
+              <w:pStyle w:val="Compact"/>
+              <w:jc w:val="right"/>
+            </w:pPr>
+            <w:r>
+              <w:t xml:space="preserve">Retained</w:t>
+            </w:r>
+          </w:p>
+        </w:tc>
+      </w:tr>
+      <w:tr>
+        <w:tc>
+          <w:tcPr/>
+          <w:p>
+            <w:pPr>
+              <w:pStyle w:val="Compact"/>
+              <w:jc w:val="left"/>
+            </w:pPr>
+            <w:r>
+              <w:t xml:space="preserve">Any of the five diagnostic flags</w:t>
+            </w:r>
+          </w:p>
+        </w:tc>
+        <w:tc>
+          <w:tcPr/>
+          <w:p>
+            <w:pPr>
+              <w:pStyle w:val="Compact"/>
+              <w:jc w:val="right"/>
+            </w:pPr>
+            <w:r>
+              <w:t xml:space="preserve">436</w:t>
+            </w:r>
+          </w:p>
+        </w:tc>
+        <w:tc>
+          <w:tcPr/>
+          <w:p>
+            <w:pPr>
+              <w:pStyle w:val="Compact"/>
+              <w:jc w:val="right"/>
+            </w:pPr>
+            <w:r>
+              <w:t xml:space="preserve">33.7</w:t>
+            </w:r>
+          </w:p>
+        </w:tc>
+        <w:tc>
+          <w:tcPr/>
+          <w:p>
+            <w:pPr>
+              <w:pStyle w:val="Compact"/>
+              <w:jc w:val="right"/>
+            </w:pPr>
+            <w:r>
+              <w:t xml:space="preserve">859</w:t>
+            </w:r>
+          </w:p>
+        </w:tc>
+      </w:tr>
+      <w:tr>
+        <w:tc>
+          <w:tcPr/>
+          <w:p>
+            <w:pPr>
+              <w:pStyle w:val="Compact"/>
+              <w:jc w:val="left"/>
+            </w:pPr>
+            <w:r>
+              <w:t xml:space="preserve">At least two of the five diagnostic flags</w:t>
+            </w:r>
+          </w:p>
+        </w:tc>
+        <w:tc>
+          <w:tcPr/>
+          <w:p>
+            <w:pPr>
+              <w:pStyle w:val="Compact"/>
+              <w:jc w:val="right"/>
+            </w:pPr>
+            <w:r>
+              <w:t xml:space="preserve">139</w:t>
+            </w:r>
+          </w:p>
+        </w:tc>
+        <w:tc>
+          <w:tcPr/>
+          <w:p>
+            <w:pPr>
+              <w:pStyle w:val="Compact"/>
+              <w:jc w:val="right"/>
+            </w:pPr>
+            <w:r>
+              <w:t xml:space="preserve">10.7</w:t>
+            </w:r>
+          </w:p>
+        </w:tc>
+        <w:tc>
+          <w:tcPr/>
+          <w:p>
+            <w:pPr>
+              <w:pStyle w:val="Compact"/>
+              <w:jc w:val="right"/>
+            </w:pPr>
+            <w:r>
+              <w:t xml:space="preserve">1156</w:t>
+            </w:r>
+          </w:p>
+        </w:tc>
+      </w:tr>
+      <w:tr>
+        <w:tc>
+          <w:tcPr/>
+          <w:p>
+            <w:pPr>
+              <w:pStyle w:val="Compact"/>
+              <w:jc w:val="left"/>
+            </w:pPr>
+            <w:r>
+              <w:t xml:space="preserve">Any of the four decision flags (excluding</w:t>
+            </w:r>
+            <w:r>
+              <w:t xml:space="preserve"> </w:t>
+            </w:r>
+            <w:r>
+              <w:t xml:space="preserve">Longstring)</w:t>
+            </w:r>
+          </w:p>
+        </w:tc>
+        <w:tc>
+          <w:tcPr/>
+          <w:p>
+            <w:pPr>
+              <w:pStyle w:val="Compact"/>
+              <w:jc w:val="right"/>
+            </w:pPr>
+            <w:r>
+              <w:t xml:space="preserve">344</w:t>
+            </w:r>
+          </w:p>
+        </w:tc>
+        <w:tc>
+          <w:tcPr/>
+          <w:p>
+            <w:pPr>
+              <w:pStyle w:val="Compact"/>
+              <w:jc w:val="right"/>
+            </w:pPr>
+            <w:r>
+              <w:t xml:space="preserve">26.6</w:t>
+            </w:r>
+          </w:p>
+        </w:tc>
+        <w:tc>
+          <w:tcPr/>
+          <w:p>
+            <w:pPr>
+              <w:pStyle w:val="Compact"/>
+              <w:jc w:val="right"/>
+            </w:pPr>
+            <w:r>
+              <w:t xml:space="preserve">951</w:t>
+            </w:r>
+          </w:p>
+        </w:tc>
+      </w:tr>
+      <w:tr>
+        <w:tc>
+          <w:tcPr/>
+          <w:p>
+            <w:pPr>
+              <w:pStyle w:val="Compact"/>
+              <w:jc w:val="left"/>
+            </w:pPr>
+            <w:r>
+              <w:t xml:space="preserve">At least two of the four decision flags (Plan</w:t>
+            </w:r>
+            <w:r>
+              <w:t xml:space="preserve"> </w:t>
+            </w:r>
+            <w:r>
+              <w:t xml:space="preserve">A)</w:t>
+            </w:r>
+          </w:p>
+        </w:tc>
+        <w:tc>
+          <w:tcPr/>
+          <w:p>
+            <w:pPr>
+              <w:pStyle w:val="Compact"/>
+              <w:jc w:val="right"/>
+            </w:pPr>
+            <w:r>
+              <w:t xml:space="preserve">62</w:t>
+            </w:r>
+          </w:p>
+        </w:tc>
+        <w:tc>
+          <w:tcPr/>
+          <w:p>
+            <w:pPr>
+              <w:pStyle w:val="Compact"/>
+              <w:jc w:val="right"/>
+            </w:pPr>
+            <w:r>
+              <w:t xml:space="preserve">4.8</w:t>
+            </w:r>
+          </w:p>
+        </w:tc>
+        <w:tc>
+          <w:tcPr/>
+          <w:p>
+            <w:pPr>
+              <w:pStyle w:val="Compact"/>
+              <w:jc w:val="right"/>
+            </w:pPr>
+            <w:r>
+              <w:t xml:space="preserve">1233</w:t>
+            </w:r>
+          </w:p>
+        </w:tc>
+      </w:tr>
+      <w:tr>
+        <w:tc>
+          <w:tcPr/>
+          <w:p>
+            <w:pPr>
+              <w:pStyle w:val="Compact"/>
+              <w:jc w:val="left"/>
+            </w:pPr>
+            <w:r>
+              <w:t xml:space="preserve">Laz.R or MD (case-review screening)</w:t>
+            </w:r>
+          </w:p>
+        </w:tc>
+        <w:tc>
+          <w:tcPr/>
+          <w:p>
+            <w:pPr>
+              <w:pStyle w:val="Compact"/>
+              <w:jc w:val="right"/>
+            </w:pPr>
+            <w:r>
+              <w:t xml:space="preserve">290</w:t>
+            </w:r>
+          </w:p>
+        </w:tc>
+        <w:tc>
+          <w:tcPr/>
+          <w:p>
+            <w:pPr>
+              <w:pStyle w:val="Compact"/>
+              <w:jc w:val="right"/>
+            </w:pPr>
+            <w:r>
+              <w:t xml:space="preserve">22.4</w:t>
+            </w:r>
+          </w:p>
+        </w:tc>
+        <w:tc>
+          <w:tcPr/>
+          <w:p>
+            <w:pPr>
+              <w:pStyle w:val="Compact"/>
+              <w:jc w:val="right"/>
+            </w:pPr>
+            <w:r>
+              <w:t xml:space="preserve">1005</w:t>
+            </w:r>
+          </w:p>
+        </w:tc>
+      </w:tr>
+      <w:tr>
+        <w:tc>
+          <w:tcPr/>
+          <w:p>
+            <w:pPr>
+              <w:pStyle w:val="Compact"/>
+              <w:jc w:val="left"/>
+            </w:pPr>
+            <w:r>
+              <w:t xml:space="preserve">Laz.R and MD</w:t>
+            </w:r>
+          </w:p>
+        </w:tc>
+        <w:tc>
+          <w:tcPr/>
+          <w:p>
+            <w:pPr>
+              <w:pStyle w:val="Compact"/>
+              <w:jc w:val="right"/>
+            </w:pPr>
+            <w:r>
+              <w:t xml:space="preserve">2</w:t>
+            </w:r>
+          </w:p>
+        </w:tc>
+        <w:tc>
+          <w:tcPr/>
+          <w:p>
+            <w:pPr>
+              <w:pStyle w:val="Compact"/>
+              <w:jc w:val="right"/>
+            </w:pPr>
+            <w:r>
+              <w:t xml:space="preserve">0.2</w:t>
+            </w:r>
+          </w:p>
+        </w:tc>
+        <w:tc>
+          <w:tcPr/>
+          <w:p>
+            <w:pPr>
+              <w:pStyle w:val="Compact"/>
+              <w:jc w:val="right"/>
+            </w:pPr>
+            <w:r>
+              <w:t xml:space="preserve">1293</w:t>
+            </w:r>
+          </w:p>
+        </w:tc>
+      </w:tr>
+    </w:tbl>
+    <w:bookmarkEnd w:id="47"/>
+    <w:p>
+      <w:pPr>
+        <w:pStyle w:val="BodyText"/>
+      </w:pPr>
+      <w:r>
+        <w:rPr>
+          <w:vertAlign w:val="subscript"/>
+        </w:rPr>
+        <w:t xml:space="preserve">Source:</w:t>
+      </w:r>
+      <w:r>
+        <w:rPr>
+          <w:vertAlign w:val="subscript"/>
+        </w:rPr>
+        <w:t xml:space="preserve"> </w:t>
+      </w:r>
+      <w:hyperlink r:id="rId48">
+        <w:r>
+          <w:rPr>
+            <w:rStyle w:val="Hyperlink"/>
+            <w:vertAlign w:val="subscript"/>
+          </w:rPr>
+          <w:t xml:space="preserve">Post-hoc C/IER Indicators</w:t>
+        </w:r>
+      </w:hyperlink>
+    </w:p>
+    <w:p>
+      <w:pPr>
+        <w:pStyle w:val="BodyText"/>
+      </w:pPr>
+    </w:p>
+    <w:p>
+      <w:pPr>
+        <w:pStyle w:val="BodyText"/>
+      </w:pPr>
+      <w:r>
+        <w:t xml:space="preserve">An OR rule across all five flags would remove 436 respondents (33.7%), leaving</w:t>
+      </w:r>
+      <w:r>
+        <w:t xml:space="preserve"> </w:t>
+      </w:r>
+      <w:r>
+        <w:t xml:space="preserve">859 observations. Even after removing Longstring from the decision set, an OR</w:t>
+      </w:r>
+      <w:r>
+        <w:t xml:space="preserve"> </w:t>
+      </w:r>
+      <w:r>
+        <w:t xml:space="preserve">rule would remove 344 respondents (26.6%). These reductions are difficult to</w:t>
+      </w:r>
+      <w:r>
+        <w:t xml:space="preserve"> </w:t>
+      </w:r>
+      <w:r>
+        <w:t xml:space="preserve">defend when a single post-hoc indicator can produce false positives. In</w:t>
+      </w:r>
+      <w:r>
+        <w:t xml:space="preserve"> </w:t>
+      </w:r>
+      <w:r>
+        <w:t xml:space="preserve">particular, Mahalanobis distance may overflag respondents when ordinal item</w:t>
+      </w:r>
+      <w:r>
+        <w:t xml:space="preserve"> </w:t>
+      </w:r>
+      <w:r>
+        <w:t xml:space="preserve">responses depart from the multivariate-normal assumptions used in conventional</w:t>
+      </w:r>
+      <w:r>
+        <w:t xml:space="preserve"> </w:t>
+      </w:r>
+      <w:r>
+        <w:t xml:space="preserve">outlier detection</w:t>
+      </w:r>
+      <w:r>
+        <w:t xml:space="preserve"> </w:t>
+      </w:r>
+      <w:r>
+        <w:t xml:space="preserve">(Hong et al., 2020)</w:t>
+      </w:r>
+      <w:r>
+        <w:t xml:space="preserve">.</w:t>
+      </w:r>
+    </w:p>
+    <w:bookmarkEnd w:id="49"/>
+    <w:bookmarkStart w:id="54" w:name="what-the-intersections-show"/>
+    <w:p>
+      <w:pPr>
+        <w:pStyle w:val="Heading4"/>
+      </w:pPr>
+      <w:r>
+        <w:t xml:space="preserve">4.5.2 What the intersections show</w:t>
+      </w:r>
+    </w:p>
+    <w:p>
+      <w:pPr>
+        <w:pStyle w:val="FirstParagraph"/>
+      </w:pPr>
+      <w:r>
+        <w:t xml:space="preserve">Longstring and low IRV are invariability-oriented diagnostics, high IRV targets</w:t>
+      </w:r>
+      <w:r>
+        <w:t xml:space="preserve"> </w:t>
+      </w:r>
+      <w:r>
+        <w:t xml:space="preserve">excessive variation, and MD targets multivariate atypicality. Laz.R detects</w:t>
+      </w:r>
+      <w:r>
+        <w:t xml:space="preserve"> </w:t>
+      </w:r>
+      <w:r>
+        <w:t xml:space="preserve">predictable transitions, including straightlining, alternating, and diagonal</w:t>
+      </w:r>
+      <w:r>
+        <w:t xml:space="preserve"> </w:t>
+      </w:r>
+      <w:r>
+        <w:t xml:space="preserve">patterns, but it is not a general detector of random responding. Laz.R should</w:t>
+      </w:r>
+      <w:r>
+        <w:t xml:space="preserve"> </w:t>
+      </w:r>
+      <w:r>
+        <w:t xml:space="preserve">therefore be combined with complementary approaches, and its Kneedle cut-off</w:t>
+      </w:r>
+      <w:r>
+        <w:t xml:space="preserve"> </w:t>
+      </w:r>
+      <w:r>
+        <w:t xml:space="preserve">should support scrutiny and possible exclusion rather than be treated as proof</w:t>
+      </w:r>
+      <w:r>
+        <w:t xml:space="preserve"> </w:t>
+      </w:r>
+      <w:r>
+        <w:t xml:space="preserve">of carelessness</w:t>
+      </w:r>
+      <w:r>
+        <w:t xml:space="preserve"> </w:t>
+      </w:r>
+      <w:r>
+        <w:t xml:space="preserve">(Biemann et al., 2025)</w:t>
+      </w:r>
+      <w:r>
+        <w:t xml:space="preserve">.</w:t>
+      </w:r>
+    </w:p>
+    <w:bookmarkStart w:id="50" w:name="flag-pairwise-overlap"/>
+    <w:p>
+      <w:pPr>
+        <w:pStyle w:val="TableCaption"/>
+      </w:pPr>
+      <w:r>
+        <w:t xml:space="preserve">Pairwise overlap among diagnostic C/IER flags</w:t>
+      </w:r>
+    </w:p>
+    <w:tbl>
+      <w:tblPr>
+        <w:tblStyle w:val="Table"/>
+        <w:tblW w:type="pct" w:w="4870"/>
+        <w:tblLayout w:type="fixed"/>
+        <w:tblLook w:firstRow="1" w:lastRow="0" w:firstColumn="0" w:lastColumn="0" w:noHBand="0" w:noVBand="0" w:val="0020"/>
+        <w:tblCaption w:val="Pairwise overlap among diagnostic C/IER flags"/>
+      </w:tblPr>
+      <w:tblGrid>
+        <w:gridCol w:w="1337"/>
+        <w:gridCol w:w="1337"/>
+        <w:gridCol w:w="1542"/>
+        <w:gridCol w:w="1748"/>
+        <w:gridCol w:w="1748"/>
+      </w:tblGrid>
+      <w:tr>
+        <w:trPr>
+          <w:tblHeader w:val="on"/>
+        </w:trPr>
+        <w:tc>
+          <w:tcPr/>
+          <w:p>
+            <w:pPr>
+              <w:pStyle w:val="Compact"/>
+              <w:jc w:val="left"/>
+            </w:pPr>
+            <w:r>
+              <w:t xml:space="preserve">Indicator 1</w:t>
+            </w:r>
+          </w:p>
+        </w:tc>
+        <w:tc>
+          <w:tcPr/>
+          <w:p>
+            <w:pPr>
+              <w:pStyle w:val="Compact"/>
+              <w:jc w:val="left"/>
+            </w:pPr>
+            <w:r>
+              <w:t xml:space="preserve">Indicator 2</w:t>
+            </w:r>
+          </w:p>
+        </w:tc>
+        <w:tc>
+          <w:tcPr/>
+          <w:p>
+            <w:pPr>
+              <w:pStyle w:val="Compact"/>
+            </w:pPr>
+            <w:r>
+              <w:t xml:space="preserve">N intersection</w:t>
+            </w:r>
+          </w:p>
+        </w:tc>
+        <w:tc>
+          <w:tcPr/>
+          <w:p>
+            <w:pPr>
+              <w:pStyle w:val="Compact"/>
+              <w:jc w:val="right"/>
+            </w:pPr>
+            <w:r>
+              <w:t xml:space="preserve">% of indicator</w:t>
+            </w:r>
+            <w:r>
+              <w:t xml:space="preserve"> </w:t>
+            </w:r>
+            <w:r>
+              <w:t xml:space="preserve">1</w:t>
+            </w:r>
+          </w:p>
+        </w:tc>
+        <w:tc>
+          <w:tcPr/>
+          <w:p>
+            <w:pPr>
+              <w:pStyle w:val="Compact"/>
+              <w:jc w:val="right"/>
+            </w:pPr>
+            <w:r>
+              <w:t xml:space="preserve">% of indicator</w:t>
+            </w:r>
+            <w:r>
+              <w:t xml:space="preserve"> </w:t>
+            </w:r>
+            <w:r>
+              <w:t xml:space="preserve">2</w:t>
+            </w:r>
+          </w:p>
+        </w:tc>
+      </w:tr>
+      <w:tr>
+        <w:tc>
+          <w:tcPr/>
+          <w:p>
+            <w:pPr>
+              <w:pStyle w:val="Compact"/>
+              <w:jc w:val="left"/>
+            </w:pPr>
+            <w:r>
+              <w:t xml:space="preserve">Laz.R</w:t>
+            </w:r>
+          </w:p>
+        </w:tc>
+        <w:tc>
+          <w:tcPr/>
+          <w:p>
+            <w:pPr>
+              <w:pStyle w:val="Compact"/>
+              <w:jc w:val="left"/>
+            </w:pPr>
+            <w:r>
+              <w:t xml:space="preserve">Longstring</w:t>
+            </w:r>
+          </w:p>
+        </w:tc>
+        <w:tc>
+          <w:tcPr/>
+          <w:p>
+            <w:pPr>
+              <w:pStyle w:val="Compact"/>
+            </w:pPr>
+            <w:r>
+              <w:t xml:space="preserve">76</w:t>
+            </w:r>
+          </w:p>
+        </w:tc>
+        <w:tc>
+          <w:tcPr/>
+          <w:p>
+            <w:pPr>
+              <w:pStyle w:val="Compact"/>
+              <w:jc w:val="right"/>
+            </w:pPr>
+            <w:r>
+              <w:t xml:space="preserve">83.5</w:t>
+            </w:r>
+          </w:p>
+        </w:tc>
+        <w:tc>
+          <w:tcPr/>
+          <w:p>
+            <w:pPr>
+              <w:pStyle w:val="Compact"/>
+              <w:jc w:val="right"/>
+            </w:pPr>
+            <w:r>
+              <w:t xml:space="preserve">39.8</w:t>
+            </w:r>
+          </w:p>
+        </w:tc>
+      </w:tr>
+      <w:tr>
+        <w:tc>
+          <w:tcPr/>
+          <w:p>
+            <w:pPr>
+              <w:pStyle w:val="Compact"/>
+              <w:jc w:val="left"/>
+            </w:pPr>
+            <w:r>
+              <w:t xml:space="preserve">Laz.R</w:t>
+            </w:r>
+          </w:p>
+        </w:tc>
+        <w:tc>
+          <w:tcPr/>
+          <w:p>
+            <w:pPr>
+              <w:pStyle w:val="Compact"/>
+              <w:jc w:val="left"/>
+            </w:pPr>
+            <w:r>
+              <w:t xml:space="preserve">MD</w:t>
+            </w:r>
+          </w:p>
+        </w:tc>
+        <w:tc>
+          <w:tcPr/>
+          <w:p>
+            <w:pPr>
+              <w:pStyle w:val="Compact"/>
+            </w:pPr>
+            <w:r>
+              <w:t xml:space="preserve">2</w:t>
+            </w:r>
+          </w:p>
+        </w:tc>
+        <w:tc>
+          <w:tcPr/>
+          <w:p>
+            <w:pPr>
+              <w:pStyle w:val="Compact"/>
+              <w:jc w:val="right"/>
+            </w:pPr>
+            <w:r>
+              <w:t xml:space="preserve">2.2</w:t>
+            </w:r>
+          </w:p>
+        </w:tc>
+        <w:tc>
+          <w:tcPr/>
+          <w:p>
+            <w:pPr>
+              <w:pStyle w:val="Compact"/>
+              <w:jc w:val="right"/>
+            </w:pPr>
+            <w:r>
+              <w:t xml:space="preserve">1.0</w:t>
+            </w:r>
+          </w:p>
+        </w:tc>
+      </w:tr>
+      <w:tr>
+        <w:tc>
+          <w:tcPr/>
+          <w:p>
+            <w:pPr>
+              <w:pStyle w:val="Compact"/>
+              <w:jc w:val="left"/>
+            </w:pPr>
+            <w:r>
+              <w:t xml:space="preserve">Laz.R</w:t>
+            </w:r>
+          </w:p>
+        </w:tc>
+        <w:tc>
+          <w:tcPr/>
+          <w:p>
+            <w:pPr>
+              <w:pStyle w:val="Compact"/>
+              <w:jc w:val="left"/>
+            </w:pPr>
+            <w:r>
+              <w:t xml:space="preserve">IRV high</w:t>
+            </w:r>
+          </w:p>
+        </w:tc>
+        <w:tc>
+          <w:tcPr/>
+          <w:p>
+            <w:pPr>
+              <w:pStyle w:val="Compact"/>
+            </w:pPr>
+            <w:r>
+              <w:t xml:space="preserve">2</w:t>
+            </w:r>
+          </w:p>
+        </w:tc>
+        <w:tc>
+          <w:tcPr/>
+          <w:p>
+            <w:pPr>
+              <w:pStyle w:val="Compact"/>
+              <w:jc w:val="right"/>
+            </w:pPr>
+            <w:r>
+              <w:t xml:space="preserve">2.2</w:t>
+            </w:r>
+          </w:p>
+        </w:tc>
+        <w:tc>
+          <w:tcPr/>
+          <w:p>
+            <w:pPr>
+              <w:pStyle w:val="Compact"/>
+              <w:jc w:val="right"/>
+            </w:pPr>
+            <w:r>
+              <w:t xml:space="preserve">3.0</w:t>
+            </w:r>
+          </w:p>
+        </w:tc>
+      </w:tr>
+      <w:tr>
+        <w:tc>
+          <w:tcPr/>
+          <w:p>
+            <w:pPr>
+              <w:pStyle w:val="Compact"/>
+              <w:jc w:val="left"/>
+            </w:pPr>
+            <w:r>
+              <w:t xml:space="preserve">Laz.R</w:t>
+            </w:r>
+          </w:p>
+        </w:tc>
+        <w:tc>
+          <w:tcPr/>
+          <w:p>
+            <w:pPr>
+              <w:pStyle w:val="Compact"/>
+              <w:jc w:val="left"/>
+            </w:pPr>
+            <w:r>
+              <w:t xml:space="preserve">IRV low</w:t>
+            </w:r>
+          </w:p>
+        </w:tc>
+        <w:tc>
+          <w:tcPr/>
+          <w:p>
+            <w:pPr>
+              <w:pStyle w:val="Compact"/>
+            </w:pPr>
+            <w:r>
+              <w:t xml:space="preserve">18</w:t>
+            </w:r>
+          </w:p>
+        </w:tc>
+        <w:tc>
+          <w:tcPr/>
+          <w:p>
+            <w:pPr>
+              <w:pStyle w:val="Compact"/>
+              <w:jc w:val="right"/>
+            </w:pPr>
+            <w:r>
+              <w:t xml:space="preserve">19.8</w:t>
+            </w:r>
+          </w:p>
+        </w:tc>
+        <w:tc>
+          <w:tcPr/>
+          <w:p>
+            <w:pPr>
+              <w:pStyle w:val="Compact"/>
+              <w:jc w:val="right"/>
+            </w:pPr>
+            <w:r>
+              <w:t xml:space="preserve">36.7</w:t>
+            </w:r>
+          </w:p>
+        </w:tc>
+      </w:tr>
+      <w:tr>
+        <w:tc>
+          <w:tcPr/>
+          <w:p>
+            <w:pPr>
+              <w:pStyle w:val="Compact"/>
+              <w:jc w:val="left"/>
+            </w:pPr>
+            <w:r>
+              <w:t xml:space="preserve">Longstring</w:t>
+            </w:r>
+          </w:p>
+        </w:tc>
+        <w:tc>
+          <w:tcPr/>
+          <w:p>
+            <w:pPr>
+              <w:pStyle w:val="Compact"/>
+              <w:jc w:val="left"/>
+            </w:pPr>
+            <w:r>
+              <w:t xml:space="preserve">MD</w:t>
+            </w:r>
+          </w:p>
+        </w:tc>
+        <w:tc>
+          <w:tcPr/>
+          <w:p>
+            <w:pPr>
+              <w:pStyle w:val="Compact"/>
+            </w:pPr>
+            <w:r>
+              <w:t xml:space="preserve">8</w:t>
+            </w:r>
+          </w:p>
+        </w:tc>
+        <w:tc>
+          <w:tcPr/>
+          <w:p>
+            <w:pPr>
+              <w:pStyle w:val="Compact"/>
+              <w:jc w:val="right"/>
+            </w:pPr>
+            <w:r>
+              <w:t xml:space="preserve">4.2</w:t>
+            </w:r>
+          </w:p>
+        </w:tc>
+        <w:tc>
+          <w:tcPr/>
+          <w:p>
+            <w:pPr>
+              <w:pStyle w:val="Compact"/>
+              <w:jc w:val="right"/>
+            </w:pPr>
+            <w:r>
+              <w:t xml:space="preserve">4.0</w:t>
+            </w:r>
+          </w:p>
+        </w:tc>
+      </w:tr>
+      <w:tr>
+        <w:tc>
+          <w:tcPr/>
+          <w:p>
+            <w:pPr>
+              <w:pStyle w:val="Compact"/>
+              <w:jc w:val="left"/>
+            </w:pPr>
+            <w:r>
+              <w:t xml:space="preserve">Longstring</w:t>
+            </w:r>
+          </w:p>
+        </w:tc>
+        <w:tc>
+          <w:tcPr/>
+          <w:p>
+            <w:pPr>
+              <w:pStyle w:val="Compact"/>
+              <w:jc w:val="left"/>
+            </w:pPr>
+            <w:r>
+              <w:t xml:space="preserve">IRV high</w:t>
+            </w:r>
+          </w:p>
+        </w:tc>
+        <w:tc>
+          <w:tcPr/>
+          <w:p>
+            <w:pPr>
+              <w:pStyle w:val="Compact"/>
+            </w:pPr>
+            <w:r>
+              <w:t xml:space="preserve">11</w:t>
+            </w:r>
+          </w:p>
+        </w:tc>
+        <w:tc>
+          <w:tcPr/>
+          <w:p>
+            <w:pPr>
+              <w:pStyle w:val="Compact"/>
+              <w:jc w:val="right"/>
+            </w:pPr>
+            <w:r>
+              <w:t xml:space="preserve">5.8</w:t>
+            </w:r>
+          </w:p>
+        </w:tc>
+        <w:tc>
+          <w:tcPr/>
+          <w:p>
+            <w:pPr>
+              <w:pStyle w:val="Compact"/>
+              <w:jc w:val="right"/>
+            </w:pPr>
+            <w:r>
+              <w:t xml:space="preserve">16.7</w:t>
+            </w:r>
+          </w:p>
+        </w:tc>
+      </w:tr>
+      <w:tr>
+        <w:tc>
+          <w:tcPr/>
+          <w:p>
+            <w:pPr>
+              <w:pStyle w:val="Compact"/>
+              <w:jc w:val="left"/>
+            </w:pPr>
+            <w:r>
+              <w:t xml:space="preserve">Longstring</w:t>
+            </w:r>
+          </w:p>
+        </w:tc>
+        <w:tc>
+          <w:tcPr/>
+          <w:p>
+            <w:pPr>
+              <w:pStyle w:val="Compact"/>
+              <w:jc w:val="left"/>
+            </w:pPr>
+            <w:r>
+              <w:t xml:space="preserve">IRV low</w:t>
+            </w:r>
+          </w:p>
+        </w:tc>
+        <w:tc>
+          <w:tcPr/>
+          <w:p>
+            <w:pPr>
+              <w:pStyle w:val="Compact"/>
+            </w:pPr>
+            <w:r>
+              <w:t xml:space="preserve">26</w:t>
+            </w:r>
+          </w:p>
+        </w:tc>
+        <w:tc>
+          <w:tcPr/>
+          <w:p>
+            <w:pPr>
+              <w:pStyle w:val="Compact"/>
+              <w:jc w:val="right"/>
+            </w:pPr>
+            <w:r>
+              <w:t xml:space="preserve">13.6</w:t>
+            </w:r>
+          </w:p>
+        </w:tc>
+        <w:tc>
+          <w:tcPr/>
+          <w:p>
+            <w:pPr>
+              <w:pStyle w:val="Compact"/>
+              <w:jc w:val="right"/>
+            </w:pPr>
+            <w:r>
+              <w:t xml:space="preserve">53.1</w:t>
+            </w:r>
+          </w:p>
+        </w:tc>
+      </w:tr>
+      <w:tr>
+        <w:tc>
+          <w:tcPr/>
+          <w:p>
+            <w:pPr>
+              <w:pStyle w:val="Compact"/>
+              <w:jc w:val="left"/>
+            </w:pPr>
+            <w:r>
+              <w:t xml:space="preserve">MD</w:t>
+            </w:r>
+          </w:p>
+        </w:tc>
+        <w:tc>
+          <w:tcPr/>
+          <w:p>
+            <w:pPr>
+              <w:pStyle w:val="Compact"/>
+              <w:jc w:val="left"/>
+            </w:pPr>
+            <w:r>
+              <w:t xml:space="preserve">IRV high</w:t>
+            </w:r>
+          </w:p>
+        </w:tc>
+        <w:tc>
+          <w:tcPr/>
+          <w:p>
+            <w:pPr>
+              <w:pStyle w:val="Compact"/>
+            </w:pPr>
+            <w:r>
+              <w:t xml:space="preserve">42</w:t>
+            </w:r>
+          </w:p>
+        </w:tc>
+        <w:tc>
+          <w:tcPr/>
+          <w:p>
+            <w:pPr>
+              <w:pStyle w:val="Compact"/>
+              <w:jc w:val="right"/>
+            </w:pPr>
+            <w:r>
+              <w:t xml:space="preserve">20.9</w:t>
+            </w:r>
+          </w:p>
+        </w:tc>
+        <w:tc>
+          <w:tcPr/>
+          <w:p>
+            <w:pPr>
+              <w:pStyle w:val="Compact"/>
+              <w:jc w:val="right"/>
+            </w:pPr>
+            <w:r>
+              <w:t xml:space="preserve">63.6</w:t>
+            </w:r>
+          </w:p>
+        </w:tc>
+      </w:tr>
+      <w:tr>
+        <w:tc>
+          <w:tcPr/>
+          <w:p>
+            <w:pPr>
+              <w:pStyle w:val="Compact"/>
+              <w:jc w:val="left"/>
+            </w:pPr>
+            <w:r>
+              <w:t xml:space="preserve">MD</w:t>
+            </w:r>
+          </w:p>
+        </w:tc>
+        <w:tc>
+          <w:tcPr/>
+          <w:p>
+            <w:pPr>
+              <w:pStyle w:val="Compact"/>
+              <w:jc w:val="left"/>
+            </w:pPr>
+            <w:r>
+              <w:t xml:space="preserve">IRV low</w:t>
+            </w:r>
+          </w:p>
+        </w:tc>
+        <w:tc>
+          <w:tcPr/>
+          <w:p>
+            <w:pPr>
+              <w:pStyle w:val="Compact"/>
+            </w:pPr>
+            <w:r>
+              <w:t xml:space="preserve">0</w:t>
+            </w:r>
+          </w:p>
+        </w:tc>
+        <w:tc>
+          <w:tcPr/>
+          <w:p>
+            <w:pPr>
+              <w:pStyle w:val="Compact"/>
+              <w:jc w:val="right"/>
+            </w:pPr>
+            <w:r>
+              <w:t xml:space="preserve">0.0</w:t>
+            </w:r>
+          </w:p>
+        </w:tc>
+        <w:tc>
+          <w:tcPr/>
+          <w:p>
+            <w:pPr>
+              <w:pStyle w:val="Compact"/>
+              <w:jc w:val="right"/>
+            </w:pPr>
+            <w:r>
+              <w:t xml:space="preserve">0.0</w:t>
+            </w:r>
+          </w:p>
+        </w:tc>
+      </w:tr>
+      <w:tr>
+        <w:tc>
+          <w:tcPr/>
+          <w:p>
+            <w:pPr>
+              <w:pStyle w:val="Compact"/>
+              <w:jc w:val="left"/>
+            </w:pPr>
+            <w:r>
+              <w:t xml:space="preserve">IRV high</w:t>
+            </w:r>
+          </w:p>
+        </w:tc>
+        <w:tc>
+          <w:tcPr/>
+          <w:p>
+            <w:pPr>
+              <w:pStyle w:val="Compact"/>
+              <w:jc w:val="left"/>
+            </w:pPr>
+            <w:r>
+              <w:t xml:space="preserve">IRV low</w:t>
+            </w:r>
+          </w:p>
+        </w:tc>
+        <w:tc>
+          <w:tcPr/>
+          <w:p>
+            <w:pPr>
+              <w:pStyle w:val="Compact"/>
+            </w:pPr>
+            <w:r>
+              <w:t xml:space="preserve">0</w:t>
+            </w:r>
+          </w:p>
+        </w:tc>
+        <w:tc>
+          <w:tcPr/>
+          <w:p>
+            <w:pPr>
+              <w:pStyle w:val="Compact"/>
+              <w:jc w:val="right"/>
+            </w:pPr>
+            <w:r>
+              <w:t xml:space="preserve">0.0</w:t>
+            </w:r>
+          </w:p>
+        </w:tc>
+        <w:tc>
+          <w:tcPr/>
+          <w:p>
+            <w:pPr>
+              <w:pStyle w:val="Compact"/>
+              <w:jc w:val="right"/>
+            </w:pPr>
+            <w:r>
+              <w:t xml:space="preserve">0.0</w:t>
+            </w:r>
+          </w:p>
+        </w:tc>
+      </w:tr>
+    </w:tbl>
+    <w:bookmarkEnd w:id="50"/>
+    <w:p>
+      <w:pPr>
+        <w:pStyle w:val="BodyText"/>
+      </w:pPr>
+      <w:r>
+        <w:rPr>
+          <w:vertAlign w:val="subscript"/>
+        </w:rPr>
+        <w:t xml:space="preserve">Source:</w:t>
+      </w:r>
+      <w:r>
+        <w:rPr>
+          <w:vertAlign w:val="subscript"/>
+        </w:rPr>
+        <w:t xml:space="preserve"> </w:t>
+      </w:r>
+      <w:hyperlink r:id="rId51">
+        <w:r>
+          <w:rPr>
+            <w:rStyle w:val="Hyperlink"/>
+            <w:vertAlign w:val="subscript"/>
+          </w:rPr>
+          <w:t xml:space="preserve">Post-hoc C/IER Indicators</w:t>
+        </w:r>
+      </w:hyperlink>
+    </w:p>
+    <w:p>
+      <w:pPr>
+        <w:pStyle w:val="BodyText"/>
+      </w:pPr>
+    </w:p>
+    <w:p>
+      <w:pPr>
+        <w:pStyle w:val="BodyText"/>
+      </w:pPr>
+      <w:r>
+        <w:t xml:space="preserve">Of the 91 Laz.R flags, 76 (83.5%) are also Longstring flags. Counting both in</w:t>
+      </w:r>
+      <w:r>
+        <w:t xml:space="preserve"> </w:t>
+      </w:r>
+      <w:r>
+        <w:t xml:space="preserve">the composite rule would allow one narrow manifestation - repetitive or highly</w:t>
+      </w:r>
+      <w:r>
+        <w:t xml:space="preserve"> </w:t>
+      </w:r>
+      <w:r>
+        <w:t xml:space="preserve">predictable responding - to contribute two votes. Longstring remains useful</w:t>
+      </w:r>
+      <w:r>
+        <w:t xml:space="preserve"> </w:t>
+      </w:r>
+      <w:r>
+        <w:t xml:space="preserve">for diagnosis and teaching, but its narrower scope and empirical redundancy</w:t>
+      </w:r>
+      <w:r>
+        <w:t xml:space="preserve"> </w:t>
+      </w:r>
+      <w:r>
+        <w:t xml:space="preserve">with Laz.R justify excluding it from the final flag count. Conversely, 42 of</w:t>
+      </w:r>
+      <w:r>
+        <w:t xml:space="preserve"> </w:t>
+      </w:r>
+      <w:r>
+        <w:t xml:space="preserve">the 66 IRV-high cases are also flagged by MD, providing convergent evidence for</w:t>
+      </w:r>
+      <w:r>
+        <w:t xml:space="preserve"> </w:t>
+      </w:r>
+      <w:r>
+        <w:t xml:space="preserve">excessive variability or multivariate atypicality.</w:t>
+      </w:r>
+    </w:p>
+    <w:bookmarkStart w:id="52" w:name="lazr-md-intersection"/>
+    <w:p>
+      <w:pPr>
+        <w:pStyle w:val="TableCaption"/>
+      </w:pPr>
+      <w:r>
+        <w:t xml:space="preserve">Intersection of Laz.R and Mahalanobis distance flags</w:t>
+      </w:r>
+    </w:p>
+    <w:tbl>
+      <w:tblPr>
+        <w:tblStyle w:val="Table"/>
+        <w:tblW w:type="auto" w:w="0"/>
+        <w:tblLook w:firstRow="1" w:lastRow="0" w:firstColumn="0" w:lastColumn="0" w:noHBand="0" w:noVBand="0" w:val="0020"/>
+        <w:tblCaption w:val="Intersection of Laz.R and Mahalanobis distance flags"/>
+      </w:tblPr>
+      <w:tblGrid>
+        <w:gridCol w:w="2640"/>
+        <w:gridCol w:w="2640"/>
+        <w:gridCol w:w="2640"/>
+      </w:tblGrid>
+      <w:tr>
+        <w:trPr>
+          <w:tblHeader w:val="on"/>
+        </w:trPr>
+        <w:tc>
+          <w:tcPr/>
+          <w:p>
+            <w:pPr>
+              <w:pStyle w:val="Compact"/>
+              <w:jc w:val="left"/>
+            </w:pPr>
+            <w:r>
+              <w:t xml:space="preserve">Classification</w:t>
+            </w:r>
+          </w:p>
+        </w:tc>
+        <w:tc>
+          <w:tcPr/>
+          <w:p>
+            <w:pPr>
+              <w:pStyle w:val="Compact"/>
+              <w:jc w:val="right"/>
+            </w:pPr>
+            <w:r>
+              <w:t xml:space="preserve">N</w:t>
+            </w:r>
+          </w:p>
+        </w:tc>
+        <w:tc>
+          <w:tcPr/>
+          <w:p>
+            <w:pPr>
+              <w:pStyle w:val="Compact"/>
+              <w:jc w:val="right"/>
+            </w:pPr>
+            <w:r>
+              <w:t xml:space="preserve">% of sample</w:t>
+            </w:r>
+          </w:p>
+        </w:tc>
+      </w:tr>
+      <w:tr>
+        <w:tc>
+          <w:tcPr/>
+          <w:p>
+            <w:pPr>
+              <w:pStyle w:val="Compact"/>
+              <w:jc w:val="left"/>
+            </w:pPr>
+            <w:r>
+              <w:t xml:space="preserve">Neither flag</w:t>
+            </w:r>
+          </w:p>
+        </w:tc>
+        <w:tc>
+          <w:tcPr/>
+          <w:p>
+            <w:pPr>
+              <w:pStyle w:val="Compact"/>
+              <w:jc w:val="right"/>
+            </w:pPr>
+            <w:r>
+              <w:t xml:space="preserve">1005</w:t>
+            </w:r>
+          </w:p>
+        </w:tc>
+        <w:tc>
+          <w:tcPr/>
+          <w:p>
+            <w:pPr>
+              <w:pStyle w:val="Compact"/>
+              <w:jc w:val="right"/>
+            </w:pPr>
+            <w:r>
+              <w:t xml:space="preserve">77.6</w:t>
+            </w:r>
+          </w:p>
+        </w:tc>
+      </w:tr>
+      <w:tr>
+        <w:tc>
+          <w:tcPr/>
+          <w:p>
+            <w:pPr>
+              <w:pStyle w:val="Compact"/>
+              <w:jc w:val="left"/>
+            </w:pPr>
+            <w:r>
+              <w:t xml:space="preserve">MD only</w:t>
+            </w:r>
+          </w:p>
+        </w:tc>
+        <w:tc>
+          <w:tcPr/>
+          <w:p>
+            <w:pPr>
+              <w:pStyle w:val="Compact"/>
+              <w:jc w:val="right"/>
+            </w:pPr>
+            <w:r>
+              <w:t xml:space="preserve">199</w:t>
+            </w:r>
+          </w:p>
+        </w:tc>
+        <w:tc>
+          <w:tcPr/>
+          <w:p>
+            <w:pPr>
+              <w:pStyle w:val="Compact"/>
+              <w:jc w:val="right"/>
+            </w:pPr>
+            <w:r>
+              <w:t xml:space="preserve">15.4</w:t>
+            </w:r>
+          </w:p>
+        </w:tc>
+      </w:tr>
+      <w:tr>
+        <w:tc>
+          <w:tcPr/>
+          <w:p>
+            <w:pPr>
+              <w:pStyle w:val="Compact"/>
+              <w:jc w:val="left"/>
+            </w:pPr>
+            <w:r>
+              <w:t xml:space="preserve">Laz.R only</w:t>
+            </w:r>
+          </w:p>
+        </w:tc>
+        <w:tc>
+          <w:tcPr/>
+          <w:p>
+            <w:pPr>
+              <w:pStyle w:val="Compact"/>
+              <w:jc w:val="right"/>
+            </w:pPr>
+            <w:r>
+              <w:t xml:space="preserve">89</w:t>
+            </w:r>
+          </w:p>
+        </w:tc>
+        <w:tc>
+          <w:tcPr/>
+          <w:p>
+            <w:pPr>
+              <w:pStyle w:val="Compact"/>
+              <w:jc w:val="right"/>
+            </w:pPr>
+            <w:r>
+              <w:t xml:space="preserve">6.9</w:t>
+            </w:r>
+          </w:p>
+        </w:tc>
+      </w:tr>
+      <w:tr>
+        <w:tc>
+          <w:tcPr/>
+          <w:p>
+            <w:pPr>
+              <w:pStyle w:val="Compact"/>
+              <w:jc w:val="left"/>
+            </w:pPr>
+            <w:r>
+              <w:t xml:space="preserve">Both Laz.R and MD</w:t>
+            </w:r>
+          </w:p>
+        </w:tc>
+        <w:tc>
+          <w:tcPr/>
+          <w:p>
+            <w:pPr>
+              <w:pStyle w:val="Compact"/>
+              <w:jc w:val="right"/>
+            </w:pPr>
+            <w:r>
+              <w:t xml:space="preserve">2</w:t>
+            </w:r>
+          </w:p>
+        </w:tc>
+        <w:tc>
+          <w:tcPr/>
+          <w:p>
+            <w:pPr>
+              <w:pStyle w:val="Compact"/>
+              <w:jc w:val="right"/>
+            </w:pPr>
+            <w:r>
+              <w:t xml:space="preserve">0.2</w:t>
+            </w:r>
+          </w:p>
+        </w:tc>
+      </w:tr>
+    </w:tbl>
+    <w:bookmarkEnd w:id="52"/>
+    <w:p>
+      <w:pPr>
+        <w:pStyle w:val="BodyText"/>
+      </w:pPr>
+      <w:r>
+        <w:rPr>
+          <w:vertAlign w:val="subscript"/>
+        </w:rPr>
+        <w:t xml:space="preserve">Source:</w:t>
+      </w:r>
+      <w:r>
+        <w:rPr>
+          <w:vertAlign w:val="subscript"/>
+        </w:rPr>
+        <w:t xml:space="preserve"> </w:t>
+      </w:r>
+      <w:hyperlink r:id="rId53">
+        <w:r>
+          <w:rPr>
+            <w:rStyle w:val="Hyperlink"/>
+            <w:vertAlign w:val="subscript"/>
+          </w:rPr>
+          <w:t xml:space="preserve">Post-hoc C/IER Indicators</w:t>
+        </w:r>
+      </w:hyperlink>
+    </w:p>
+    <w:p>
+      <w:pPr>
+        <w:pStyle w:val="BodyText"/>
+      </w:pPr>
+    </w:p>
+    <w:p>
+      <w:pPr>
+        <w:pStyle w:val="BodyText"/>
+      </w:pPr>
+      <w:r>
+        <w:t xml:space="preserve">Only two respondents fail both Laz.R and MD, whereas 199 fail MD only and 89</w:t>
+      </w:r>
+      <w:r>
+        <w:t xml:space="preserve"> </w:t>
+      </w:r>
+      <w:r>
+        <w:t xml:space="preserve">fail Laz.R only. Requiring both would remove almost no cases, while using either</w:t>
+      </w:r>
+      <w:r>
+        <w:t xml:space="preserve"> </w:t>
+      </w:r>
+      <w:r>
+        <w:t xml:space="preserve">would identify 290 cases (22.4%) for case-by-case review. This can be a useful</w:t>
+      </w:r>
+      <w:r>
+        <w:t xml:space="preserve"> </w:t>
+      </w:r>
+      <w:r>
+        <w:t xml:space="preserve">screening pool, but it was not adopted as an automatic exclusion rule because</w:t>
+      </w:r>
+      <w:r>
+        <w:t xml:space="preserve"> </w:t>
+      </w:r>
+      <w:r>
+        <w:t xml:space="preserve">the indicators are nearly disjoint in this sample and MD-only evidence is not</w:t>
+      </w:r>
+      <w:r>
+        <w:t xml:space="preserve"> </w:t>
+      </w:r>
+      <w:r>
+        <w:t xml:space="preserve">sufficient to infer carelessness from ordinal responses</w:t>
+      </w:r>
+      <w:r>
+        <w:t xml:space="preserve"> </w:t>
+      </w:r>
+      <w:r>
+        <w:t xml:space="preserve">(Hong et al., 2020; Ward &amp; Meade, 2023)</w:t>
+      </w:r>
+      <w:r>
+        <w:t xml:space="preserve">.</w:t>
+      </w:r>
+    </w:p>
+    <w:bookmarkEnd w:id="54"/>
+    <w:bookmarkStart w:id="57" w:name="X36b84422d9f660eab4ba91b2be4044ba947450f"/>
+    <w:p>
+      <w:pPr>
+        <w:pStyle w:val="Heading4"/>
+      </w:pPr>
+      <w:r>
+        <w:t xml:space="preserve">4.5.3 Final rule: at least two of four decision flags</w:t>
+      </w:r>
+    </w:p>
+    <w:p>
+      <w:pPr>
+        <w:pStyle w:val="FirstParagraph"/>
+      </w:pPr>
+      <w:r>
+        <w:t xml:space="preserve">The final rule counts</w:t>
+      </w:r>
+      <w:r>
+        <w:t xml:space="preserve"> </w:t>
+      </w:r>
+      <w:r>
+        <w:rPr>
+          <w:b/>
+          <w:bCs/>
+        </w:rPr>
+        <w:t xml:space="preserve">Laz.R, MD, IRV high, and IRV low</w:t>
+      </w:r>
+      <w:r>
+        <w:t xml:space="preserve"> </w:t>
+      </w:r>
+      <w:r>
+        <w:t xml:space="preserve">and excludes a</w:t>
+      </w:r>
+      <w:r>
+        <w:t xml:space="preserve"> </w:t>
+      </w:r>
+      <w:r>
+        <w:t xml:space="preserve">respondent only when at least two of these four flags are present. It requires</w:t>
+      </w:r>
+      <w:r>
+        <w:t xml:space="preserve"> </w:t>
+      </w:r>
+      <w:r>
+        <w:t xml:space="preserve">corroboration, avoids deletion based on MD alone, and retains IRV as evidence</w:t>
+      </w:r>
+      <w:r>
+        <w:t xml:space="preserve"> </w:t>
+      </w:r>
+      <w:r>
+        <w:t xml:space="preserve">for both insufficient and excessive within-person variability. This follows</w:t>
+      </w:r>
+      <w:r>
+        <w:t xml:space="preserve"> </w:t>
+      </w:r>
+      <w:r>
+        <w:t xml:space="preserve">the recommendation to use multiple, context-appropriate indicators rather</w:t>
+      </w:r>
+      <w:r>
+        <w:t xml:space="preserve"> </w:t>
+      </w:r>
+      <w:r>
+        <w:t xml:space="preserve">than rely blindly on one index</w:t>
+      </w:r>
+      <w:r>
+        <w:t xml:space="preserve"> </w:t>
+      </w:r>
+      <w:r>
+        <w:t xml:space="preserve">(Curran, 2016; Ward &amp; Meade, 2023)</w:t>
+      </w:r>
+      <w:r>
+        <w:t xml:space="preserve">.</w:t>
+      </w:r>
+    </w:p>
+    <w:p>
+      <w:pPr>
+        <w:pStyle w:val="BodyText"/>
+      </w:pPr>
+      <w:r>
+        <w:t xml:space="preserve">Hong et al. (2020)</w:t>
+      </w:r>
+      <w:r>
+        <w:t xml:space="preserve"> </w:t>
+      </w:r>
+      <w:r>
+        <w:t xml:space="preserve">best-subset simulations support selecting a smaller group of</w:t>
+      </w:r>
+      <w:r>
+        <w:t xml:space="preserve"> </w:t>
+      </w:r>
+      <w:r>
+        <w:t xml:space="preserve">complementary indicators instead of a kitchen-sink combination, although their</w:t>
+      </w:r>
+      <w:r>
+        <w:t xml:space="preserve"> </w:t>
+      </w:r>
+      <w:r>
+        <w:t xml:space="preserve">specific subset and cut-offs are design-dependent and should not be imported</w:t>
+      </w:r>
+      <w:r>
+        <w:t xml:space="preserve"> </w:t>
+      </w:r>
+      <w:r>
+        <w:t xml:space="preserve">unchanged into the WHOQOL-Bref</w:t>
+      </w:r>
+      <w:r>
+        <w:t xml:space="preserve"> </w:t>
+      </w:r>
+      <w:r>
+        <w:t xml:space="preserve">(Hong et al., 2020)</w:t>
+      </w:r>
+      <w:r>
+        <w:t xml:space="preserve">. Plan A is therefore a transparent</w:t>
+      </w:r>
+      <w:r>
+        <w:t xml:space="preserve"> </w:t>
+      </w:r>
+      <w:r>
+        <w:t xml:space="preserve">teaching decision for this dataset, not a universal threshold.</w:t>
+      </w:r>
+    </w:p>
+    <w:bookmarkStart w:id="55" w:name="final-posthoc-rule"/>
+    <w:p>
+      <w:pPr>
+        <w:pStyle w:val="TableCaption"/>
+      </w:pPr>
+      <w:r>
+        <w:t xml:space="preserve">Evidence combinations among respondents excluded by Plan A</w:t>
+      </w:r>
+    </w:p>
+    <w:tbl>
+      <w:tblPr>
+        <w:tblStyle w:val="Table"/>
+        <w:tblW w:type="auto" w:w="0"/>
+        <w:tblLook w:firstRow="1" w:lastRow="0" w:firstColumn="0" w:lastColumn="0" w:noHBand="0" w:noVBand="0" w:val="0020"/>
+        <w:tblCaption w:val="Evidence combinations among respondents excluded by Plan A"/>
+      </w:tblPr>
+      <w:tblGrid>
+        <w:gridCol w:w="2640"/>
+        <w:gridCol w:w="2640"/>
+        <w:gridCol w:w="2640"/>
+      </w:tblGrid>
+      <w:tr>
+        <w:trPr>
+          <w:tblHeader w:val="on"/>
+        </w:trPr>
+        <w:tc>
+          <w:tcPr/>
+          <w:p>
+            <w:pPr>
+              <w:pStyle w:val="Compact"/>
+              <w:jc w:val="left"/>
+            </w:pPr>
+            <w:r>
+              <w:t xml:space="preserve">decision_evidence</w:t>
+            </w:r>
+          </w:p>
+        </w:tc>
+        <w:tc>
+          <w:tcPr/>
+          <w:p>
+            <w:pPr>
+              <w:pStyle w:val="Compact"/>
+              <w:jc w:val="right"/>
+            </w:pPr>
+            <w:r>
+              <w:t xml:space="preserve">Excluded</w:t>
+            </w:r>
+          </w:p>
+        </w:tc>
+        <w:tc>
+          <w:tcPr/>
+          <w:p>
+            <w:pPr>
+              <w:pStyle w:val="Compact"/>
+              <w:jc w:val="right"/>
+            </w:pPr>
+            <w:r>
+              <w:t xml:space="preserve">% of exclusions</w:t>
+            </w:r>
+          </w:p>
+        </w:tc>
+      </w:tr>
+      <w:tr>
+        <w:tc>
+          <w:tcPr/>
+          <w:p>
+            <w:pPr>
+              <w:pStyle w:val="Compact"/>
+              <w:jc w:val="left"/>
+            </w:pPr>
+            <w:r>
+              <w:t xml:space="preserve">MD + IRV high</w:t>
+            </w:r>
+          </w:p>
+        </w:tc>
+        <w:tc>
+          <w:tcPr/>
+          <w:p>
+            <w:pPr>
+              <w:pStyle w:val="Compact"/>
+              <w:jc w:val="right"/>
+            </w:pPr>
+            <w:r>
+              <w:t xml:space="preserve">41</w:t>
+            </w:r>
+          </w:p>
+        </w:tc>
+        <w:tc>
+          <w:tcPr/>
+          <w:p>
+            <w:pPr>
+              <w:pStyle w:val="Compact"/>
+              <w:jc w:val="right"/>
+            </w:pPr>
+            <w:r>
+              <w:t xml:space="preserve">66.1</w:t>
+            </w:r>
+          </w:p>
+        </w:tc>
+      </w:tr>
+      <w:tr>
+        <w:tc>
+          <w:tcPr/>
+          <w:p>
+            <w:pPr>
+              <w:pStyle w:val="Compact"/>
+              <w:jc w:val="left"/>
+            </w:pPr>
+            <w:r>
+              <w:t xml:space="preserve">Laz.R + IRV low</w:t>
+            </w:r>
+          </w:p>
+        </w:tc>
+        <w:tc>
+          <w:tcPr/>
+          <w:p>
+            <w:pPr>
+              <w:pStyle w:val="Compact"/>
+              <w:jc w:val="right"/>
+            </w:pPr>
+            <w:r>
+              <w:t xml:space="preserve">18</w:t>
+            </w:r>
+          </w:p>
+        </w:tc>
+        <w:tc>
+          <w:tcPr/>
+          <w:p>
+            <w:pPr>
+              <w:pStyle w:val="Compact"/>
+              <w:jc w:val="right"/>
+            </w:pPr>
+            <w:r>
+              <w:t xml:space="preserve">29.0</w:t>
+            </w:r>
+          </w:p>
+        </w:tc>
+      </w:tr>
+      <w:tr>
+        <w:tc>
+          <w:tcPr/>
+          <w:p>
+            <w:pPr>
+              <w:pStyle w:val="Compact"/>
+              <w:jc w:val="left"/>
+            </w:pPr>
+            <w:r>
+              <w:t xml:space="preserve">Laz.R + IRV high</w:t>
+            </w:r>
+          </w:p>
+        </w:tc>
+        <w:tc>
+          <w:tcPr/>
+          <w:p>
+            <w:pPr>
+              <w:pStyle w:val="Compact"/>
+              <w:jc w:val="right"/>
+            </w:pPr>
+            <w:r>
+              <w:t xml:space="preserve">1</w:t>
+            </w:r>
+          </w:p>
+        </w:tc>
+        <w:tc>
+          <w:tcPr/>
+          <w:p>
+            <w:pPr>
+              <w:pStyle w:val="Compact"/>
+              <w:jc w:val="right"/>
+            </w:pPr>
+            <w:r>
+              <w:t xml:space="preserve">1.6</w:t>
+            </w:r>
+          </w:p>
+        </w:tc>
+      </w:tr>
+      <w:tr>
+        <w:tc>
+          <w:tcPr/>
+          <w:p>
+            <w:pPr>
+              <w:pStyle w:val="Compact"/>
+              <w:jc w:val="left"/>
+            </w:pPr>
+            <w:r>
+              <w:t xml:space="preserve">Laz.R + MD</w:t>
+            </w:r>
+          </w:p>
+        </w:tc>
+        <w:tc>
+          <w:tcPr/>
+          <w:p>
+            <w:pPr>
+              <w:pStyle w:val="Compact"/>
+              <w:jc w:val="right"/>
+            </w:pPr>
+            <w:r>
+              <w:t xml:space="preserve">1</w:t>
+            </w:r>
+          </w:p>
+        </w:tc>
+        <w:tc>
+          <w:tcPr/>
+          <w:p>
+            <w:pPr>
+              <w:pStyle w:val="Compact"/>
+              <w:jc w:val="right"/>
+            </w:pPr>
+            <w:r>
+              <w:t xml:space="preserve">1.6</w:t>
+            </w:r>
+          </w:p>
+        </w:tc>
+      </w:tr>
+      <w:tr>
+        <w:tc>
+          <w:tcPr/>
+          <w:p>
+            <w:pPr>
+              <w:pStyle w:val="Compact"/>
+              <w:jc w:val="left"/>
+            </w:pPr>
+            <w:r>
+              <w:t xml:space="preserve">Laz.R + MD + IRV high</w:t>
+            </w:r>
+          </w:p>
+        </w:tc>
+        <w:tc>
+          <w:tcPr/>
+          <w:p>
+            <w:pPr>
+              <w:pStyle w:val="Compact"/>
+              <w:jc w:val="right"/>
+            </w:pPr>
+            <w:r>
+              <w:t xml:space="preserve">1</w:t>
+            </w:r>
+          </w:p>
+        </w:tc>
+        <w:tc>
+          <w:tcPr/>
+          <w:p>
+            <w:pPr>
+              <w:pStyle w:val="Compact"/>
+              <w:jc w:val="right"/>
+            </w:pPr>
+            <w:r>
+              <w:t xml:space="preserve">1.6</w:t>
+            </w:r>
+          </w:p>
+        </w:tc>
+      </w:tr>
+    </w:tbl>
+    <w:bookmarkEnd w:id="55"/>
+    <w:p>
+      <w:pPr>
+        <w:pStyle w:val="BodyText"/>
+      </w:pPr>
+      <w:r>
+        <w:rPr>
+          <w:vertAlign w:val="subscript"/>
+        </w:rPr>
+        <w:t xml:space="preserve">Source:</w:t>
+      </w:r>
+      <w:r>
+        <w:rPr>
+          <w:vertAlign w:val="subscript"/>
+        </w:rPr>
+        <w:t xml:space="preserve"> </w:t>
+      </w:r>
+      <w:hyperlink r:id="rId56">
+        <w:r>
+          <w:rPr>
+            <w:rStyle w:val="Hyperlink"/>
+            <w:vertAlign w:val="subscript"/>
+          </w:rPr>
+          <w:t xml:space="preserve">Post-hoc C/IER Indicators</w:t>
+        </w:r>
+      </w:hyperlink>
+    </w:p>
+    <w:p>
+      <w:pPr>
+        <w:pStyle w:val="BodyText"/>
+      </w:pPr>
+    </w:p>
+    <w:p>
+      <w:pPr>
+        <w:pStyle w:val="BodyText"/>
+      </w:pPr>
+      <w:r>
+        <w:t xml:space="preserve">Plan A removes 62 of the 1,295 eligible respondents (4.8%). The full audit log</w:t>
+      </w:r>
+      <w:r>
+        <w:t xml:space="preserve"> </w:t>
+      </w:r>
+      <w:r>
+        <w:t xml:space="preserve">preserves each excluded ID, indicator value, flag, composite count, and evidence</w:t>
+      </w:r>
+      <w:r>
+        <w:t xml:space="preserve"> </w:t>
+      </w:r>
+      <w:r>
+        <w:t xml:space="preserve">combination in</w:t>
+      </w:r>
+      <w:r>
+        <w:t xml:space="preserve"> </w:t>
+      </w:r>
+      <w:r>
+        <w:rPr>
+          <w:rStyle w:val="VerbatimChar"/>
+        </w:rPr>
+        <w:t xml:space="preserve">posthoc-exclusion-log.csv</w:t>
+      </w:r>
+      <w:r>
+        <w:t xml:space="preserve">.</w:t>
+      </w:r>
+    </w:p>
+    <w:bookmarkEnd w:id="57"/>
+    <w:bookmarkStart w:id="73" w:name="final-analysis-dataset"/>
+    <w:p>
+      <w:pPr>
+        <w:pStyle w:val="Heading4"/>
+      </w:pPr>
+      <w:r>
+        <w:t xml:space="preserve">4.5.4 Final analysis dataset</w:t>
+      </w:r>
+    </w:p>
+    <w:bookmarkStart w:id="58" w:name="flags-export"/>
+    <w:p>
+      <w:pPr>
+        <w:pStyle w:val="TableCaption"/>
+      </w:pPr>
+      <w:r>
+        <w:t xml:space="preserve">Derivation of the final analysis sample</w:t>
+      </w:r>
+    </w:p>
+    <w:tbl>
+      <w:tblPr>
+        <w:tblStyle w:val="Table"/>
+        <w:tblW w:type="auto" w:w="0"/>
+        <w:tblLook w:firstRow="1" w:lastRow="0" w:firstColumn="0" w:lastColumn="0" w:noHBand="0" w:noVBand="0" w:val="0020"/>
+        <w:tblCaption w:val="Derivation of the final analysis sample"/>
+      </w:tblPr>
+      <w:tblGrid>
+        <w:gridCol w:w="3960"/>
+        <w:gridCol w:w="3960"/>
+      </w:tblGrid>
+      <w:tr>
+        <w:trPr>
+          <w:tblHeader w:val="on"/>
+        </w:trPr>
+        <w:tc>
+          <w:tcPr/>
+          <w:p>
+            <w:pPr>
+              <w:pStyle w:val="Compact"/>
+              <w:jc w:val="left"/>
+            </w:pPr>
+            <w:r>
+              <w:t xml:space="preserve">Stage</w:t>
+            </w:r>
+          </w:p>
+        </w:tc>
+        <w:tc>
+          <w:tcPr/>
+          <w:p>
+            <w:pPr>
+              <w:pStyle w:val="Compact"/>
+              <w:jc w:val="right"/>
+            </w:pPr>
+            <w:r>
+              <w:t xml:space="preserve">N</w:t>
+            </w:r>
+          </w:p>
+        </w:tc>
+      </w:tr>
+      <w:tr>
+        <w:tc>
+          <w:tcPr/>
+          <w:p>
+            <w:pPr>
+              <w:pStyle w:val="Compact"/>
+              <w:jc w:val="left"/>
+            </w:pPr>
+            <w:r>
+              <w:t xml:space="preserve">Eligible after procedural exclusions</w:t>
+            </w:r>
+          </w:p>
+        </w:tc>
+        <w:tc>
+          <w:tcPr/>
+          <w:p>
+            <w:pPr>
+              <w:pStyle w:val="Compact"/>
+              <w:jc w:val="right"/>
+            </w:pPr>
+            <w:r>
+              <w:t xml:space="preserve">1295</w:t>
+            </w:r>
+          </w:p>
+        </w:tc>
+      </w:tr>
+      <w:tr>
+        <w:tc>
+          <w:tcPr/>
+          <w:p>
+            <w:pPr>
+              <w:pStyle w:val="Compact"/>
+              <w:jc w:val="left"/>
+            </w:pPr>
+            <w:r>
+              <w:t xml:space="preserve">Excluded by Plan A post-hoc rule</w:t>
+            </w:r>
+          </w:p>
+        </w:tc>
+        <w:tc>
+          <w:tcPr/>
+          <w:p>
+            <w:pPr>
+              <w:pStyle w:val="Compact"/>
+              <w:jc w:val="right"/>
+            </w:pPr>
+            <w:r>
+              <w:t xml:space="preserve">62</w:t>
+            </w:r>
+          </w:p>
+        </w:tc>
+      </w:tr>
+      <w:tr>
+        <w:tc>
+          <w:tcPr/>
+          <w:p>
+            <w:pPr>
+              <w:pStyle w:val="Compact"/>
+              <w:jc w:val="left"/>
+            </w:pPr>
+            <w:r>
+              <w:t xml:space="preserve">Final analysis dataset</w:t>
+            </w:r>
+          </w:p>
+        </w:tc>
+        <w:tc>
+          <w:tcPr/>
+          <w:p>
+            <w:pPr>
+              <w:pStyle w:val="Compact"/>
+              <w:jc w:val="right"/>
+            </w:pPr>
+            <w:r>
+              <w:t xml:space="preserve">1233</w:t>
+            </w:r>
+          </w:p>
+        </w:tc>
+      </w:tr>
+    </w:tbl>
+    <w:bookmarkEnd w:id="58"/>
+    <w:p>
+      <w:pPr>
+        <w:pStyle w:val="BodyText"/>
+      </w:pPr>
+      <w:r>
+        <w:rPr>
+          <w:vertAlign w:val="subscript"/>
+        </w:rPr>
+        <w:t xml:space="preserve">Source:</w:t>
+      </w:r>
+      <w:r>
+        <w:rPr>
+          <w:vertAlign w:val="subscript"/>
+        </w:rPr>
+        <w:t xml:space="preserve"> </w:t>
+      </w:r>
+      <w:hyperlink r:id="rId59">
+        <w:r>
+          <w:rPr>
+            <w:rStyle w:val="Hyperlink"/>
+            <w:vertAlign w:val="subscript"/>
+          </w:rPr>
+          <w:t xml:space="preserve">Post-hoc C/IER Indicators</w:t>
+        </w:r>
+      </w:hyperlink>
+    </w:p>
+    <w:p>
+      <w:pPr>
+        <w:pStyle w:val="BodyText"/>
+      </w:pPr>
+    </w:p>
+    <w:p>
+      <w:pPr>
+        <w:pStyle w:val="BodyText"/>
+      </w:pPr>
+      <w:r>
+        <w:t xml:space="preserve">The final</w:t>
+      </w:r>
+      <w:r>
+        <w:t xml:space="preserve"> </w:t>
+      </w:r>
+      <w:r>
+        <w:rPr>
+          <w:rStyle w:val="VerbatimChar"/>
+        </w:rPr>
+        <w:t xml:space="preserve">whoqol_analysis.csv</w:t>
+      </w:r>
+      <w:r>
+        <w:t xml:space="preserve"> </w:t>
+      </w:r>
+      <w:r>
+        <w:t xml:space="preserve">contains 1,233 respondents, the</w:t>
+      </w:r>
+      <w:r>
+        <w:t xml:space="preserve"> </w:t>
+      </w:r>
+      <w:r>
+        <w:rPr>
+          <w:rStyle w:val="VerbatimChar"/>
+        </w:rPr>
+        <w:t xml:space="preserve">ID</w:t>
+      </w:r>
+      <w:r>
+        <w:t xml:space="preserve"> </w:t>
+      </w:r>
+      <w:r>
+        <w:t xml:space="preserve">column,</w:t>
+      </w:r>
+      <w:r>
+        <w:t xml:space="preserve"> </w:t>
+      </w:r>
+      <w:r>
+        <w:t xml:space="preserve">and</w:t>
+      </w:r>
+      <w:r>
+        <w:t xml:space="preserve"> </w:t>
+      </w:r>
+      <w:r>
+        <w:rPr>
+          <w:rStyle w:val="VerbatimChar"/>
+        </w:rPr>
+        <w:t xml:space="preserve">Q1-Q26</w:t>
+      </w:r>
+      <w:r>
+        <w:t xml:space="preserve">. Items Q3, Q4, and Q26 are reverse-scored only after the C/IER</w:t>
+      </w:r>
+      <w:r>
+        <w:t xml:space="preserve"> </w:t>
+      </w:r>
+      <w:r>
+        <w:t xml:space="preserve">indicators have been calculated on the response sequence as administered. For</w:t>
+      </w:r>
+      <w:r>
+        <w:t xml:space="preserve"> </w:t>
+      </w:r>
+      <w:r>
+        <w:t xml:space="preserve">substantive analyses, the unfiltered 1,295-case dataset can be retained as a</w:t>
+      </w:r>
+      <w:r>
+        <w:t xml:space="preserve"> </w:t>
+      </w:r>
+      <w:r>
+        <w:t xml:space="preserve">sensitivity condition. Large changes between filtered and unfiltered results</w:t>
+      </w:r>
+      <w:r>
+        <w:t xml:space="preserve"> </w:t>
+      </w:r>
+      <w:r>
+        <w:t xml:space="preserve">should be reported rather than used to choose whichever cleaning rule produces</w:t>
+      </w:r>
+      <w:r>
+        <w:t xml:space="preserve"> </w:t>
+      </w:r>
+      <w:r>
+        <w:t xml:space="preserve">the preferred result</w:t>
+      </w:r>
+      <w:r>
+        <w:t xml:space="preserve"> </w:t>
+      </w:r>
+      <w:r>
+        <w:t xml:space="preserve">(Wang et al., 2025)</w:t>
+      </w:r>
+      <w:r>
+        <w:t xml:space="preserve">.</w:t>
+      </w:r>
+    </w:p>
+    <w:bookmarkStart w:id="72" w:name="refs"/>
+    <w:bookmarkStart w:id="61" w:name="ref-biemann2025"/>
     <w:p>
       <w:pPr>
         <w:pStyle w:val="Bibliography"/>
@@ -2335,7 +4775,7 @@
       <w:r>
         <w:t xml:space="preserve"> </w:t>
       </w:r>
-      <w:hyperlink r:id="rId46">
+      <w:hyperlink r:id="rId60">
         <w:r>
           <w:rPr>
             <w:rStyle w:val="Hyperlink"/>
@@ -2344,8 +4784,8 @@
         </w:r>
       </w:hyperlink>
     </w:p>
-    <w:bookmarkEnd w:id="47"/>
-    <w:bookmarkStart w:id="49" w:name="ref-curran2016"/>
+    <w:bookmarkEnd w:id="61"/>
+    <w:bookmarkStart w:id="63" w:name="ref-curran2016"/>
     <w:p>
       <w:pPr>
         <w:pStyle w:val="Bibliography"/>
@@ -2382,7 +4822,7 @@
       <w:r>
         <w:t xml:space="preserve"> </w:t>
       </w:r>
-      <w:hyperlink r:id="rId48">
+      <w:hyperlink r:id="rId62">
         <w:r>
           <w:rPr>
             <w:rStyle w:val="Hyperlink"/>
@@ -2391,8 +4831,8 @@
         </w:r>
       </w:hyperlink>
     </w:p>
-    <w:bookmarkEnd w:id="49"/>
-    <w:bookmarkStart w:id="51" w:name="ref-hong2020"/>
+    <w:bookmarkEnd w:id="63"/>
+    <w:bookmarkStart w:id="65" w:name="ref-hong2020"/>
     <w:p>
       <w:pPr>
         <w:pStyle w:val="Bibliography"/>
@@ -2459,7 +4899,7 @@
       <w:r>
         <w:t xml:space="preserve"> </w:t>
       </w:r>
-      <w:hyperlink r:id="rId50">
+      <w:hyperlink r:id="rId64">
         <w:r>
           <w:rPr>
             <w:rStyle w:val="Hyperlink"/>
@@ -2468,8 +4908,8 @@
         </w:r>
       </w:hyperlink>
     </w:p>
-    <w:bookmarkEnd w:id="51"/>
-    <w:bookmarkStart w:id="53" w:name="ref-huang2026"/>
+    <w:bookmarkEnd w:id="65"/>
+    <w:bookmarkStart w:id="67" w:name="ref-huang2026"/>
     <w:p>
       <w:pPr>
         <w:pStyle w:val="Bibliography"/>
@@ -2597,7 +5037,7 @@
       <w:r>
         <w:t xml:space="preserve"> </w:t>
       </w:r>
-      <w:hyperlink r:id="rId52">
+      <w:hyperlink r:id="rId66">
         <w:r>
           <w:rPr>
             <w:rStyle w:val="Hyperlink"/>
@@ -2606,10 +5046,195 @@
         </w:r>
       </w:hyperlink>
     </w:p>
-    <w:bookmarkEnd w:id="53"/>
-    <w:bookmarkEnd w:id="54"/>
-    <w:bookmarkEnd w:id="55"/>
-    <w:bookmarkEnd w:id="56"/>
+    <w:bookmarkEnd w:id="67"/>
+    <w:bookmarkStart w:id="69" w:name="ref-wang2025b"/>
+    <w:p>
+      <w:pPr>
+        <w:pStyle w:val="Bibliography"/>
+      </w:pPr>
+      <w:r>
+        <w:t xml:space="preserve">Wang, M. D., Xiao, L., &amp; Zang, X. (2025). When</w:t>
+      </w:r>
+      <w:r>
+        <w:t xml:space="preserve"> </w:t>
+      </w:r>
+      <w:r>
+        <w:t xml:space="preserve">Cleaning Data Introduces Bias</w:t>
+      </w:r>
+      <w:r>
+        <w:t xml:space="preserve">:</w:t>
+      </w:r>
+      <w:r>
+        <w:t xml:space="preserve"> </w:t>
+      </w:r>
+      <w:r>
+        <w:t xml:space="preserve">A Critical Examination</w:t>
+      </w:r>
+      <w:r>
+        <w:t xml:space="preserve"> </w:t>
+      </w:r>
+      <w:r>
+        <w:t xml:space="preserve">of</w:t>
+      </w:r>
+      <w:r>
+        <w:t xml:space="preserve"> </w:t>
+      </w:r>
+      <w:r>
+        <w:t xml:space="preserve">Post-Hoc Methods</w:t>
+      </w:r>
+      <w:r>
+        <w:t xml:space="preserve"> </w:t>
+      </w:r>
+      <w:r>
+        <w:t xml:space="preserve">in</w:t>
+      </w:r>
+      <w:r>
+        <w:t xml:space="preserve"> </w:t>
+      </w:r>
+      <w:r>
+        <w:t xml:space="preserve">Detecting Insufficient Effort Responding</w:t>
+      </w:r>
+      <w:r>
+        <w:t xml:space="preserve">.</w:t>
+      </w:r>
+      <w:r>
+        <w:t xml:space="preserve"> </w:t>
+      </w:r>
+      <w:r>
+        <w:rPr>
+          <w:i/>
+          <w:iCs/>
+        </w:rPr>
+        <w:t xml:space="preserve">Journal of Official Statistics</w:t>
+      </w:r>
+      <w:r>
+        <w:t xml:space="preserve">,</w:t>
+      </w:r>
+      <w:r>
+        <w:t xml:space="preserve"> </w:t>
+      </w:r>
+      <w:r>
+        <w:rPr>
+          <w:i/>
+          <w:iCs/>
+        </w:rPr>
+        <w:t xml:space="preserve">41</w:t>
+      </w:r>
+      <w:r>
+        <w:t xml:space="preserve">(4).</w:t>
+      </w:r>
+      <w:r>
+        <w:t xml:space="preserve"> </w:t>
+      </w:r>
+      <w:hyperlink r:id="rId68">
+        <w:r>
+          <w:rPr>
+            <w:rStyle w:val="Hyperlink"/>
+          </w:rPr>
+          <w:t xml:space="preserve">https://doi.org/10.1177/0282423X251337843</w:t>
+        </w:r>
+      </w:hyperlink>
+    </w:p>
+    <w:bookmarkEnd w:id="69"/>
+    <w:bookmarkStart w:id="71" w:name="ref-ward2023"/>
+    <w:p>
+      <w:pPr>
+        <w:pStyle w:val="Bibliography"/>
+      </w:pPr>
+      <w:r>
+        <w:t xml:space="preserve">Ward, M. K., &amp; Meade, A. W. (2023). Dealing with</w:t>
+      </w:r>
+      <w:r>
+        <w:t xml:space="preserve"> </w:t>
+      </w:r>
+      <w:r>
+        <w:t xml:space="preserve">Careless Responding</w:t>
+      </w:r>
+      <w:r>
+        <w:t xml:space="preserve"> </w:t>
+      </w:r>
+      <w:r>
+        <w:t xml:space="preserve">in</w:t>
+      </w:r>
+      <w:r>
+        <w:t xml:space="preserve"> </w:t>
+      </w:r>
+      <w:r>
+        <w:t xml:space="preserve">Survey Data</w:t>
+      </w:r>
+      <w:r>
+        <w:t xml:space="preserve">:</w:t>
+      </w:r>
+      <w:r>
+        <w:t xml:space="preserve"> </w:t>
+      </w:r>
+      <w:r>
+        <w:t xml:space="preserve">Prevention</w:t>
+      </w:r>
+      <w:r>
+        <w:t xml:space="preserve">,</w:t>
+      </w:r>
+      <w:r>
+        <w:t xml:space="preserve"> </w:t>
+      </w:r>
+      <w:r>
+        <w:t xml:space="preserve">Identification</w:t>
+      </w:r>
+      <w:r>
+        <w:t xml:space="preserve">, and</w:t>
+      </w:r>
+      <w:r>
+        <w:t xml:space="preserve"> </w:t>
+      </w:r>
+      <w:r>
+        <w:t xml:space="preserve">Recommended Best Practices</w:t>
+      </w:r>
+      <w:r>
+        <w:t xml:space="preserve">.</w:t>
+      </w:r>
+      <w:r>
+        <w:t xml:space="preserve"> </w:t>
+      </w:r>
+      <w:r>
+        <w:rPr>
+          <w:i/>
+          <w:iCs/>
+        </w:rPr>
+        <w:t xml:space="preserve">Annu. Rev. Psychol.</w:t>
+      </w:r>
+      <w:r>
+        <w:t xml:space="preserve">,</w:t>
+      </w:r>
+      <w:r>
+        <w:t xml:space="preserve"> </w:t>
+      </w:r>
+      <w:r>
+        <w:rPr>
+          <w:i/>
+          <w:iCs/>
+        </w:rPr>
+        <w:t xml:space="preserve">74</w:t>
+      </w:r>
+      <w:r>
+        <w:t xml:space="preserve">(Volume 74, 2023), 577–596.</w:t>
+      </w:r>
+      <w:r>
+        <w:t xml:space="preserve"> </w:t>
+      </w:r>
+      <w:hyperlink r:id="rId70">
+        <w:r>
+          <w:rPr>
+            <w:rStyle w:val="Hyperlink"/>
+          </w:rPr>
+          <w:t xml:space="preserve">https://doi.org/10.1146/annurev-psych-040422-045007</w:t>
+        </w:r>
+      </w:hyperlink>
+    </w:p>
+    <w:bookmarkEnd w:id="71"/>
+    <w:bookmarkEnd w:id="72"/>
+    <w:bookmarkEnd w:id="73"/>
+    <w:bookmarkEnd w:id="74"/>
+    <w:bookmarkEnd w:id="75"/>
     <w:sectPr>
       <w:footnotePr>
         <w:numRestart w:val="eachSect"/>
